--- a/docs/user-guide/en/pages/08-retention.docx
+++ b/docs/user-guide/en/pages/08-retention.docx
@@ -65,7 +65,7 @@
       <w:r>
         <w:drawing>
           <wp:inline distT="0" distB="0" distL="0" distR="0">
-            <wp:extent cx="5715000" cy="771525"/>
+            <wp:extent cx="6953250" cy="933450"/>
             <wp:effectExtent t="0" r="0" b="0" l="0"/>
             <wp:docPr id="1" name="" descr="" title=""/>
             <wp:cNvGraphicFramePr>
@@ -90,7 +90,7 @@
                   <pic:spPr bwMode="auto">
                     <a:xfrm>
                       <a:off x="0" y="0"/>
-                      <a:ext cx="5715000" cy="771525"/>
+                      <a:ext cx="6953250" cy="933450"/>
                     </a:xfrm>
                     <a:prstGeom prst="rect">
                       <a:avLst/>
@@ -105,7 +105,7 @@
     </w:p>
     <w:p>
       <w:pPr>
-        <w:spacing w:after="90" w:line="290"/>
+        <w:spacing w:after="70" w:line="270"/>
       </w:pPr>
       <w:r>
         <w:rPr>
@@ -134,7 +134,7 @@
       <w:r>
         <w:drawing>
           <wp:inline distT="0" distB="0" distL="0" distR="0">
-            <wp:extent cx="5715000" cy="790575"/>
+            <wp:extent cx="6953250" cy="962025"/>
             <wp:effectExtent t="0" r="0" b="0" l="0"/>
             <wp:docPr id="1" name="" descr="" title=""/>
             <wp:cNvGraphicFramePr>
@@ -159,7 +159,7 @@
                   <pic:spPr bwMode="auto">
                     <a:xfrm>
                       <a:off x="0" y="0"/>
-                      <a:ext cx="5715000" cy="790575"/>
+                      <a:ext cx="6953250" cy="962025"/>
                     </a:xfrm>
                     <a:prstGeom prst="rect">
                       <a:avLst/>
@@ -174,7 +174,7 @@
     </w:p>
     <w:p>
       <w:pPr>
-        <w:spacing w:after="90" w:line="290"/>
+        <w:spacing w:after="70" w:line="270"/>
       </w:pPr>
       <w:r>
         <w:rPr>
@@ -196,7 +196,7 @@
     </w:p>
     <w:tbl>
       <w:tblPr>
-        <w:tblW w:type="dxa" w:w="9399"/>
+        <w:tblW w:type="dxa" w:w="10998"/>
         <w:jc w:val="center"/>
         <w:tblBorders>
           <w:top w:val="single" w:color="auto" w:sz="4"/>
@@ -208,9 +208,9 @@
         </w:tblBorders>
       </w:tblPr>
       <w:tblGrid>
-        <w:gridCol w:w="3133"/>
-        <w:gridCol w:w="3133"/>
-        <w:gridCol w:w="3133"/>
+        <w:gridCol w:w="3666"/>
+        <w:gridCol w:w="3666"/>
+        <w:gridCol w:w="3666"/>
       </w:tblGrid>
       <w:tr>
         <w:trPr>
@@ -218,7 +218,7 @@
         </w:trPr>
         <w:tc>
           <w:tcPr>
-            <w:tcW w:type="dxa" w:w="3133"/>
+            <w:tcW w:type="dxa" w:w="3666"/>
             <w:tcBorders>
               <w:top w:val="none" w:color="FFFFFF" w:sz="0"/>
               <w:left w:val="none" w:color="FFFFFF" w:sz="0"/>
@@ -239,7 +239,7 @@
             <w:r>
               <w:drawing>
                 <wp:inline distT="0" distB="0" distL="0" distR="0">
-                  <wp:extent cx="1809750" cy="1419225"/>
+                  <wp:extent cx="2171700" cy="1704975"/>
                   <wp:effectExtent t="0" r="0" b="0" l="0"/>
                   <wp:docPr id="1" name="" descr="" title=""/>
                   <wp:cNvGraphicFramePr>
@@ -264,7 +264,7 @@
                         <pic:spPr bwMode="auto">
                           <a:xfrm>
                             <a:off x="0" y="0"/>
-                            <a:ext cx="1809750" cy="1419225"/>
+                            <a:ext cx="2171700" cy="1704975"/>
                           </a:xfrm>
                           <a:prstGeom prst="rect">
                             <a:avLst/>
@@ -280,7 +280,7 @@
         </w:tc>
         <w:tc>
           <w:tcPr>
-            <w:tcW w:type="dxa" w:w="3133"/>
+            <w:tcW w:type="dxa" w:w="3666"/>
             <w:tcBorders>
               <w:top w:val="none" w:color="FFFFFF" w:sz="0"/>
               <w:left w:val="none" w:color="FFFFFF" w:sz="0"/>
@@ -301,7 +301,7 @@
             <w:r>
               <w:drawing>
                 <wp:inline distT="0" distB="0" distL="0" distR="0">
-                  <wp:extent cx="1809750" cy="1419225"/>
+                  <wp:extent cx="2171700" cy="1704975"/>
                   <wp:effectExtent t="0" r="0" b="0" l="0"/>
                   <wp:docPr id="1" name="" descr="" title=""/>
                   <wp:cNvGraphicFramePr>
@@ -326,7 +326,7 @@
                         <pic:spPr bwMode="auto">
                           <a:xfrm>
                             <a:off x="0" y="0"/>
-                            <a:ext cx="1809750" cy="1419225"/>
+                            <a:ext cx="2171700" cy="1704975"/>
                           </a:xfrm>
                           <a:prstGeom prst="rect">
                             <a:avLst/>
@@ -342,7 +342,7 @@
         </w:tc>
         <w:tc>
           <w:tcPr>
-            <w:tcW w:type="dxa" w:w="3133"/>
+            <w:tcW w:type="dxa" w:w="3666"/>
             <w:tcBorders>
               <w:top w:val="none" w:color="FFFFFF" w:sz="0"/>
               <w:left w:val="none" w:color="FFFFFF" w:sz="0"/>
@@ -363,7 +363,7 @@
             <w:r>
               <w:drawing>
                 <wp:inline distT="0" distB="0" distL="0" distR="0">
-                  <wp:extent cx="1809750" cy="1419225"/>
+                  <wp:extent cx="2171700" cy="1704975"/>
                   <wp:effectExtent t="0" r="0" b="0" l="0"/>
                   <wp:docPr id="1" name="" descr="" title=""/>
                   <wp:cNvGraphicFramePr>
@@ -388,7 +388,7 @@
                         <pic:spPr bwMode="auto">
                           <a:xfrm>
                             <a:off x="0" y="0"/>
-                            <a:ext cx="1809750" cy="1419225"/>
+                            <a:ext cx="2171700" cy="1704975"/>
                           </a:xfrm>
                           <a:prstGeom prst="rect">
                             <a:avLst/>
@@ -409,7 +409,7 @@
         </w:trPr>
         <w:tc>
           <w:tcPr>
-            <w:tcW w:type="dxa" w:w="3133"/>
+            <w:tcW w:type="dxa" w:w="3666"/>
             <w:tcBorders>
               <w:top w:val="none" w:color="FFFFFF" w:sz="0"/>
               <w:left w:val="none" w:color="FFFFFF" w:sz="0"/>
@@ -430,7 +430,7 @@
             <w:r>
               <w:drawing>
                 <wp:inline distT="0" distB="0" distL="0" distR="0">
-                  <wp:extent cx="1809750" cy="1419225"/>
+                  <wp:extent cx="2171700" cy="1704975"/>
                   <wp:effectExtent t="0" r="0" b="0" l="0"/>
                   <wp:docPr id="1" name="" descr="" title=""/>
                   <wp:cNvGraphicFramePr>
@@ -455,7 +455,7 @@
                         <pic:spPr bwMode="auto">
                           <a:xfrm>
                             <a:off x="0" y="0"/>
-                            <a:ext cx="1809750" cy="1419225"/>
+                            <a:ext cx="2171700" cy="1704975"/>
                           </a:xfrm>
                           <a:prstGeom prst="rect">
                             <a:avLst/>
@@ -471,7 +471,7 @@
         </w:tc>
         <w:tc>
           <w:tcPr>
-            <w:tcW w:type="dxa" w:w="3133"/>
+            <w:tcW w:type="dxa" w:w="3666"/>
             <w:tcBorders>
               <w:top w:val="none" w:color="FFFFFF" w:sz="0"/>
               <w:left w:val="none" w:color="FFFFFF" w:sz="0"/>
@@ -492,7 +492,7 @@
             <w:r>
               <w:drawing>
                 <wp:inline distT="0" distB="0" distL="0" distR="0">
-                  <wp:extent cx="1809750" cy="1419225"/>
+                  <wp:extent cx="2171700" cy="1704975"/>
                   <wp:effectExtent t="0" r="0" b="0" l="0"/>
                   <wp:docPr id="1" name="" descr="" title=""/>
                   <wp:cNvGraphicFramePr>
@@ -517,7 +517,7 @@
                         <pic:spPr bwMode="auto">
                           <a:xfrm>
                             <a:off x="0" y="0"/>
-                            <a:ext cx="1809750" cy="1419225"/>
+                            <a:ext cx="2171700" cy="1704975"/>
                           </a:xfrm>
                           <a:prstGeom prst="rect">
                             <a:avLst/>
@@ -533,7 +533,7 @@
         </w:tc>
         <w:tc>
           <w:tcPr>
-            <w:tcW w:type="dxa" w:w="3133"/>
+            <w:tcW w:type="dxa" w:w="3666"/>
             <w:tcBorders>
               <w:top w:val="none" w:color="FFFFFF" w:sz="0"/>
               <w:left w:val="none" w:color="FFFFFF" w:sz="0"/>
@@ -554,7 +554,7 @@
             <w:r>
               <w:drawing>
                 <wp:inline distT="0" distB="0" distL="0" distR="0">
-                  <wp:extent cx="1809750" cy="1419225"/>
+                  <wp:extent cx="2171700" cy="1704975"/>
                   <wp:effectExtent t="0" r="0" b="0" l="0"/>
                   <wp:docPr id="1" name="" descr="" title=""/>
                   <wp:cNvGraphicFramePr>
@@ -579,7 +579,7 @@
                         <pic:spPr bwMode="auto">
                           <a:xfrm>
                             <a:off x="0" y="0"/>
-                            <a:ext cx="1809750" cy="1419225"/>
+                            <a:ext cx="2171700" cy="1704975"/>
                           </a:xfrm>
                           <a:prstGeom prst="rect">
                             <a:avLst/>
@@ -600,7 +600,7 @@
         </w:trPr>
         <w:tc>
           <w:tcPr>
-            <w:tcW w:type="dxa" w:w="3133"/>
+            <w:tcW w:type="dxa" w:w="3666"/>
             <w:tcBorders>
               <w:top w:val="none" w:color="FFFFFF" w:sz="0"/>
               <w:left w:val="none" w:color="FFFFFF" w:sz="0"/>
@@ -621,7 +621,7 @@
             <w:r>
               <w:drawing>
                 <wp:inline distT="0" distB="0" distL="0" distR="0">
-                  <wp:extent cx="1809750" cy="1419225"/>
+                  <wp:extent cx="2171700" cy="1704975"/>
                   <wp:effectExtent t="0" r="0" b="0" l="0"/>
                   <wp:docPr id="1" name="" descr="" title=""/>
                   <wp:cNvGraphicFramePr>
@@ -646,7 +646,7 @@
                         <pic:spPr bwMode="auto">
                           <a:xfrm>
                             <a:off x="0" y="0"/>
-                            <a:ext cx="1809750" cy="1419225"/>
+                            <a:ext cx="2171700" cy="1704975"/>
                           </a:xfrm>
                           <a:prstGeom prst="rect">
                             <a:avLst/>
@@ -662,7 +662,7 @@
         </w:tc>
         <w:tc>
           <w:tcPr>
-            <w:tcW w:type="dxa" w:w="3133"/>
+            <w:tcW w:type="dxa" w:w="3666"/>
             <w:tcBorders>
               <w:top w:val="none" w:color="FFFFFF" w:sz="0"/>
               <w:left w:val="none" w:color="FFFFFF" w:sz="0"/>
@@ -680,7 +680,7 @@
         </w:tc>
         <w:tc>
           <w:tcPr>
-            <w:tcW w:type="dxa" w:w="3133"/>
+            <w:tcW w:type="dxa" w:w="3666"/>
             <w:tcBorders>
               <w:top w:val="none" w:color="FFFFFF" w:sz="0"/>
               <w:left w:val="none" w:color="FFFFFF" w:sz="0"/>
@@ -784,56 +784,124 @@
         <w:t xml:space="preserve">Step 4 - Where do people drop off?</w:t>
       </w:r>
     </w:p>
-    <w:p>
-      <w:pPr>
-        <w:keepNext/>
-        <w:spacing w:after="120" w:before="60"/>
+    <w:tbl>
+      <w:tblPr>
+        <w:tblW w:type="dxa" w:w="11000"/>
         <w:jc w:val="center"/>
-      </w:pPr>
-      <w:r>
-        <w:drawing>
-          <wp:inline distT="0" distB="0" distL="0" distR="0">
-            <wp:extent cx="5715000" cy="3276600"/>
-            <wp:effectExtent t="0" r="0" b="0" l="0"/>
-            <wp:docPr id="1" name="" descr="" title=""/>
-            <wp:cNvGraphicFramePr>
-              <a:graphicFrameLocks xmlns:a="http://schemas.openxmlformats.org/drawingml/2006/main" noChangeAspect="1"/>
-            </wp:cNvGraphicFramePr>
-            <a:graphic xmlns:a="http://schemas.openxmlformats.org/drawingml/2006/main">
-              <a:graphicData uri="http://schemas.openxmlformats.org/drawingml/2006/picture">
-                <pic:pic xmlns:pic="http://schemas.openxmlformats.org/drawingml/2006/picture">
-                  <pic:nvPicPr>
-                    <pic:cNvPr id="0" name="" descr=""/>
-                    <pic:cNvPicPr>
-                      <a:picLocks noChangeAspect="1" noChangeArrowheads="1"/>
-                    </pic:cNvPicPr>
-                  </pic:nvPicPr>
-                  <pic:blipFill>
-                    <a:blip r:embed="rId18" cstate="none"/>
-                    <a:srcRect/>
-                    <a:stretch>
-                      <a:fillRect/>
-                    </a:stretch>
-                  </pic:blipFill>
-                  <pic:spPr bwMode="auto">
-                    <a:xfrm>
-                      <a:off x="0" y="0"/>
-                      <a:ext cx="5715000" cy="3276600"/>
-                    </a:xfrm>
-                    <a:prstGeom prst="rect">
-                      <a:avLst/>
-                    </a:prstGeom>
-                  </pic:spPr>
-                </pic:pic>
-              </a:graphicData>
-            </a:graphic>
-          </wp:inline>
-        </w:drawing>
-      </w:r>
-    </w:p>
-    <w:p>
-      <w:pPr>
-        <w:spacing w:after="90" w:line="290"/>
+        <w:tblBorders>
+          <w:top w:val="single" w:color="auto" w:sz="4"/>
+          <w:left w:val="single" w:color="auto" w:sz="4"/>
+          <w:bottom w:val="single" w:color="auto" w:sz="4"/>
+          <w:right w:val="single" w:color="auto" w:sz="4"/>
+          <w:insideH w:val="single" w:color="auto" w:sz="4"/>
+          <w:insideV w:val="single" w:color="auto" w:sz="4"/>
+        </w:tblBorders>
+      </w:tblPr>
+      <w:tblGrid>
+        <w:gridCol w:w="5500"/>
+        <w:gridCol w:w="5500"/>
+      </w:tblGrid>
+      <w:tr>
+        <w:tc>
+          <w:tcPr>
+            <w:tcW w:type="dxa" w:w="5500"/>
+            <w:tcBorders>
+              <w:top w:val="none" w:color="FFFFFF" w:sz="0"/>
+              <w:left w:val="none" w:color="FFFFFF" w:sz="0"/>
+              <w:bottom w:val="none" w:color="FFFFFF" w:sz="0"/>
+              <w:right w:val="none" w:color="FFFFFF" w:sz="0"/>
+            </w:tcBorders>
+            <w:tcMar>
+              <w:top w:type="dxa" w:w="40"/>
+              <w:left w:type="dxa" w:w="70"/>
+              <w:bottom w:type="dxa" w:w="60"/>
+              <w:right w:type="dxa" w:w="70"/>
+            </w:tcMar>
+          </w:tcPr>
+          <w:p>
+            <w:pPr>
+              <w:keepNext/>
+              <w:spacing w:after="120" w:before="60"/>
+              <w:jc w:val="center"/>
+            </w:pPr>
+            <w:r>
+              <w:drawing>
+                <wp:inline distT="0" distB="0" distL="0" distR="0">
+                  <wp:extent cx="3286125" cy="1885950"/>
+                  <wp:effectExtent t="0" r="0" b="0" l="0"/>
+                  <wp:docPr id="1" name="" descr="" title=""/>
+                  <wp:cNvGraphicFramePr>
+                    <a:graphicFrameLocks xmlns:a="http://schemas.openxmlformats.org/drawingml/2006/main" noChangeAspect="1"/>
+                  </wp:cNvGraphicFramePr>
+                  <a:graphic xmlns:a="http://schemas.openxmlformats.org/drawingml/2006/main">
+                    <a:graphicData uri="http://schemas.openxmlformats.org/drawingml/2006/picture">
+                      <pic:pic xmlns:pic="http://schemas.openxmlformats.org/drawingml/2006/picture">
+                        <pic:nvPicPr>
+                          <pic:cNvPr id="0" name="" descr=""/>
+                          <pic:cNvPicPr>
+                            <a:picLocks noChangeAspect="1" noChangeArrowheads="1"/>
+                          </pic:cNvPicPr>
+                        </pic:nvPicPr>
+                        <pic:blipFill>
+                          <a:blip r:embed="rId18" cstate="none"/>
+                          <a:srcRect/>
+                          <a:stretch>
+                            <a:fillRect/>
+                          </a:stretch>
+                        </pic:blipFill>
+                        <pic:spPr bwMode="auto">
+                          <a:xfrm>
+                            <a:off x="0" y="0"/>
+                            <a:ext cx="3286125" cy="1885950"/>
+                          </a:xfrm>
+                          <a:prstGeom prst="rect">
+                            <a:avLst/>
+                          </a:prstGeom>
+                        </pic:spPr>
+                      </pic:pic>
+                    </a:graphicData>
+                  </a:graphic>
+                </wp:inline>
+              </w:drawing>
+            </w:r>
+          </w:p>
+        </w:tc>
+        <w:tc>
+          <w:tcPr>
+            <w:tcW w:type="dxa" w:w="5500"/>
+            <w:tcBorders>
+              <w:top w:val="none" w:color="FFFFFF" w:sz="0"/>
+              <w:left w:val="none" w:color="FFFFFF" w:sz="0"/>
+              <w:bottom w:val="none" w:color="FFFFFF" w:sz="0"/>
+              <w:right w:val="none" w:color="FFFFFF" w:sz="0"/>
+            </w:tcBorders>
+            <w:tcMar>
+              <w:top w:type="dxa" w:w="40"/>
+              <w:left w:type="dxa" w:w="70"/>
+              <w:bottom w:type="dxa" w:w="60"/>
+              <w:right w:type="dxa" w:w="70"/>
+            </w:tcMar>
+          </w:tcPr>
+          <w:p>
+            <w:pPr>
+              <w:spacing w:after="70" w:line="270"/>
+            </w:pPr>
+            <w:r>
+              <w:rPr>
+                <w:rFonts w:ascii="Arial" w:cs="Arial" w:eastAsia="Arial" w:hAnsi="Arial"/>
+                <w:color w:val="27251F"/>
+                <w:sz w:val="21"/>
+                <w:szCs w:val="21"/>
+              </w:rPr>
+              <w:t xml:space="preserve">The survival curve shows, for each tenure milestone (for example 30, 60, 90, 180 days), what percentage of hires eligible for that milestone are still employed - where people tend to drop off.</w:t>
+            </w:r>
+          </w:p>
+        </w:tc>
+      </w:tr>
+    </w:tbl>
+    <w:p>
+      <w:pPr>
+        <w:spacing w:after="30"/>
       </w:pPr>
       <w:r>
         <w:rPr>
@@ -842,7 +910,7 @@
           <w:sz w:val="21"/>
           <w:szCs w:val="21"/>
         </w:rPr>
-        <w:t xml:space="preserve">The survival curve shows, for each tenure milestone (for example 30, 60, 90, 180 days), what percentage of hires eligible for that milestone are still employed - where people tend to drop off.</w:t>
+        <w:t xml:space="preserve"/>
       </w:r>
     </w:p>
     <w:p>
@@ -853,56 +921,210 @@
         <w:t xml:space="preserve">Step 5 - Which stores keep their people?</w:t>
       </w:r>
     </w:p>
-    <w:p>
-      <w:pPr>
-        <w:keepNext/>
-        <w:spacing w:after="120" w:before="60"/>
+    <w:tbl>
+      <w:tblPr>
+        <w:tblW w:type="dxa" w:w="11000"/>
         <w:jc w:val="center"/>
-      </w:pPr>
-      <w:r>
-        <w:drawing>
-          <wp:inline distT="0" distB="0" distL="0" distR="0">
-            <wp:extent cx="5715000" cy="3276600"/>
-            <wp:effectExtent t="0" r="0" b="0" l="0"/>
-            <wp:docPr id="1" name="" descr="" title=""/>
-            <wp:cNvGraphicFramePr>
-              <a:graphicFrameLocks xmlns:a="http://schemas.openxmlformats.org/drawingml/2006/main" noChangeAspect="1"/>
-            </wp:cNvGraphicFramePr>
-            <a:graphic xmlns:a="http://schemas.openxmlformats.org/drawingml/2006/main">
-              <a:graphicData uri="http://schemas.openxmlformats.org/drawingml/2006/picture">
-                <pic:pic xmlns:pic="http://schemas.openxmlformats.org/drawingml/2006/picture">
-                  <pic:nvPicPr>
-                    <pic:cNvPr id="0" name="" descr=""/>
-                    <pic:cNvPicPr>
-                      <a:picLocks noChangeAspect="1" noChangeArrowheads="1"/>
-                    </pic:cNvPicPr>
-                  </pic:nvPicPr>
-                  <pic:blipFill>
-                    <a:blip r:embed="rId19" cstate="none"/>
-                    <a:srcRect/>
-                    <a:stretch>
-                      <a:fillRect/>
-                    </a:stretch>
-                  </pic:blipFill>
-                  <pic:spPr bwMode="auto">
-                    <a:xfrm>
-                      <a:off x="0" y="0"/>
-                      <a:ext cx="5715000" cy="3276600"/>
-                    </a:xfrm>
-                    <a:prstGeom prst="rect">
-                      <a:avLst/>
-                    </a:prstGeom>
-                  </pic:spPr>
-                </pic:pic>
-              </a:graphicData>
-            </a:graphic>
-          </wp:inline>
-        </w:drawing>
-      </w:r>
-    </w:p>
-    <w:p>
-      <w:pPr>
-        <w:spacing w:after="90" w:line="290"/>
+        <w:tblBorders>
+          <w:top w:val="single" w:color="auto" w:sz="4"/>
+          <w:left w:val="single" w:color="auto" w:sz="4"/>
+          <w:bottom w:val="single" w:color="auto" w:sz="4"/>
+          <w:right w:val="single" w:color="auto" w:sz="4"/>
+          <w:insideH w:val="single" w:color="auto" w:sz="4"/>
+          <w:insideV w:val="single" w:color="auto" w:sz="4"/>
+        </w:tblBorders>
+      </w:tblPr>
+      <w:tblGrid>
+        <w:gridCol w:w="5500"/>
+        <w:gridCol w:w="5500"/>
+      </w:tblGrid>
+      <w:tr>
+        <w:tc>
+          <w:tcPr>
+            <w:tcW w:type="dxa" w:w="5500"/>
+            <w:tcBorders>
+              <w:top w:val="none" w:color="FFFFFF" w:sz="0"/>
+              <w:left w:val="none" w:color="FFFFFF" w:sz="0"/>
+              <w:bottom w:val="none" w:color="FFFFFF" w:sz="0"/>
+              <w:right w:val="none" w:color="FFFFFF" w:sz="0"/>
+            </w:tcBorders>
+            <w:tcMar>
+              <w:top w:type="dxa" w:w="40"/>
+              <w:left w:type="dxa" w:w="70"/>
+              <w:bottom w:type="dxa" w:w="60"/>
+              <w:right w:type="dxa" w:w="70"/>
+            </w:tcMar>
+          </w:tcPr>
+          <w:p>
+            <w:pPr>
+              <w:keepNext/>
+              <w:spacing w:after="120" w:before="60"/>
+              <w:jc w:val="center"/>
+            </w:pPr>
+            <w:r>
+              <w:drawing>
+                <wp:inline distT="0" distB="0" distL="0" distR="0">
+                  <wp:extent cx="3286125" cy="1885950"/>
+                  <wp:effectExtent t="0" r="0" b="0" l="0"/>
+                  <wp:docPr id="1" name="" descr="" title=""/>
+                  <wp:cNvGraphicFramePr>
+                    <a:graphicFrameLocks xmlns:a="http://schemas.openxmlformats.org/drawingml/2006/main" noChangeAspect="1"/>
+                  </wp:cNvGraphicFramePr>
+                  <a:graphic xmlns:a="http://schemas.openxmlformats.org/drawingml/2006/main">
+                    <a:graphicData uri="http://schemas.openxmlformats.org/drawingml/2006/picture">
+                      <pic:pic xmlns:pic="http://schemas.openxmlformats.org/drawingml/2006/picture">
+                        <pic:nvPicPr>
+                          <pic:cNvPr id="0" name="" descr=""/>
+                          <pic:cNvPicPr>
+                            <a:picLocks noChangeAspect="1" noChangeArrowheads="1"/>
+                          </pic:cNvPicPr>
+                        </pic:nvPicPr>
+                        <pic:blipFill>
+                          <a:blip r:embed="rId19" cstate="none"/>
+                          <a:srcRect/>
+                          <a:stretch>
+                            <a:fillRect/>
+                          </a:stretch>
+                        </pic:blipFill>
+                        <pic:spPr bwMode="auto">
+                          <a:xfrm>
+                            <a:off x="0" y="0"/>
+                            <a:ext cx="3286125" cy="1885950"/>
+                          </a:xfrm>
+                          <a:prstGeom prst="rect">
+                            <a:avLst/>
+                          </a:prstGeom>
+                        </pic:spPr>
+                      </pic:pic>
+                    </a:graphicData>
+                  </a:graphic>
+                </wp:inline>
+              </w:drawing>
+            </w:r>
+          </w:p>
+          <w:p>
+            <w:pPr>
+              <w:spacing w:after="70" w:line="270"/>
+            </w:pPr>
+            <w:r>
+              <w:rPr>
+                <w:rFonts w:ascii="Arial" w:cs="Arial" w:eastAsia="Arial" w:hAnsi="Arial"/>
+                <w:color w:val="27251F"/>
+                <w:sz w:val="21"/>
+                <w:szCs w:val="21"/>
+              </w:rPr>
+              <w:t xml:space="preserve">The stores with the best 6-month retention rate.</w:t>
+            </w:r>
+          </w:p>
+        </w:tc>
+        <w:tc>
+          <w:tcPr>
+            <w:tcW w:type="dxa" w:w="5500"/>
+            <w:tcBorders>
+              <w:top w:val="none" w:color="FFFFFF" w:sz="0"/>
+              <w:left w:val="none" w:color="FFFFFF" w:sz="0"/>
+              <w:bottom w:val="none" w:color="FFFFFF" w:sz="0"/>
+              <w:right w:val="none" w:color="FFFFFF" w:sz="0"/>
+            </w:tcBorders>
+            <w:tcMar>
+              <w:top w:type="dxa" w:w="40"/>
+              <w:left w:type="dxa" w:w="70"/>
+              <w:bottom w:type="dxa" w:w="60"/>
+              <w:right w:type="dxa" w:w="70"/>
+            </w:tcMar>
+          </w:tcPr>
+          <w:p>
+            <w:pPr>
+              <w:keepNext/>
+              <w:spacing w:after="120" w:before="60"/>
+              <w:jc w:val="center"/>
+            </w:pPr>
+            <w:r>
+              <w:drawing>
+                <wp:inline distT="0" distB="0" distL="0" distR="0">
+                  <wp:extent cx="3286125" cy="1885950"/>
+                  <wp:effectExtent t="0" r="0" b="0" l="0"/>
+                  <wp:docPr id="1" name="" descr="" title=""/>
+                  <wp:cNvGraphicFramePr>
+                    <a:graphicFrameLocks xmlns:a="http://schemas.openxmlformats.org/drawingml/2006/main" noChangeAspect="1"/>
+                  </wp:cNvGraphicFramePr>
+                  <a:graphic xmlns:a="http://schemas.openxmlformats.org/drawingml/2006/main">
+                    <a:graphicData uri="http://schemas.openxmlformats.org/drawingml/2006/picture">
+                      <pic:pic xmlns:pic="http://schemas.openxmlformats.org/drawingml/2006/picture">
+                        <pic:nvPicPr>
+                          <pic:cNvPr id="0" name="" descr=""/>
+                          <pic:cNvPicPr>
+                            <a:picLocks noChangeAspect="1" noChangeArrowheads="1"/>
+                          </pic:cNvPicPr>
+                        </pic:nvPicPr>
+                        <pic:blipFill>
+                          <a:blip r:embed="rId20" cstate="none"/>
+                          <a:srcRect/>
+                          <a:stretch>
+                            <a:fillRect/>
+                          </a:stretch>
+                        </pic:blipFill>
+                        <pic:spPr bwMode="auto">
+                          <a:xfrm>
+                            <a:off x="0" y="0"/>
+                            <a:ext cx="3286125" cy="1885950"/>
+                          </a:xfrm>
+                          <a:prstGeom prst="rect">
+                            <a:avLst/>
+                          </a:prstGeom>
+                        </pic:spPr>
+                      </pic:pic>
+                    </a:graphicData>
+                  </a:graphic>
+                </wp:inline>
+              </w:drawing>
+            </w:r>
+          </w:p>
+          <w:p>
+            <w:pPr>
+              <w:spacing w:after="70" w:line="270"/>
+            </w:pPr>
+            <w:r>
+              <w:rPr>
+                <w:rFonts w:ascii="Arial" w:cs="Arial" w:eastAsia="Arial" w:hAnsi="Arial"/>
+                <w:color w:val="27251F"/>
+                <w:sz w:val="21"/>
+                <w:szCs w:val="21"/>
+              </w:rPr>
+              <w:t xml:space="preserve">The stores with the worst 6-month retention rate - worth a closer look.</w:t>
+            </w:r>
+          </w:p>
+          <w:p>
+            <w:pPr>
+              <w:spacing w:after="90" w:line="290"/>
+            </w:pPr>
+            <w:r>
+              <w:rPr>
+                <w:rFonts w:ascii="Arial" w:cs="Arial" w:eastAsia="Arial" w:hAnsi="Arial"/>
+                <w:b/>
+                <w:bCs/>
+                <w:color w:val="27251F"/>
+                <w:sz w:val="21"/>
+                <w:szCs w:val="21"/>
+              </w:rPr>
+              <w:t xml:space="preserve">Then decide: </w:t>
+            </w:r>
+            <w:r>
+              <w:rPr>
+                <w:rFonts w:ascii="Arial" w:cs="Arial" w:eastAsia="Arial" w:hAnsi="Arial"/>
+                <w:color w:val="27251F"/>
+                <w:sz w:val="21"/>
+                <w:szCs w:val="21"/>
+              </w:rPr>
+              <w:t xml:space="preserve">visit or call the stores in the worst-five list, and learn what the best-five stores do differently.</w:t>
+            </w:r>
+          </w:p>
+        </w:tc>
+      </w:tr>
+    </w:tbl>
+    <w:p>
+      <w:pPr>
+        <w:spacing w:after="30"/>
       </w:pPr>
       <w:r>
         <w:rPr>
@@ -911,59 +1133,135 @@
           <w:sz w:val="21"/>
           <w:szCs w:val="21"/>
         </w:rPr>
-        <w:t xml:space="preserve">The stores with the best 6-month retention rate.</w:t>
-      </w:r>
-    </w:p>
-    <w:p>
-      <w:pPr>
-        <w:keepNext/>
-        <w:spacing w:after="120" w:before="60"/>
+        <w:t xml:space="preserve"/>
+      </w:r>
+    </w:p>
+    <w:p>
+      <w:pPr>
+        <w:pStyle w:val="Heading2"/>
+      </w:pPr>
+      <w:r>
+        <w:t xml:space="preserve">Step 6 - Who stays?</w:t>
+      </w:r>
+    </w:p>
+    <w:tbl>
+      <w:tblPr>
+        <w:tblW w:type="dxa" w:w="11000"/>
         <w:jc w:val="center"/>
-      </w:pPr>
-      <w:r>
-        <w:drawing>
-          <wp:inline distT="0" distB="0" distL="0" distR="0">
-            <wp:extent cx="5715000" cy="3276600"/>
-            <wp:effectExtent t="0" r="0" b="0" l="0"/>
-            <wp:docPr id="1" name="" descr="" title=""/>
-            <wp:cNvGraphicFramePr>
-              <a:graphicFrameLocks xmlns:a="http://schemas.openxmlformats.org/drawingml/2006/main" noChangeAspect="1"/>
-            </wp:cNvGraphicFramePr>
-            <a:graphic xmlns:a="http://schemas.openxmlformats.org/drawingml/2006/main">
-              <a:graphicData uri="http://schemas.openxmlformats.org/drawingml/2006/picture">
-                <pic:pic xmlns:pic="http://schemas.openxmlformats.org/drawingml/2006/picture">
-                  <pic:nvPicPr>
-                    <pic:cNvPr id="0" name="" descr=""/>
-                    <pic:cNvPicPr>
-                      <a:picLocks noChangeAspect="1" noChangeArrowheads="1"/>
-                    </pic:cNvPicPr>
-                  </pic:nvPicPr>
-                  <pic:blipFill>
-                    <a:blip r:embed="rId20" cstate="none"/>
-                    <a:srcRect/>
-                    <a:stretch>
-                      <a:fillRect/>
-                    </a:stretch>
-                  </pic:blipFill>
-                  <pic:spPr bwMode="auto">
-                    <a:xfrm>
-                      <a:off x="0" y="0"/>
-                      <a:ext cx="5715000" cy="3276600"/>
-                    </a:xfrm>
-                    <a:prstGeom prst="rect">
-                      <a:avLst/>
-                    </a:prstGeom>
-                  </pic:spPr>
-                </pic:pic>
-              </a:graphicData>
-            </a:graphic>
-          </wp:inline>
-        </w:drawing>
-      </w:r>
-    </w:p>
-    <w:p>
-      <w:pPr>
-        <w:spacing w:after="90" w:line="290"/>
+        <w:tblBorders>
+          <w:top w:val="single" w:color="auto" w:sz="4"/>
+          <w:left w:val="single" w:color="auto" w:sz="4"/>
+          <w:bottom w:val="single" w:color="auto" w:sz="4"/>
+          <w:right w:val="single" w:color="auto" w:sz="4"/>
+          <w:insideH w:val="single" w:color="auto" w:sz="4"/>
+          <w:insideV w:val="single" w:color="auto" w:sz="4"/>
+        </w:tblBorders>
+      </w:tblPr>
+      <w:tblGrid>
+        <w:gridCol w:w="5500"/>
+        <w:gridCol w:w="5500"/>
+      </w:tblGrid>
+      <w:tr>
+        <w:tc>
+          <w:tcPr>
+            <w:tcW w:type="dxa" w:w="5500"/>
+            <w:tcBorders>
+              <w:top w:val="none" w:color="FFFFFF" w:sz="0"/>
+              <w:left w:val="none" w:color="FFFFFF" w:sz="0"/>
+              <w:bottom w:val="none" w:color="FFFFFF" w:sz="0"/>
+              <w:right w:val="none" w:color="FFFFFF" w:sz="0"/>
+            </w:tcBorders>
+            <w:tcMar>
+              <w:top w:type="dxa" w:w="40"/>
+              <w:left w:type="dxa" w:w="70"/>
+              <w:bottom w:type="dxa" w:w="60"/>
+              <w:right w:type="dxa" w:w="70"/>
+            </w:tcMar>
+          </w:tcPr>
+          <w:p>
+            <w:pPr>
+              <w:keepNext/>
+              <w:spacing w:after="120" w:before="60"/>
+              <w:jc w:val="center"/>
+            </w:pPr>
+            <w:r>
+              <w:drawing>
+                <wp:inline distT="0" distB="0" distL="0" distR="0">
+                  <wp:extent cx="3286125" cy="1885950"/>
+                  <wp:effectExtent t="0" r="0" b="0" l="0"/>
+                  <wp:docPr id="1" name="" descr="" title=""/>
+                  <wp:cNvGraphicFramePr>
+                    <a:graphicFrameLocks xmlns:a="http://schemas.openxmlformats.org/drawingml/2006/main" noChangeAspect="1"/>
+                  </wp:cNvGraphicFramePr>
+                  <a:graphic xmlns:a="http://schemas.openxmlformats.org/drawingml/2006/main">
+                    <a:graphicData uri="http://schemas.openxmlformats.org/drawingml/2006/picture">
+                      <pic:pic xmlns:pic="http://schemas.openxmlformats.org/drawingml/2006/picture">
+                        <pic:nvPicPr>
+                          <pic:cNvPr id="0" name="" descr=""/>
+                          <pic:cNvPicPr>
+                            <a:picLocks noChangeAspect="1" noChangeArrowheads="1"/>
+                          </pic:cNvPicPr>
+                        </pic:nvPicPr>
+                        <pic:blipFill>
+                          <a:blip r:embed="rId21" cstate="none"/>
+                          <a:srcRect/>
+                          <a:stretch>
+                            <a:fillRect/>
+                          </a:stretch>
+                        </pic:blipFill>
+                        <pic:spPr bwMode="auto">
+                          <a:xfrm>
+                            <a:off x="0" y="0"/>
+                            <a:ext cx="3286125" cy="1885950"/>
+                          </a:xfrm>
+                          <a:prstGeom prst="rect">
+                            <a:avLst/>
+                          </a:prstGeom>
+                        </pic:spPr>
+                      </pic:pic>
+                    </a:graphicData>
+                  </a:graphic>
+                </wp:inline>
+              </w:drawing>
+            </w:r>
+          </w:p>
+        </w:tc>
+        <w:tc>
+          <w:tcPr>
+            <w:tcW w:type="dxa" w:w="5500"/>
+            <w:tcBorders>
+              <w:top w:val="none" w:color="FFFFFF" w:sz="0"/>
+              <w:left w:val="none" w:color="FFFFFF" w:sz="0"/>
+              <w:bottom w:val="none" w:color="FFFFFF" w:sz="0"/>
+              <w:right w:val="none" w:color="FFFFFF" w:sz="0"/>
+            </w:tcBorders>
+            <w:tcMar>
+              <w:top w:type="dxa" w:w="40"/>
+              <w:left w:type="dxa" w:w="70"/>
+              <w:bottom w:type="dxa" w:w="60"/>
+              <w:right w:type="dxa" w:w="70"/>
+            </w:tcMar>
+          </w:tcPr>
+          <w:p>
+            <w:pPr>
+              <w:spacing w:after="70" w:line="270"/>
+            </w:pPr>
+            <w:r>
+              <w:rPr>
+                <w:rFonts w:ascii="Arial" w:cs="Arial" w:eastAsia="Arial" w:hAnsi="Arial"/>
+                <w:color w:val="27251F"/>
+                <w:sz w:val="21"/>
+                <w:szCs w:val="21"/>
+              </w:rPr>
+              <w:t xml:space="preserve">Share of the current team with 6+ months on the job, split by gender.</w:t>
+            </w:r>
+          </w:p>
+        </w:tc>
+      </w:tr>
+    </w:tbl>
+    <w:p>
+      <w:pPr>
+        <w:spacing w:after="30"/>
       </w:pPr>
       <w:r>
         <w:rPr>
@@ -972,40 +1270,7 @@
           <w:sz w:val="21"/>
           <w:szCs w:val="21"/>
         </w:rPr>
-        <w:t xml:space="preserve">The stores with the worst 6-month retention rate - worth a closer look.</w:t>
-      </w:r>
-    </w:p>
-    <w:p>
-      <w:pPr>
-        <w:spacing w:after="90" w:line="290"/>
-      </w:pPr>
-      <w:r>
-        <w:rPr>
-          <w:rFonts w:ascii="Arial" w:cs="Arial" w:eastAsia="Arial" w:hAnsi="Arial"/>
-          <w:b/>
-          <w:bCs/>
-          <w:color w:val="27251F"/>
-          <w:sz w:val="21"/>
-          <w:szCs w:val="21"/>
-        </w:rPr>
-        <w:t xml:space="preserve">Then decide: </w:t>
-      </w:r>
-      <w:r>
-        <w:rPr>
-          <w:rFonts w:ascii="Arial" w:cs="Arial" w:eastAsia="Arial" w:hAnsi="Arial"/>
-          <w:color w:val="27251F"/>
-          <w:sz w:val="21"/>
-          <w:szCs w:val="21"/>
-        </w:rPr>
-        <w:t xml:space="preserve">visit or call the stores in the worst-five list, and learn what the best-five stores do differently.</w:t>
-      </w:r>
-    </w:p>
-    <w:p>
-      <w:pPr>
-        <w:pStyle w:val="Heading2"/>
-      </w:pPr>
-      <w:r>
-        <w:t xml:space="preserve">Step 6 - Who stays?</w:t>
+        <w:t xml:space="preserve"/>
       </w:r>
     </w:p>
     <w:p>
@@ -1017,68 +1282,7 @@
       <w:r>
         <w:drawing>
           <wp:inline distT="0" distB="0" distL="0" distR="0">
-            <wp:extent cx="5715000" cy="3276600"/>
-            <wp:effectExtent t="0" r="0" b="0" l="0"/>
-            <wp:docPr id="1" name="" descr="" title=""/>
-            <wp:cNvGraphicFramePr>
-              <a:graphicFrameLocks xmlns:a="http://schemas.openxmlformats.org/drawingml/2006/main" noChangeAspect="1"/>
-            </wp:cNvGraphicFramePr>
-            <a:graphic xmlns:a="http://schemas.openxmlformats.org/drawingml/2006/main">
-              <a:graphicData uri="http://schemas.openxmlformats.org/drawingml/2006/picture">
-                <pic:pic xmlns:pic="http://schemas.openxmlformats.org/drawingml/2006/picture">
-                  <pic:nvPicPr>
-                    <pic:cNvPr id="0" name="" descr=""/>
-                    <pic:cNvPicPr>
-                      <a:picLocks noChangeAspect="1" noChangeArrowheads="1"/>
-                    </pic:cNvPicPr>
-                  </pic:nvPicPr>
-                  <pic:blipFill>
-                    <a:blip r:embed="rId21" cstate="none"/>
-                    <a:srcRect/>
-                    <a:stretch>
-                      <a:fillRect/>
-                    </a:stretch>
-                  </pic:blipFill>
-                  <pic:spPr bwMode="auto">
-                    <a:xfrm>
-                      <a:off x="0" y="0"/>
-                      <a:ext cx="5715000" cy="3276600"/>
-                    </a:xfrm>
-                    <a:prstGeom prst="rect">
-                      <a:avLst/>
-                    </a:prstGeom>
-                  </pic:spPr>
-                </pic:pic>
-              </a:graphicData>
-            </a:graphic>
-          </wp:inline>
-        </w:drawing>
-      </w:r>
-    </w:p>
-    <w:p>
-      <w:pPr>
-        <w:spacing w:after="90" w:line="290"/>
-      </w:pPr>
-      <w:r>
-        <w:rPr>
-          <w:rFonts w:ascii="Arial" w:cs="Arial" w:eastAsia="Arial" w:hAnsi="Arial"/>
-          <w:color w:val="27251F"/>
-          <w:sz w:val="21"/>
-          <w:szCs w:val="21"/>
-        </w:rPr>
-        <w:t xml:space="preserve">Share of the current team with 6+ months on the job, split by gender.</w:t>
-      </w:r>
-    </w:p>
-    <w:p>
-      <w:pPr>
-        <w:keepNext/>
-        <w:spacing w:after="120" w:before="60"/>
-        <w:jc w:val="center"/>
-      </w:pPr>
-      <w:r>
-        <w:drawing>
-          <wp:inline distT="0" distB="0" distL="0" distR="0">
-            <wp:extent cx="5715000" cy="1609725"/>
+            <wp:extent cx="6953250" cy="1962150"/>
             <wp:effectExtent t="0" r="0" b="0" l="0"/>
             <wp:docPr id="1" name="" descr="" title=""/>
             <wp:cNvGraphicFramePr>
@@ -1103,7 +1307,7 @@
                   <pic:spPr bwMode="auto">
                     <a:xfrm>
                       <a:off x="0" y="0"/>
-                      <a:ext cx="5715000" cy="1609725"/>
+                      <a:ext cx="6953250" cy="1962150"/>
                     </a:xfrm>
                     <a:prstGeom prst="rect">
                       <a:avLst/>
@@ -1118,7 +1322,7 @@
     </w:p>
     <w:p>
       <w:pPr>
-        <w:spacing w:after="90" w:line="290"/>
+        <w:spacing w:after="70" w:line="270"/>
       </w:pPr>
       <w:r>
         <w:rPr>
@@ -1138,103 +1342,157 @@
         <w:t xml:space="preserve">Step 7 - Average tenure</w:t>
       </w:r>
     </w:p>
-    <w:p>
-      <w:pPr>
-        <w:keepNext/>
-        <w:spacing w:after="120" w:before="60"/>
+    <w:tbl>
+      <w:tblPr>
+        <w:tblW w:type="dxa" w:w="11000"/>
         <w:jc w:val="center"/>
-      </w:pPr>
-      <w:r>
-        <w:drawing>
-          <wp:inline distT="0" distB="0" distL="0" distR="0">
-            <wp:extent cx="5715000" cy="3257550"/>
-            <wp:effectExtent t="0" r="0" b="0" l="0"/>
-            <wp:docPr id="1" name="" descr="" title=""/>
-            <wp:cNvGraphicFramePr>
-              <a:graphicFrameLocks xmlns:a="http://schemas.openxmlformats.org/drawingml/2006/main" noChangeAspect="1"/>
-            </wp:cNvGraphicFramePr>
-            <a:graphic xmlns:a="http://schemas.openxmlformats.org/drawingml/2006/main">
-              <a:graphicData uri="http://schemas.openxmlformats.org/drawingml/2006/picture">
-                <pic:pic xmlns:pic="http://schemas.openxmlformats.org/drawingml/2006/picture">
-                  <pic:nvPicPr>
-                    <pic:cNvPr id="0" name="" descr=""/>
-                    <pic:cNvPicPr>
-                      <a:picLocks noChangeAspect="1" noChangeArrowheads="1"/>
-                    </pic:cNvPicPr>
-                  </pic:nvPicPr>
-                  <pic:blipFill>
-                    <a:blip r:embed="rId23" cstate="none"/>
-                    <a:srcRect/>
-                    <a:stretch>
-                      <a:fillRect/>
-                    </a:stretch>
-                  </pic:blipFill>
-                  <pic:spPr bwMode="auto">
-                    <a:xfrm>
-                      <a:off x="0" y="0"/>
-                      <a:ext cx="5715000" cy="3257550"/>
-                    </a:xfrm>
-                    <a:prstGeom prst="rect">
-                      <a:avLst/>
-                    </a:prstGeom>
-                  </pic:spPr>
-                </pic:pic>
-              </a:graphicData>
-            </a:graphic>
-          </wp:inline>
-        </w:drawing>
-      </w:r>
-    </w:p>
-    <w:p>
-      <w:pPr>
-        <w:keepNext/>
-        <w:spacing w:after="120" w:before="60"/>
-        <w:jc w:val="center"/>
-      </w:pPr>
-      <w:r>
-        <w:drawing>
-          <wp:inline distT="0" distB="0" distL="0" distR="0">
-            <wp:extent cx="5715000" cy="3257550"/>
-            <wp:effectExtent t="0" r="0" b="0" l="0"/>
-            <wp:docPr id="1" name="" descr="" title=""/>
-            <wp:cNvGraphicFramePr>
-              <a:graphicFrameLocks xmlns:a="http://schemas.openxmlformats.org/drawingml/2006/main" noChangeAspect="1"/>
-            </wp:cNvGraphicFramePr>
-            <a:graphic xmlns:a="http://schemas.openxmlformats.org/drawingml/2006/main">
-              <a:graphicData uri="http://schemas.openxmlformats.org/drawingml/2006/picture">
-                <pic:pic xmlns:pic="http://schemas.openxmlformats.org/drawingml/2006/picture">
-                  <pic:nvPicPr>
-                    <pic:cNvPr id="0" name="" descr=""/>
-                    <pic:cNvPicPr>
-                      <a:picLocks noChangeAspect="1" noChangeArrowheads="1"/>
-                    </pic:cNvPicPr>
-                  </pic:nvPicPr>
-                  <pic:blipFill>
-                    <a:blip r:embed="rId24" cstate="none"/>
-                    <a:srcRect/>
-                    <a:stretch>
-                      <a:fillRect/>
-                    </a:stretch>
-                  </pic:blipFill>
-                  <pic:spPr bwMode="auto">
-                    <a:xfrm>
-                      <a:off x="0" y="0"/>
-                      <a:ext cx="5715000" cy="3257550"/>
-                    </a:xfrm>
-                    <a:prstGeom prst="rect">
-                      <a:avLst/>
-                    </a:prstGeom>
-                  </pic:spPr>
-                </pic:pic>
-              </a:graphicData>
-            </a:graphic>
-          </wp:inline>
-        </w:drawing>
-      </w:r>
-    </w:p>
-    <w:p>
-      <w:pPr>
-        <w:spacing w:after="90" w:line="290"/>
+        <w:tblBorders>
+          <w:top w:val="single" w:color="auto" w:sz="4"/>
+          <w:left w:val="single" w:color="auto" w:sz="4"/>
+          <w:bottom w:val="single" w:color="auto" w:sz="4"/>
+          <w:right w:val="single" w:color="auto" w:sz="4"/>
+          <w:insideH w:val="single" w:color="auto" w:sz="4"/>
+          <w:insideV w:val="single" w:color="auto" w:sz="4"/>
+        </w:tblBorders>
+      </w:tblPr>
+      <w:tblGrid>
+        <w:gridCol w:w="5500"/>
+        <w:gridCol w:w="5500"/>
+      </w:tblGrid>
+      <w:tr>
+        <w:tc>
+          <w:tcPr>
+            <w:tcW w:type="dxa" w:w="5500"/>
+            <w:tcBorders>
+              <w:top w:val="none" w:color="FFFFFF" w:sz="0"/>
+              <w:left w:val="none" w:color="FFFFFF" w:sz="0"/>
+              <w:bottom w:val="none" w:color="FFFFFF" w:sz="0"/>
+              <w:right w:val="none" w:color="FFFFFF" w:sz="0"/>
+            </w:tcBorders>
+            <w:tcMar>
+              <w:top w:type="dxa" w:w="40"/>
+              <w:left w:type="dxa" w:w="70"/>
+              <w:bottom w:type="dxa" w:w="60"/>
+              <w:right w:type="dxa" w:w="70"/>
+            </w:tcMar>
+          </w:tcPr>
+          <w:p>
+            <w:pPr>
+              <w:keepNext/>
+              <w:spacing w:after="120" w:before="60"/>
+              <w:jc w:val="center"/>
+            </w:pPr>
+            <w:r>
+              <w:drawing>
+                <wp:inline distT="0" distB="0" distL="0" distR="0">
+                  <wp:extent cx="3286125" cy="1876425"/>
+                  <wp:effectExtent t="0" r="0" b="0" l="0"/>
+                  <wp:docPr id="1" name="" descr="" title=""/>
+                  <wp:cNvGraphicFramePr>
+                    <a:graphicFrameLocks xmlns:a="http://schemas.openxmlformats.org/drawingml/2006/main" noChangeAspect="1"/>
+                  </wp:cNvGraphicFramePr>
+                  <a:graphic xmlns:a="http://schemas.openxmlformats.org/drawingml/2006/main">
+                    <a:graphicData uri="http://schemas.openxmlformats.org/drawingml/2006/picture">
+                      <pic:pic xmlns:pic="http://schemas.openxmlformats.org/drawingml/2006/picture">
+                        <pic:nvPicPr>
+                          <pic:cNvPr id="0" name="" descr=""/>
+                          <pic:cNvPicPr>
+                            <a:picLocks noChangeAspect="1" noChangeArrowheads="1"/>
+                          </pic:cNvPicPr>
+                        </pic:nvPicPr>
+                        <pic:blipFill>
+                          <a:blip r:embed="rId23" cstate="none"/>
+                          <a:srcRect/>
+                          <a:stretch>
+                            <a:fillRect/>
+                          </a:stretch>
+                        </pic:blipFill>
+                        <pic:spPr bwMode="auto">
+                          <a:xfrm>
+                            <a:off x="0" y="0"/>
+                            <a:ext cx="3286125" cy="1876425"/>
+                          </a:xfrm>
+                          <a:prstGeom prst="rect">
+                            <a:avLst/>
+                          </a:prstGeom>
+                        </pic:spPr>
+                      </pic:pic>
+                    </a:graphicData>
+                  </a:graphic>
+                </wp:inline>
+              </w:drawing>
+            </w:r>
+          </w:p>
+        </w:tc>
+        <w:tc>
+          <w:tcPr>
+            <w:tcW w:type="dxa" w:w="5500"/>
+            <w:tcBorders>
+              <w:top w:val="none" w:color="FFFFFF" w:sz="0"/>
+              <w:left w:val="none" w:color="FFFFFF" w:sz="0"/>
+              <w:bottom w:val="none" w:color="FFFFFF" w:sz="0"/>
+              <w:right w:val="none" w:color="FFFFFF" w:sz="0"/>
+            </w:tcBorders>
+            <w:tcMar>
+              <w:top w:type="dxa" w:w="40"/>
+              <w:left w:type="dxa" w:w="70"/>
+              <w:bottom w:type="dxa" w:w="60"/>
+              <w:right w:type="dxa" w:w="70"/>
+            </w:tcMar>
+          </w:tcPr>
+          <w:p>
+            <w:pPr>
+              <w:keepNext/>
+              <w:spacing w:after="120" w:before="60"/>
+              <w:jc w:val="center"/>
+            </w:pPr>
+            <w:r>
+              <w:drawing>
+                <wp:inline distT="0" distB="0" distL="0" distR="0">
+                  <wp:extent cx="3286125" cy="1876425"/>
+                  <wp:effectExtent t="0" r="0" b="0" l="0"/>
+                  <wp:docPr id="1" name="" descr="" title=""/>
+                  <wp:cNvGraphicFramePr>
+                    <a:graphicFrameLocks xmlns:a="http://schemas.openxmlformats.org/drawingml/2006/main" noChangeAspect="1"/>
+                  </wp:cNvGraphicFramePr>
+                  <a:graphic xmlns:a="http://schemas.openxmlformats.org/drawingml/2006/main">
+                    <a:graphicData uri="http://schemas.openxmlformats.org/drawingml/2006/picture">
+                      <pic:pic xmlns:pic="http://schemas.openxmlformats.org/drawingml/2006/picture">
+                        <pic:nvPicPr>
+                          <pic:cNvPr id="0" name="" descr=""/>
+                          <pic:cNvPicPr>
+                            <a:picLocks noChangeAspect="1" noChangeArrowheads="1"/>
+                          </pic:cNvPicPr>
+                        </pic:nvPicPr>
+                        <pic:blipFill>
+                          <a:blip r:embed="rId24" cstate="none"/>
+                          <a:srcRect/>
+                          <a:stretch>
+                            <a:fillRect/>
+                          </a:stretch>
+                        </pic:blipFill>
+                        <pic:spPr bwMode="auto">
+                          <a:xfrm>
+                            <a:off x="0" y="0"/>
+                            <a:ext cx="3286125" cy="1876425"/>
+                          </a:xfrm>
+                          <a:prstGeom prst="rect">
+                            <a:avLst/>
+                          </a:prstGeom>
+                        </pic:spPr>
+                      </pic:pic>
+                    </a:graphicData>
+                  </a:graphic>
+                </wp:inline>
+              </w:drawing>
+            </w:r>
+          </w:p>
+        </w:tc>
+      </w:tr>
+    </w:tbl>
+    <w:p>
+      <w:pPr>
+        <w:spacing w:after="70" w:line="270"/>
       </w:pPr>
       <w:r>
         <w:rPr>
@@ -1246,103 +1504,157 @@
         <w:t xml:space="preserve">The stores with the highest and lowest average tenure of their current team, in months.</w:t>
       </w:r>
     </w:p>
-    <w:p>
-      <w:pPr>
-        <w:keepNext/>
-        <w:spacing w:after="120" w:before="60"/>
+    <w:tbl>
+      <w:tblPr>
+        <w:tblW w:type="dxa" w:w="11000"/>
         <w:jc w:val="center"/>
-      </w:pPr>
-      <w:r>
-        <w:drawing>
-          <wp:inline distT="0" distB="0" distL="0" distR="0">
-            <wp:extent cx="5715000" cy="3257550"/>
-            <wp:effectExtent t="0" r="0" b="0" l="0"/>
-            <wp:docPr id="1" name="" descr="" title=""/>
-            <wp:cNvGraphicFramePr>
-              <a:graphicFrameLocks xmlns:a="http://schemas.openxmlformats.org/drawingml/2006/main" noChangeAspect="1"/>
-            </wp:cNvGraphicFramePr>
-            <a:graphic xmlns:a="http://schemas.openxmlformats.org/drawingml/2006/main">
-              <a:graphicData uri="http://schemas.openxmlformats.org/drawingml/2006/picture">
-                <pic:pic xmlns:pic="http://schemas.openxmlformats.org/drawingml/2006/picture">
-                  <pic:nvPicPr>
-                    <pic:cNvPr id="0" name="" descr=""/>
-                    <pic:cNvPicPr>
-                      <a:picLocks noChangeAspect="1" noChangeArrowheads="1"/>
-                    </pic:cNvPicPr>
-                  </pic:nvPicPr>
-                  <pic:blipFill>
-                    <a:blip r:embed="rId25" cstate="none"/>
-                    <a:srcRect/>
-                    <a:stretch>
-                      <a:fillRect/>
-                    </a:stretch>
-                  </pic:blipFill>
-                  <pic:spPr bwMode="auto">
-                    <a:xfrm>
-                      <a:off x="0" y="0"/>
-                      <a:ext cx="5715000" cy="3257550"/>
-                    </a:xfrm>
-                    <a:prstGeom prst="rect">
-                      <a:avLst/>
-                    </a:prstGeom>
-                  </pic:spPr>
-                </pic:pic>
-              </a:graphicData>
-            </a:graphic>
-          </wp:inline>
-        </w:drawing>
-      </w:r>
-    </w:p>
-    <w:p>
-      <w:pPr>
-        <w:keepNext/>
-        <w:spacing w:after="120" w:before="60"/>
-        <w:jc w:val="center"/>
-      </w:pPr>
-      <w:r>
-        <w:drawing>
-          <wp:inline distT="0" distB="0" distL="0" distR="0">
-            <wp:extent cx="5715000" cy="3257550"/>
-            <wp:effectExtent t="0" r="0" b="0" l="0"/>
-            <wp:docPr id="1" name="" descr="" title=""/>
-            <wp:cNvGraphicFramePr>
-              <a:graphicFrameLocks xmlns:a="http://schemas.openxmlformats.org/drawingml/2006/main" noChangeAspect="1"/>
-            </wp:cNvGraphicFramePr>
-            <a:graphic xmlns:a="http://schemas.openxmlformats.org/drawingml/2006/main">
-              <a:graphicData uri="http://schemas.openxmlformats.org/drawingml/2006/picture">
-                <pic:pic xmlns:pic="http://schemas.openxmlformats.org/drawingml/2006/picture">
-                  <pic:nvPicPr>
-                    <pic:cNvPr id="0" name="" descr=""/>
-                    <pic:cNvPicPr>
-                      <a:picLocks noChangeAspect="1" noChangeArrowheads="1"/>
-                    </pic:cNvPicPr>
-                  </pic:nvPicPr>
-                  <pic:blipFill>
-                    <a:blip r:embed="rId26" cstate="none"/>
-                    <a:srcRect/>
-                    <a:stretch>
-                      <a:fillRect/>
-                    </a:stretch>
-                  </pic:blipFill>
-                  <pic:spPr bwMode="auto">
-                    <a:xfrm>
-                      <a:off x="0" y="0"/>
-                      <a:ext cx="5715000" cy="3257550"/>
-                    </a:xfrm>
-                    <a:prstGeom prst="rect">
-                      <a:avLst/>
-                    </a:prstGeom>
-                  </pic:spPr>
-                </pic:pic>
-              </a:graphicData>
-            </a:graphic>
-          </wp:inline>
-        </w:drawing>
-      </w:r>
-    </w:p>
-    <w:p>
-      <w:pPr>
-        <w:spacing w:after="90" w:line="290"/>
+        <w:tblBorders>
+          <w:top w:val="single" w:color="auto" w:sz="4"/>
+          <w:left w:val="single" w:color="auto" w:sz="4"/>
+          <w:bottom w:val="single" w:color="auto" w:sz="4"/>
+          <w:right w:val="single" w:color="auto" w:sz="4"/>
+          <w:insideH w:val="single" w:color="auto" w:sz="4"/>
+          <w:insideV w:val="single" w:color="auto" w:sz="4"/>
+        </w:tblBorders>
+      </w:tblPr>
+      <w:tblGrid>
+        <w:gridCol w:w="5500"/>
+        <w:gridCol w:w="5500"/>
+      </w:tblGrid>
+      <w:tr>
+        <w:tc>
+          <w:tcPr>
+            <w:tcW w:type="dxa" w:w="5500"/>
+            <w:tcBorders>
+              <w:top w:val="none" w:color="FFFFFF" w:sz="0"/>
+              <w:left w:val="none" w:color="FFFFFF" w:sz="0"/>
+              <w:bottom w:val="none" w:color="FFFFFF" w:sz="0"/>
+              <w:right w:val="none" w:color="FFFFFF" w:sz="0"/>
+            </w:tcBorders>
+            <w:tcMar>
+              <w:top w:type="dxa" w:w="40"/>
+              <w:left w:type="dxa" w:w="70"/>
+              <w:bottom w:type="dxa" w:w="60"/>
+              <w:right w:type="dxa" w:w="70"/>
+            </w:tcMar>
+          </w:tcPr>
+          <w:p>
+            <w:pPr>
+              <w:keepNext/>
+              <w:spacing w:after="120" w:before="60"/>
+              <w:jc w:val="center"/>
+            </w:pPr>
+            <w:r>
+              <w:drawing>
+                <wp:inline distT="0" distB="0" distL="0" distR="0">
+                  <wp:extent cx="3286125" cy="1876425"/>
+                  <wp:effectExtent t="0" r="0" b="0" l="0"/>
+                  <wp:docPr id="1" name="" descr="" title=""/>
+                  <wp:cNvGraphicFramePr>
+                    <a:graphicFrameLocks xmlns:a="http://schemas.openxmlformats.org/drawingml/2006/main" noChangeAspect="1"/>
+                  </wp:cNvGraphicFramePr>
+                  <a:graphic xmlns:a="http://schemas.openxmlformats.org/drawingml/2006/main">
+                    <a:graphicData uri="http://schemas.openxmlformats.org/drawingml/2006/picture">
+                      <pic:pic xmlns:pic="http://schemas.openxmlformats.org/drawingml/2006/picture">
+                        <pic:nvPicPr>
+                          <pic:cNvPr id="0" name="" descr=""/>
+                          <pic:cNvPicPr>
+                            <a:picLocks noChangeAspect="1" noChangeArrowheads="1"/>
+                          </pic:cNvPicPr>
+                        </pic:nvPicPr>
+                        <pic:blipFill>
+                          <a:blip r:embed="rId25" cstate="none"/>
+                          <a:srcRect/>
+                          <a:stretch>
+                            <a:fillRect/>
+                          </a:stretch>
+                        </pic:blipFill>
+                        <pic:spPr bwMode="auto">
+                          <a:xfrm>
+                            <a:off x="0" y="0"/>
+                            <a:ext cx="3286125" cy="1876425"/>
+                          </a:xfrm>
+                          <a:prstGeom prst="rect">
+                            <a:avLst/>
+                          </a:prstGeom>
+                        </pic:spPr>
+                      </pic:pic>
+                    </a:graphicData>
+                  </a:graphic>
+                </wp:inline>
+              </w:drawing>
+            </w:r>
+          </w:p>
+        </w:tc>
+        <w:tc>
+          <w:tcPr>
+            <w:tcW w:type="dxa" w:w="5500"/>
+            <w:tcBorders>
+              <w:top w:val="none" w:color="FFFFFF" w:sz="0"/>
+              <w:left w:val="none" w:color="FFFFFF" w:sz="0"/>
+              <w:bottom w:val="none" w:color="FFFFFF" w:sz="0"/>
+              <w:right w:val="none" w:color="FFFFFF" w:sz="0"/>
+            </w:tcBorders>
+            <w:tcMar>
+              <w:top w:type="dxa" w:w="40"/>
+              <w:left w:type="dxa" w:w="70"/>
+              <w:bottom w:type="dxa" w:w="60"/>
+              <w:right w:type="dxa" w:w="70"/>
+            </w:tcMar>
+          </w:tcPr>
+          <w:p>
+            <w:pPr>
+              <w:keepNext/>
+              <w:spacing w:after="120" w:before="60"/>
+              <w:jc w:val="center"/>
+            </w:pPr>
+            <w:r>
+              <w:drawing>
+                <wp:inline distT="0" distB="0" distL="0" distR="0">
+                  <wp:extent cx="3286125" cy="1876425"/>
+                  <wp:effectExtent t="0" r="0" b="0" l="0"/>
+                  <wp:docPr id="1" name="" descr="" title=""/>
+                  <wp:cNvGraphicFramePr>
+                    <a:graphicFrameLocks xmlns:a="http://schemas.openxmlformats.org/drawingml/2006/main" noChangeAspect="1"/>
+                  </wp:cNvGraphicFramePr>
+                  <a:graphic xmlns:a="http://schemas.openxmlformats.org/drawingml/2006/main">
+                    <a:graphicData uri="http://schemas.openxmlformats.org/drawingml/2006/picture">
+                      <pic:pic xmlns:pic="http://schemas.openxmlformats.org/drawingml/2006/picture">
+                        <pic:nvPicPr>
+                          <pic:cNvPr id="0" name="" descr=""/>
+                          <pic:cNvPicPr>
+                            <a:picLocks noChangeAspect="1" noChangeArrowheads="1"/>
+                          </pic:cNvPicPr>
+                        </pic:nvPicPr>
+                        <pic:blipFill>
+                          <a:blip r:embed="rId26" cstate="none"/>
+                          <a:srcRect/>
+                          <a:stretch>
+                            <a:fillRect/>
+                          </a:stretch>
+                        </pic:blipFill>
+                        <pic:spPr bwMode="auto">
+                          <a:xfrm>
+                            <a:off x="0" y="0"/>
+                            <a:ext cx="3286125" cy="1876425"/>
+                          </a:xfrm>
+                          <a:prstGeom prst="rect">
+                            <a:avLst/>
+                          </a:prstGeom>
+                        </pic:spPr>
+                      </pic:pic>
+                    </a:graphicData>
+                  </a:graphic>
+                </wp:inline>
+              </w:drawing>
+            </w:r>
+          </w:p>
+        </w:tc>
+      </w:tr>
+    </w:tbl>
+    <w:p>
+      <w:pPr>
+        <w:spacing w:after="70" w:line="270"/>
       </w:pPr>
       <w:r>
         <w:rPr>
@@ -1362,56 +1674,185 @@
         <w:t xml:space="preserve">Step 8 - When do people leave, and how much are we hiring?</w:t>
       </w:r>
     </w:p>
-    <w:p>
-      <w:pPr>
-        <w:keepNext/>
-        <w:spacing w:after="120" w:before="60"/>
+    <w:tbl>
+      <w:tblPr>
+        <w:tblW w:type="dxa" w:w="11000"/>
         <w:jc w:val="center"/>
-      </w:pPr>
-      <w:r>
-        <w:drawing>
-          <wp:inline distT="0" distB="0" distL="0" distR="0">
-            <wp:extent cx="5715000" cy="3257550"/>
-            <wp:effectExtent t="0" r="0" b="0" l="0"/>
-            <wp:docPr id="1" name="" descr="" title=""/>
-            <wp:cNvGraphicFramePr>
-              <a:graphicFrameLocks xmlns:a="http://schemas.openxmlformats.org/drawingml/2006/main" noChangeAspect="1"/>
-            </wp:cNvGraphicFramePr>
-            <a:graphic xmlns:a="http://schemas.openxmlformats.org/drawingml/2006/main">
-              <a:graphicData uri="http://schemas.openxmlformats.org/drawingml/2006/picture">
-                <pic:pic xmlns:pic="http://schemas.openxmlformats.org/drawingml/2006/picture">
-                  <pic:nvPicPr>
-                    <pic:cNvPr id="0" name="" descr=""/>
-                    <pic:cNvPicPr>
-                      <a:picLocks noChangeAspect="1" noChangeArrowheads="1"/>
-                    </pic:cNvPicPr>
-                  </pic:nvPicPr>
-                  <pic:blipFill>
-                    <a:blip r:embed="rId27" cstate="none"/>
-                    <a:srcRect/>
-                    <a:stretch>
-                      <a:fillRect/>
-                    </a:stretch>
-                  </pic:blipFill>
-                  <pic:spPr bwMode="auto">
-                    <a:xfrm>
-                      <a:off x="0" y="0"/>
-                      <a:ext cx="5715000" cy="3257550"/>
-                    </a:xfrm>
-                    <a:prstGeom prst="rect">
-                      <a:avLst/>
-                    </a:prstGeom>
-                  </pic:spPr>
-                </pic:pic>
-              </a:graphicData>
-            </a:graphic>
-          </wp:inline>
-        </w:drawing>
-      </w:r>
-    </w:p>
-    <w:p>
-      <w:pPr>
-        <w:spacing w:after="90" w:line="290"/>
+        <w:tblBorders>
+          <w:top w:val="single" w:color="auto" w:sz="4"/>
+          <w:left w:val="single" w:color="auto" w:sz="4"/>
+          <w:bottom w:val="single" w:color="auto" w:sz="4"/>
+          <w:right w:val="single" w:color="auto" w:sz="4"/>
+          <w:insideH w:val="single" w:color="auto" w:sz="4"/>
+          <w:insideV w:val="single" w:color="auto" w:sz="4"/>
+        </w:tblBorders>
+      </w:tblPr>
+      <w:tblGrid>
+        <w:gridCol w:w="5500"/>
+        <w:gridCol w:w="5500"/>
+      </w:tblGrid>
+      <w:tr>
+        <w:tc>
+          <w:tcPr>
+            <w:tcW w:type="dxa" w:w="5500"/>
+            <w:tcBorders>
+              <w:top w:val="none" w:color="FFFFFF" w:sz="0"/>
+              <w:left w:val="none" w:color="FFFFFF" w:sz="0"/>
+              <w:bottom w:val="none" w:color="FFFFFF" w:sz="0"/>
+              <w:right w:val="none" w:color="FFFFFF" w:sz="0"/>
+            </w:tcBorders>
+            <w:tcMar>
+              <w:top w:type="dxa" w:w="40"/>
+              <w:left w:type="dxa" w:w="70"/>
+              <w:bottom w:type="dxa" w:w="60"/>
+              <w:right w:type="dxa" w:w="70"/>
+            </w:tcMar>
+          </w:tcPr>
+          <w:p>
+            <w:pPr>
+              <w:keepNext/>
+              <w:spacing w:after="120" w:before="60"/>
+              <w:jc w:val="center"/>
+            </w:pPr>
+            <w:r>
+              <w:drawing>
+                <wp:inline distT="0" distB="0" distL="0" distR="0">
+                  <wp:extent cx="3286125" cy="1876425"/>
+                  <wp:effectExtent t="0" r="0" b="0" l="0"/>
+                  <wp:docPr id="1" name="" descr="" title=""/>
+                  <wp:cNvGraphicFramePr>
+                    <a:graphicFrameLocks xmlns:a="http://schemas.openxmlformats.org/drawingml/2006/main" noChangeAspect="1"/>
+                  </wp:cNvGraphicFramePr>
+                  <a:graphic xmlns:a="http://schemas.openxmlformats.org/drawingml/2006/main">
+                    <a:graphicData uri="http://schemas.openxmlformats.org/drawingml/2006/picture">
+                      <pic:pic xmlns:pic="http://schemas.openxmlformats.org/drawingml/2006/picture">
+                        <pic:nvPicPr>
+                          <pic:cNvPr id="0" name="" descr=""/>
+                          <pic:cNvPicPr>
+                            <a:picLocks noChangeAspect="1" noChangeArrowheads="1"/>
+                          </pic:cNvPicPr>
+                        </pic:nvPicPr>
+                        <pic:blipFill>
+                          <a:blip r:embed="rId27" cstate="none"/>
+                          <a:srcRect/>
+                          <a:stretch>
+                            <a:fillRect/>
+                          </a:stretch>
+                        </pic:blipFill>
+                        <pic:spPr bwMode="auto">
+                          <a:xfrm>
+                            <a:off x="0" y="0"/>
+                            <a:ext cx="3286125" cy="1876425"/>
+                          </a:xfrm>
+                          <a:prstGeom prst="rect">
+                            <a:avLst/>
+                          </a:prstGeom>
+                        </pic:spPr>
+                      </pic:pic>
+                    </a:graphicData>
+                  </a:graphic>
+                </wp:inline>
+              </w:drawing>
+            </w:r>
+          </w:p>
+          <w:p>
+            <w:pPr>
+              <w:spacing w:after="70" w:line="270"/>
+            </w:pPr>
+            <w:r>
+              <w:rPr>
+                <w:rFonts w:ascii="Arial" w:cs="Arial" w:eastAsia="Arial" w:hAnsi="Arial"/>
+                <w:color w:val="27251F"/>
+                <w:sz w:val="21"/>
+                <w:szCs w:val="21"/>
+              </w:rPr>
+              <w:t xml:space="preserve">Of everyone who ever resigned (all-time, not limited to the selected period), how long they had been on the job before leaving. It shows whether people tend to leave early or after settling in.</w:t>
+            </w:r>
+          </w:p>
+        </w:tc>
+        <w:tc>
+          <w:tcPr>
+            <w:tcW w:type="dxa" w:w="5500"/>
+            <w:tcBorders>
+              <w:top w:val="none" w:color="FFFFFF" w:sz="0"/>
+              <w:left w:val="none" w:color="FFFFFF" w:sz="0"/>
+              <w:bottom w:val="none" w:color="FFFFFF" w:sz="0"/>
+              <w:right w:val="none" w:color="FFFFFF" w:sz="0"/>
+            </w:tcBorders>
+            <w:tcMar>
+              <w:top w:type="dxa" w:w="40"/>
+              <w:left w:type="dxa" w:w="70"/>
+              <w:bottom w:type="dxa" w:w="60"/>
+              <w:right w:type="dxa" w:w="70"/>
+            </w:tcMar>
+          </w:tcPr>
+          <w:p>
+            <w:pPr>
+              <w:keepNext/>
+              <w:spacing w:after="120" w:before="60"/>
+              <w:jc w:val="center"/>
+            </w:pPr>
+            <w:r>
+              <w:drawing>
+                <wp:inline distT="0" distB="0" distL="0" distR="0">
+                  <wp:extent cx="3286125" cy="1876425"/>
+                  <wp:effectExtent t="0" r="0" b="0" l="0"/>
+                  <wp:docPr id="1" name="" descr="" title=""/>
+                  <wp:cNvGraphicFramePr>
+                    <a:graphicFrameLocks xmlns:a="http://schemas.openxmlformats.org/drawingml/2006/main" noChangeAspect="1"/>
+                  </wp:cNvGraphicFramePr>
+                  <a:graphic xmlns:a="http://schemas.openxmlformats.org/drawingml/2006/main">
+                    <a:graphicData uri="http://schemas.openxmlformats.org/drawingml/2006/picture">
+                      <pic:pic xmlns:pic="http://schemas.openxmlformats.org/drawingml/2006/picture">
+                        <pic:nvPicPr>
+                          <pic:cNvPr id="0" name="" descr=""/>
+                          <pic:cNvPicPr>
+                            <a:picLocks noChangeAspect="1" noChangeArrowheads="1"/>
+                          </pic:cNvPicPr>
+                        </pic:nvPicPr>
+                        <pic:blipFill>
+                          <a:blip r:embed="rId28" cstate="none"/>
+                          <a:srcRect/>
+                          <a:stretch>
+                            <a:fillRect/>
+                          </a:stretch>
+                        </pic:blipFill>
+                        <pic:spPr bwMode="auto">
+                          <a:xfrm>
+                            <a:off x="0" y="0"/>
+                            <a:ext cx="3286125" cy="1876425"/>
+                          </a:xfrm>
+                          <a:prstGeom prst="rect">
+                            <a:avLst/>
+                          </a:prstGeom>
+                        </pic:spPr>
+                      </pic:pic>
+                    </a:graphicData>
+                  </a:graphic>
+                </wp:inline>
+              </w:drawing>
+            </w:r>
+          </w:p>
+          <w:p>
+            <w:pPr>
+              <w:spacing w:after="70" w:line="270"/>
+            </w:pPr>
+            <w:r>
+              <w:rPr>
+                <w:rFonts w:ascii="Arial" w:cs="Arial" w:eastAsia="Arial" w:hAnsi="Arial"/>
+                <w:color w:val="27251F"/>
+                <w:sz w:val="21"/>
+                <w:szCs w:val="21"/>
+              </w:rPr>
+              <w:t xml:space="preserve">New hires per month, all-time - context for reading the retention charts alongside how much hiring was actually happening.</w:t>
+            </w:r>
+          </w:p>
+        </w:tc>
+      </w:tr>
+    </w:tbl>
+    <w:p>
+      <w:pPr>
+        <w:spacing w:after="30"/>
       </w:pPr>
       <w:r>
         <w:rPr>
@@ -1420,7 +1861,15 @@
           <w:sz w:val="21"/>
           <w:szCs w:val="21"/>
         </w:rPr>
-        <w:t xml:space="preserve">Of everyone who ever resigned (all-time, not limited to the selected period), how long they had been on the job before leaving. It shows whether people tend to leave early or after settling in.</w:t>
+        <w:t xml:space="preserve"/>
+      </w:r>
+    </w:p>
+    <w:p>
+      <w:pPr>
+        <w:pStyle w:val="Heading2"/>
+      </w:pPr>
+      <w:r>
+        <w:t xml:space="preserve">Step 9 - Store by store</w:t>
       </w:r>
     </w:p>
     <w:p>
@@ -1432,76 +1881,7 @@
       <w:r>
         <w:drawing>
           <wp:inline distT="0" distB="0" distL="0" distR="0">
-            <wp:extent cx="5715000" cy="3257550"/>
-            <wp:effectExtent t="0" r="0" b="0" l="0"/>
-            <wp:docPr id="1" name="" descr="" title=""/>
-            <wp:cNvGraphicFramePr>
-              <a:graphicFrameLocks xmlns:a="http://schemas.openxmlformats.org/drawingml/2006/main" noChangeAspect="1"/>
-            </wp:cNvGraphicFramePr>
-            <a:graphic xmlns:a="http://schemas.openxmlformats.org/drawingml/2006/main">
-              <a:graphicData uri="http://schemas.openxmlformats.org/drawingml/2006/picture">
-                <pic:pic xmlns:pic="http://schemas.openxmlformats.org/drawingml/2006/picture">
-                  <pic:nvPicPr>
-                    <pic:cNvPr id="0" name="" descr=""/>
-                    <pic:cNvPicPr>
-                      <a:picLocks noChangeAspect="1" noChangeArrowheads="1"/>
-                    </pic:cNvPicPr>
-                  </pic:nvPicPr>
-                  <pic:blipFill>
-                    <a:blip r:embed="rId28" cstate="none"/>
-                    <a:srcRect/>
-                    <a:stretch>
-                      <a:fillRect/>
-                    </a:stretch>
-                  </pic:blipFill>
-                  <pic:spPr bwMode="auto">
-                    <a:xfrm>
-                      <a:off x="0" y="0"/>
-                      <a:ext cx="5715000" cy="3257550"/>
-                    </a:xfrm>
-                    <a:prstGeom prst="rect">
-                      <a:avLst/>
-                    </a:prstGeom>
-                  </pic:spPr>
-                </pic:pic>
-              </a:graphicData>
-            </a:graphic>
-          </wp:inline>
-        </w:drawing>
-      </w:r>
-    </w:p>
-    <w:p>
-      <w:pPr>
-        <w:spacing w:after="90" w:line="290"/>
-      </w:pPr>
-      <w:r>
-        <w:rPr>
-          <w:rFonts w:ascii="Arial" w:cs="Arial" w:eastAsia="Arial" w:hAnsi="Arial"/>
-          <w:color w:val="27251F"/>
-          <w:sz w:val="21"/>
-          <w:szCs w:val="21"/>
-        </w:rPr>
-        <w:t xml:space="preserve">New hires per month, all-time - context for reading the retention charts alongside how much hiring was actually happening.</w:t>
-      </w:r>
-    </w:p>
-    <w:p>
-      <w:pPr>
-        <w:pStyle w:val="Heading2"/>
-      </w:pPr>
-      <w:r>
-        <w:t xml:space="preserve">Step 9 - Store by store</w:t>
-      </w:r>
-    </w:p>
-    <w:p>
-      <w:pPr>
-        <w:keepNext/>
-        <w:spacing w:after="120" w:before="60"/>
-        <w:jc w:val="center"/>
-      </w:pPr>
-      <w:r>
-        <w:drawing>
-          <wp:inline distT="0" distB="0" distL="0" distR="0">
-            <wp:extent cx="5715000" cy="1895475"/>
+            <wp:extent cx="6953250" cy="2305050"/>
             <wp:effectExtent t="0" r="0" b="0" l="0"/>
             <wp:docPr id="1" name="" descr="" title=""/>
             <wp:cNvGraphicFramePr>
@@ -1526,7 +1906,7 @@
                   <pic:spPr bwMode="auto">
                     <a:xfrm>
                       <a:off x="0" y="0"/>
-                      <a:ext cx="5715000" cy="1895475"/>
+                      <a:ext cx="6953250" cy="2305050"/>
                     </a:xfrm>
                     <a:prstGeom prst="rect">
                       <a:avLst/>
@@ -1541,7 +1921,7 @@
     </w:p>
     <w:p>
       <w:pPr>
-        <w:spacing w:after="90" w:line="290"/>
+        <w:spacing w:after="70" w:line="270"/>
       </w:pPr>
       <w:r>
         <w:rPr>
@@ -1561,197 +1941,251 @@
         <w:t xml:space="preserve">Step 10 - Who should you talk to?</w:t>
       </w:r>
     </w:p>
-    <w:p>
-      <w:pPr>
-        <w:keepNext/>
-        <w:spacing w:after="120" w:before="60"/>
+    <w:tbl>
+      <w:tblPr>
+        <w:tblW w:type="dxa" w:w="11000"/>
         <w:jc w:val="center"/>
-      </w:pPr>
-      <w:r>
-        <w:drawing>
-          <wp:inline distT="0" distB="0" distL="0" distR="0">
-            <wp:extent cx="5715000" cy="5238750"/>
-            <wp:effectExtent t="0" r="0" b="0" l="0"/>
-            <wp:docPr id="1" name="" descr="" title=""/>
-            <wp:cNvGraphicFramePr>
-              <a:graphicFrameLocks xmlns:a="http://schemas.openxmlformats.org/drawingml/2006/main" noChangeAspect="1"/>
-            </wp:cNvGraphicFramePr>
-            <a:graphic xmlns:a="http://schemas.openxmlformats.org/drawingml/2006/main">
-              <a:graphicData uri="http://schemas.openxmlformats.org/drawingml/2006/picture">
-                <pic:pic xmlns:pic="http://schemas.openxmlformats.org/drawingml/2006/picture">
-                  <pic:nvPicPr>
-                    <pic:cNvPr id="0" name="" descr=""/>
-                    <pic:cNvPicPr>
-                      <a:picLocks noChangeAspect="1" noChangeArrowheads="1"/>
-                    </pic:cNvPicPr>
-                  </pic:nvPicPr>
-                  <pic:blipFill>
-                    <a:blip r:embed="rId30" cstate="none"/>
-                    <a:srcRect/>
-                    <a:stretch>
-                      <a:fillRect/>
-                    </a:stretch>
-                  </pic:blipFill>
-                  <pic:spPr bwMode="auto">
-                    <a:xfrm>
-                      <a:off x="0" y="0"/>
-                      <a:ext cx="5715000" cy="5238750"/>
-                    </a:xfrm>
-                    <a:prstGeom prst="rect">
-                      <a:avLst/>
-                    </a:prstGeom>
-                  </pic:spPr>
-                </pic:pic>
-              </a:graphicData>
-            </a:graphic>
-          </wp:inline>
-        </w:drawing>
-      </w:r>
-    </w:p>
-    <w:p>
-      <w:pPr>
-        <w:keepNext/>
-        <w:spacing w:after="120" w:before="60"/>
-        <w:jc w:val="center"/>
-      </w:pPr>
-      <w:r>
-        <w:drawing>
-          <wp:inline distT="0" distB="0" distL="0" distR="0">
-            <wp:extent cx="5715000" cy="1600200"/>
-            <wp:effectExtent t="0" r="0" b="0" l="0"/>
-            <wp:docPr id="1" name="" descr="" title=""/>
-            <wp:cNvGraphicFramePr>
-              <a:graphicFrameLocks xmlns:a="http://schemas.openxmlformats.org/drawingml/2006/main" noChangeAspect="1"/>
-            </wp:cNvGraphicFramePr>
-            <a:graphic xmlns:a="http://schemas.openxmlformats.org/drawingml/2006/main">
-              <a:graphicData uri="http://schemas.openxmlformats.org/drawingml/2006/picture">
-                <pic:pic xmlns:pic="http://schemas.openxmlformats.org/drawingml/2006/picture">
-                  <pic:nvPicPr>
-                    <pic:cNvPr id="0" name="" descr=""/>
-                    <pic:cNvPicPr>
-                      <a:picLocks noChangeAspect="1" noChangeArrowheads="1"/>
-                    </pic:cNvPicPr>
-                  </pic:nvPicPr>
-                  <pic:blipFill>
-                    <a:blip r:embed="rId31" cstate="none"/>
-                    <a:srcRect/>
-                    <a:stretch>
-                      <a:fillRect/>
-                    </a:stretch>
-                  </pic:blipFill>
-                  <pic:spPr bwMode="auto">
-                    <a:xfrm>
-                      <a:off x="0" y="0"/>
-                      <a:ext cx="5715000" cy="1600200"/>
-                    </a:xfrm>
-                    <a:prstGeom prst="rect">
-                      <a:avLst/>
-                    </a:prstGeom>
-                  </pic:spPr>
-                </pic:pic>
-              </a:graphicData>
-            </a:graphic>
-          </wp:inline>
-        </w:drawing>
-      </w:r>
-    </w:p>
-    <w:p>
-      <w:pPr>
-        <w:keepNext/>
-        <w:spacing w:after="120" w:before="60"/>
-        <w:jc w:val="center"/>
-      </w:pPr>
-      <w:r>
-        <w:drawing>
-          <wp:inline distT="0" distB="0" distL="0" distR="0">
-            <wp:extent cx="5715000" cy="1600200"/>
-            <wp:effectExtent t="0" r="0" b="0" l="0"/>
-            <wp:docPr id="1" name="" descr="" title=""/>
-            <wp:cNvGraphicFramePr>
-              <a:graphicFrameLocks xmlns:a="http://schemas.openxmlformats.org/drawingml/2006/main" noChangeAspect="1"/>
-            </wp:cNvGraphicFramePr>
-            <a:graphic xmlns:a="http://schemas.openxmlformats.org/drawingml/2006/main">
-              <a:graphicData uri="http://schemas.openxmlformats.org/drawingml/2006/picture">
-                <pic:pic xmlns:pic="http://schemas.openxmlformats.org/drawingml/2006/picture">
-                  <pic:nvPicPr>
-                    <pic:cNvPr id="0" name="" descr=""/>
-                    <pic:cNvPicPr>
-                      <a:picLocks noChangeAspect="1" noChangeArrowheads="1"/>
-                    </pic:cNvPicPr>
-                  </pic:nvPicPr>
-                  <pic:blipFill>
-                    <a:blip r:embed="rId32" cstate="none"/>
-                    <a:srcRect/>
-                    <a:stretch>
-                      <a:fillRect/>
-                    </a:stretch>
-                  </pic:blipFill>
-                  <pic:spPr bwMode="auto">
-                    <a:xfrm>
-                      <a:off x="0" y="0"/>
-                      <a:ext cx="5715000" cy="1600200"/>
-                    </a:xfrm>
-                    <a:prstGeom prst="rect">
-                      <a:avLst/>
-                    </a:prstGeom>
-                  </pic:spPr>
-                </pic:pic>
-              </a:graphicData>
-            </a:graphic>
-          </wp:inline>
-        </w:drawing>
-      </w:r>
-    </w:p>
-    <w:p>
-      <w:pPr>
-        <w:keepNext/>
-        <w:spacing w:after="120" w:before="60"/>
-        <w:jc w:val="center"/>
-      </w:pPr>
-      <w:r>
-        <w:drawing>
-          <wp:inline distT="0" distB="0" distL="0" distR="0">
-            <wp:extent cx="5715000" cy="1905000"/>
-            <wp:effectExtent t="0" r="0" b="0" l="0"/>
-            <wp:docPr id="1" name="" descr="" title=""/>
-            <wp:cNvGraphicFramePr>
-              <a:graphicFrameLocks xmlns:a="http://schemas.openxmlformats.org/drawingml/2006/main" noChangeAspect="1"/>
-            </wp:cNvGraphicFramePr>
-            <a:graphic xmlns:a="http://schemas.openxmlformats.org/drawingml/2006/main">
-              <a:graphicData uri="http://schemas.openxmlformats.org/drawingml/2006/picture">
-                <pic:pic xmlns:pic="http://schemas.openxmlformats.org/drawingml/2006/picture">
-                  <pic:nvPicPr>
-                    <pic:cNvPr id="0" name="" descr=""/>
-                    <pic:cNvPicPr>
-                      <a:picLocks noChangeAspect="1" noChangeArrowheads="1"/>
-                    </pic:cNvPicPr>
-                  </pic:nvPicPr>
-                  <pic:blipFill>
-                    <a:blip r:embed="rId33" cstate="none"/>
-                    <a:srcRect/>
-                    <a:stretch>
-                      <a:fillRect/>
-                    </a:stretch>
-                  </pic:blipFill>
-                  <pic:spPr bwMode="auto">
-                    <a:xfrm>
-                      <a:off x="0" y="0"/>
-                      <a:ext cx="5715000" cy="1905000"/>
-                    </a:xfrm>
-                    <a:prstGeom prst="rect">
-                      <a:avLst/>
-                    </a:prstGeom>
-                  </pic:spPr>
-                </pic:pic>
-              </a:graphicData>
-            </a:graphic>
-          </wp:inline>
-        </w:drawing>
-      </w:r>
-    </w:p>
-    <w:p>
-      <w:pPr>
-        <w:spacing w:after="90" w:line="290"/>
+        <w:tblBorders>
+          <w:top w:val="single" w:color="auto" w:sz="4"/>
+          <w:left w:val="single" w:color="auto" w:sz="4"/>
+          <w:bottom w:val="single" w:color="auto" w:sz="4"/>
+          <w:right w:val="single" w:color="auto" w:sz="4"/>
+          <w:insideH w:val="single" w:color="auto" w:sz="4"/>
+          <w:insideV w:val="single" w:color="auto" w:sz="4"/>
+        </w:tblBorders>
+      </w:tblPr>
+      <w:tblGrid>
+        <w:gridCol w:w="5500"/>
+        <w:gridCol w:w="5500"/>
+      </w:tblGrid>
+      <w:tr>
+        <w:tc>
+          <w:tcPr>
+            <w:tcW w:type="dxa" w:w="5500"/>
+            <w:tcBorders>
+              <w:top w:val="none" w:color="FFFFFF" w:sz="0"/>
+              <w:left w:val="none" w:color="FFFFFF" w:sz="0"/>
+              <w:bottom w:val="none" w:color="FFFFFF" w:sz="0"/>
+              <w:right w:val="none" w:color="FFFFFF" w:sz="0"/>
+            </w:tcBorders>
+            <w:tcMar>
+              <w:top w:type="dxa" w:w="40"/>
+              <w:left w:type="dxa" w:w="70"/>
+              <w:bottom w:type="dxa" w:w="60"/>
+              <w:right w:type="dxa" w:w="70"/>
+            </w:tcMar>
+          </w:tcPr>
+          <w:p>
+            <w:pPr>
+              <w:keepNext/>
+              <w:spacing w:after="120" w:before="60"/>
+              <w:jc w:val="center"/>
+            </w:pPr>
+            <w:r>
+              <w:drawing>
+                <wp:inline distT="0" distB="0" distL="0" distR="0">
+                  <wp:extent cx="3286125" cy="3009900"/>
+                  <wp:effectExtent t="0" r="0" b="0" l="0"/>
+                  <wp:docPr id="1" name="" descr="" title=""/>
+                  <wp:cNvGraphicFramePr>
+                    <a:graphicFrameLocks xmlns:a="http://schemas.openxmlformats.org/drawingml/2006/main" noChangeAspect="1"/>
+                  </wp:cNvGraphicFramePr>
+                  <a:graphic xmlns:a="http://schemas.openxmlformats.org/drawingml/2006/main">
+                    <a:graphicData uri="http://schemas.openxmlformats.org/drawingml/2006/picture">
+                      <pic:pic xmlns:pic="http://schemas.openxmlformats.org/drawingml/2006/picture">
+                        <pic:nvPicPr>
+                          <pic:cNvPr id="0" name="" descr=""/>
+                          <pic:cNvPicPr>
+                            <a:picLocks noChangeAspect="1" noChangeArrowheads="1"/>
+                          </pic:cNvPicPr>
+                        </pic:nvPicPr>
+                        <pic:blipFill>
+                          <a:blip r:embed="rId30" cstate="none"/>
+                          <a:srcRect/>
+                          <a:stretch>
+                            <a:fillRect/>
+                          </a:stretch>
+                        </pic:blipFill>
+                        <pic:spPr bwMode="auto">
+                          <a:xfrm>
+                            <a:off x="0" y="0"/>
+                            <a:ext cx="3286125" cy="3009900"/>
+                          </a:xfrm>
+                          <a:prstGeom prst="rect">
+                            <a:avLst/>
+                          </a:prstGeom>
+                        </pic:spPr>
+                      </pic:pic>
+                    </a:graphicData>
+                  </a:graphic>
+                </wp:inline>
+              </w:drawing>
+            </w:r>
+          </w:p>
+        </w:tc>
+        <w:tc>
+          <w:tcPr>
+            <w:tcW w:type="dxa" w:w="5500"/>
+            <w:tcBorders>
+              <w:top w:val="none" w:color="FFFFFF" w:sz="0"/>
+              <w:left w:val="none" w:color="FFFFFF" w:sz="0"/>
+              <w:bottom w:val="none" w:color="FFFFFF" w:sz="0"/>
+              <w:right w:val="none" w:color="FFFFFF" w:sz="0"/>
+            </w:tcBorders>
+            <w:tcMar>
+              <w:top w:type="dxa" w:w="40"/>
+              <w:left w:type="dxa" w:w="70"/>
+              <w:bottom w:type="dxa" w:w="60"/>
+              <w:right w:type="dxa" w:w="70"/>
+            </w:tcMar>
+          </w:tcPr>
+          <w:p>
+            <w:pPr>
+              <w:keepNext/>
+              <w:spacing w:after="120" w:before="60"/>
+              <w:jc w:val="center"/>
+            </w:pPr>
+            <w:r>
+              <w:drawing>
+                <wp:inline distT="0" distB="0" distL="0" distR="0">
+                  <wp:extent cx="3286125" cy="914400"/>
+                  <wp:effectExtent t="0" r="0" b="0" l="0"/>
+                  <wp:docPr id="1" name="" descr="" title=""/>
+                  <wp:cNvGraphicFramePr>
+                    <a:graphicFrameLocks xmlns:a="http://schemas.openxmlformats.org/drawingml/2006/main" noChangeAspect="1"/>
+                  </wp:cNvGraphicFramePr>
+                  <a:graphic xmlns:a="http://schemas.openxmlformats.org/drawingml/2006/main">
+                    <a:graphicData uri="http://schemas.openxmlformats.org/drawingml/2006/picture">
+                      <pic:pic xmlns:pic="http://schemas.openxmlformats.org/drawingml/2006/picture">
+                        <pic:nvPicPr>
+                          <pic:cNvPr id="0" name="" descr=""/>
+                          <pic:cNvPicPr>
+                            <a:picLocks noChangeAspect="1" noChangeArrowheads="1"/>
+                          </pic:cNvPicPr>
+                        </pic:nvPicPr>
+                        <pic:blipFill>
+                          <a:blip r:embed="rId31" cstate="none"/>
+                          <a:srcRect/>
+                          <a:stretch>
+                            <a:fillRect/>
+                          </a:stretch>
+                        </pic:blipFill>
+                        <pic:spPr bwMode="auto">
+                          <a:xfrm>
+                            <a:off x="0" y="0"/>
+                            <a:ext cx="3286125" cy="914400"/>
+                          </a:xfrm>
+                          <a:prstGeom prst="rect">
+                            <a:avLst/>
+                          </a:prstGeom>
+                        </pic:spPr>
+                      </pic:pic>
+                    </a:graphicData>
+                  </a:graphic>
+                </wp:inline>
+              </w:drawing>
+            </w:r>
+          </w:p>
+          <w:p>
+            <w:pPr>
+              <w:keepNext/>
+              <w:spacing w:after="120" w:before="60"/>
+              <w:jc w:val="center"/>
+            </w:pPr>
+            <w:r>
+              <w:drawing>
+                <wp:inline distT="0" distB="0" distL="0" distR="0">
+                  <wp:extent cx="3286125" cy="914400"/>
+                  <wp:effectExtent t="0" r="0" b="0" l="0"/>
+                  <wp:docPr id="1" name="" descr="" title=""/>
+                  <wp:cNvGraphicFramePr>
+                    <a:graphicFrameLocks xmlns:a="http://schemas.openxmlformats.org/drawingml/2006/main" noChangeAspect="1"/>
+                  </wp:cNvGraphicFramePr>
+                  <a:graphic xmlns:a="http://schemas.openxmlformats.org/drawingml/2006/main">
+                    <a:graphicData uri="http://schemas.openxmlformats.org/drawingml/2006/picture">
+                      <pic:pic xmlns:pic="http://schemas.openxmlformats.org/drawingml/2006/picture">
+                        <pic:nvPicPr>
+                          <pic:cNvPr id="0" name="" descr=""/>
+                          <pic:cNvPicPr>
+                            <a:picLocks noChangeAspect="1" noChangeArrowheads="1"/>
+                          </pic:cNvPicPr>
+                        </pic:nvPicPr>
+                        <pic:blipFill>
+                          <a:blip r:embed="rId32" cstate="none"/>
+                          <a:srcRect/>
+                          <a:stretch>
+                            <a:fillRect/>
+                          </a:stretch>
+                        </pic:blipFill>
+                        <pic:spPr bwMode="auto">
+                          <a:xfrm>
+                            <a:off x="0" y="0"/>
+                            <a:ext cx="3286125" cy="914400"/>
+                          </a:xfrm>
+                          <a:prstGeom prst="rect">
+                            <a:avLst/>
+                          </a:prstGeom>
+                        </pic:spPr>
+                      </pic:pic>
+                    </a:graphicData>
+                  </a:graphic>
+                </wp:inline>
+              </w:drawing>
+            </w:r>
+          </w:p>
+          <w:p>
+            <w:pPr>
+              <w:keepNext/>
+              <w:spacing w:after="120" w:before="60"/>
+              <w:jc w:val="center"/>
+            </w:pPr>
+            <w:r>
+              <w:drawing>
+                <wp:inline distT="0" distB="0" distL="0" distR="0">
+                  <wp:extent cx="3286125" cy="1095375"/>
+                  <wp:effectExtent t="0" r="0" b="0" l="0"/>
+                  <wp:docPr id="1" name="" descr="" title=""/>
+                  <wp:cNvGraphicFramePr>
+                    <a:graphicFrameLocks xmlns:a="http://schemas.openxmlformats.org/drawingml/2006/main" noChangeAspect="1"/>
+                  </wp:cNvGraphicFramePr>
+                  <a:graphic xmlns:a="http://schemas.openxmlformats.org/drawingml/2006/main">
+                    <a:graphicData uri="http://schemas.openxmlformats.org/drawingml/2006/picture">
+                      <pic:pic xmlns:pic="http://schemas.openxmlformats.org/drawingml/2006/picture">
+                        <pic:nvPicPr>
+                          <pic:cNvPr id="0" name="" descr=""/>
+                          <pic:cNvPicPr>
+                            <a:picLocks noChangeAspect="1" noChangeArrowheads="1"/>
+                          </pic:cNvPicPr>
+                        </pic:nvPicPr>
+                        <pic:blipFill>
+                          <a:blip r:embed="rId33" cstate="none"/>
+                          <a:srcRect/>
+                          <a:stretch>
+                            <a:fillRect/>
+                          </a:stretch>
+                        </pic:blipFill>
+                        <pic:spPr bwMode="auto">
+                          <a:xfrm>
+                            <a:off x="0" y="0"/>
+                            <a:ext cx="3286125" cy="1095375"/>
+                          </a:xfrm>
+                          <a:prstGeom prst="rect">
+                            <a:avLst/>
+                          </a:prstGeom>
+                        </pic:spPr>
+                      </pic:pic>
+                    </a:graphicData>
+                  </a:graphic>
+                </wp:inline>
+              </w:drawing>
+            </w:r>
+          </w:p>
+        </w:tc>
+      </w:tr>
+    </w:tbl>
+    <w:p>
+      <w:pPr>
+        <w:spacing w:after="70" w:line="270"/>
       </w:pPr>
       <w:r>
         <w:rPr>
@@ -1767,7 +2201,7 @@
       <w:headerReference w:type="default" r:id="rId7"/>
       <w:footerReference w:type="default" r:id="rId8"/>
       <w:pgSz w:w="11906" w:h="16838" w:orient="portrait"/>
-      <w:pgMar w:top="1300" w:right="1250" w:bottom="1000" w:left="1250" w:header="708" w:footer="708" w:gutter="0"/>
+      <w:pgMar w:top="1500" w:right="432" w:bottom="994" w:left="432" w:header="706" w:footer="706" w:gutter="0"/>
       <w:pgNumType/>
       <w:docGrid w:linePitch="360"/>
     </w:sectPr>

--- a/docs/user-guide/en/pages/08-retention.docx
+++ b/docs/user-guide/en/pages/08-retention.docx
@@ -196,7 +196,7 @@
     </w:p>
     <w:tbl>
       <w:tblPr>
-        <w:tblW w:type="dxa" w:w="10998"/>
+        <w:tblW w:type="dxa" w:w="11000"/>
         <w:jc w:val="center"/>
         <w:tblBorders>
           <w:top w:val="single" w:color="auto" w:sz="4"/>
@@ -208,9 +208,10 @@
         </w:tblBorders>
       </w:tblPr>
       <w:tblGrid>
-        <w:gridCol w:w="3666"/>
-        <w:gridCol w:w="3666"/>
-        <w:gridCol w:w="3666"/>
+        <w:gridCol w:w="2750"/>
+        <w:gridCol w:w="2750"/>
+        <w:gridCol w:w="2750"/>
+        <w:gridCol w:w="2750"/>
       </w:tblGrid>
       <w:tr>
         <w:trPr>
@@ -218,7 +219,7 @@
         </w:trPr>
         <w:tc>
           <w:tcPr>
-            <w:tcW w:type="dxa" w:w="3666"/>
+            <w:tcW w:type="dxa" w:w="2750"/>
             <w:tcBorders>
               <w:top w:val="none" w:color="FFFFFF" w:sz="0"/>
               <w:left w:val="none" w:color="FFFFFF" w:sz="0"/>
@@ -239,7 +240,7 @@
             <w:r>
               <w:drawing>
                 <wp:inline distT="0" distB="0" distL="0" distR="0">
-                  <wp:extent cx="2171700" cy="1704975"/>
+                  <wp:extent cx="1590675" cy="1247775"/>
                   <wp:effectExtent t="0" r="0" b="0" l="0"/>
                   <wp:docPr id="1" name="" descr="" title=""/>
                   <wp:cNvGraphicFramePr>
@@ -264,7 +265,7 @@
                         <pic:spPr bwMode="auto">
                           <a:xfrm>
                             <a:off x="0" y="0"/>
-                            <a:ext cx="2171700" cy="1704975"/>
+                            <a:ext cx="1590675" cy="1247775"/>
                           </a:xfrm>
                           <a:prstGeom prst="rect">
                             <a:avLst/>
@@ -280,7 +281,7 @@
         </w:tc>
         <w:tc>
           <w:tcPr>
-            <w:tcW w:type="dxa" w:w="3666"/>
+            <w:tcW w:type="dxa" w:w="2750"/>
             <w:tcBorders>
               <w:top w:val="none" w:color="FFFFFF" w:sz="0"/>
               <w:left w:val="none" w:color="FFFFFF" w:sz="0"/>
@@ -301,7 +302,7 @@
             <w:r>
               <w:drawing>
                 <wp:inline distT="0" distB="0" distL="0" distR="0">
-                  <wp:extent cx="2171700" cy="1704975"/>
+                  <wp:extent cx="1590675" cy="1247775"/>
                   <wp:effectExtent t="0" r="0" b="0" l="0"/>
                   <wp:docPr id="1" name="" descr="" title=""/>
                   <wp:cNvGraphicFramePr>
@@ -326,7 +327,7 @@
                         <pic:spPr bwMode="auto">
                           <a:xfrm>
                             <a:off x="0" y="0"/>
-                            <a:ext cx="2171700" cy="1704975"/>
+                            <a:ext cx="1590675" cy="1247775"/>
                           </a:xfrm>
                           <a:prstGeom prst="rect">
                             <a:avLst/>
@@ -342,7 +343,7 @@
         </w:tc>
         <w:tc>
           <w:tcPr>
-            <w:tcW w:type="dxa" w:w="3666"/>
+            <w:tcW w:type="dxa" w:w="2750"/>
             <w:tcBorders>
               <w:top w:val="none" w:color="FFFFFF" w:sz="0"/>
               <w:left w:val="none" w:color="FFFFFF" w:sz="0"/>
@@ -363,7 +364,7 @@
             <w:r>
               <w:drawing>
                 <wp:inline distT="0" distB="0" distL="0" distR="0">
-                  <wp:extent cx="2171700" cy="1704975"/>
+                  <wp:extent cx="1590675" cy="1247775"/>
                   <wp:effectExtent t="0" r="0" b="0" l="0"/>
                   <wp:docPr id="1" name="" descr="" title=""/>
                   <wp:cNvGraphicFramePr>
@@ -388,7 +389,7 @@
                         <pic:spPr bwMode="auto">
                           <a:xfrm>
                             <a:off x="0" y="0"/>
-                            <a:ext cx="2171700" cy="1704975"/>
+                            <a:ext cx="1590675" cy="1247775"/>
                           </a:xfrm>
                           <a:prstGeom prst="rect">
                             <a:avLst/>
@@ -402,14 +403,9 @@
             </w:r>
           </w:p>
         </w:tc>
-      </w:tr>
-      <w:tr>
-        <w:trPr>
-          <w:cantSplit/>
-        </w:trPr>
         <w:tc>
           <w:tcPr>
-            <w:tcW w:type="dxa" w:w="3666"/>
+            <w:tcW w:type="dxa" w:w="2750"/>
             <w:tcBorders>
               <w:top w:val="none" w:color="FFFFFF" w:sz="0"/>
               <w:left w:val="none" w:color="FFFFFF" w:sz="0"/>
@@ -430,7 +426,7 @@
             <w:r>
               <w:drawing>
                 <wp:inline distT="0" distB="0" distL="0" distR="0">
-                  <wp:extent cx="2171700" cy="1704975"/>
+                  <wp:extent cx="1590675" cy="1247775"/>
                   <wp:effectExtent t="0" r="0" b="0" l="0"/>
                   <wp:docPr id="1" name="" descr="" title=""/>
                   <wp:cNvGraphicFramePr>
@@ -455,7 +451,7 @@
                         <pic:spPr bwMode="auto">
                           <a:xfrm>
                             <a:off x="0" y="0"/>
-                            <a:ext cx="2171700" cy="1704975"/>
+                            <a:ext cx="1590675" cy="1247775"/>
                           </a:xfrm>
                           <a:prstGeom prst="rect">
                             <a:avLst/>
@@ -469,9 +465,14 @@
             </w:r>
           </w:p>
         </w:tc>
+      </w:tr>
+      <w:tr>
+        <w:trPr>
+          <w:cantSplit/>
+        </w:trPr>
         <w:tc>
           <w:tcPr>
-            <w:tcW w:type="dxa" w:w="3666"/>
+            <w:tcW w:type="dxa" w:w="2750"/>
             <w:tcBorders>
               <w:top w:val="none" w:color="FFFFFF" w:sz="0"/>
               <w:left w:val="none" w:color="FFFFFF" w:sz="0"/>
@@ -492,7 +493,7 @@
             <w:r>
               <w:drawing>
                 <wp:inline distT="0" distB="0" distL="0" distR="0">
-                  <wp:extent cx="2171700" cy="1704975"/>
+                  <wp:extent cx="1590675" cy="1247775"/>
                   <wp:effectExtent t="0" r="0" b="0" l="0"/>
                   <wp:docPr id="1" name="" descr="" title=""/>
                   <wp:cNvGraphicFramePr>
@@ -517,7 +518,7 @@
                         <pic:spPr bwMode="auto">
                           <a:xfrm>
                             <a:off x="0" y="0"/>
-                            <a:ext cx="2171700" cy="1704975"/>
+                            <a:ext cx="1590675" cy="1247775"/>
                           </a:xfrm>
                           <a:prstGeom prst="rect">
                             <a:avLst/>
@@ -533,7 +534,7 @@
         </w:tc>
         <w:tc>
           <w:tcPr>
-            <w:tcW w:type="dxa" w:w="3666"/>
+            <w:tcW w:type="dxa" w:w="2750"/>
             <w:tcBorders>
               <w:top w:val="none" w:color="FFFFFF" w:sz="0"/>
               <w:left w:val="none" w:color="FFFFFF" w:sz="0"/>
@@ -554,7 +555,7 @@
             <w:r>
               <w:drawing>
                 <wp:inline distT="0" distB="0" distL="0" distR="0">
-                  <wp:extent cx="2171700" cy="1704975"/>
+                  <wp:extent cx="1590675" cy="1247775"/>
                   <wp:effectExtent t="0" r="0" b="0" l="0"/>
                   <wp:docPr id="1" name="" descr="" title=""/>
                   <wp:cNvGraphicFramePr>
@@ -579,7 +580,7 @@
                         <pic:spPr bwMode="auto">
                           <a:xfrm>
                             <a:off x="0" y="0"/>
-                            <a:ext cx="2171700" cy="1704975"/>
+                            <a:ext cx="1590675" cy="1247775"/>
                           </a:xfrm>
                           <a:prstGeom prst="rect">
                             <a:avLst/>
@@ -593,14 +594,9 @@
             </w:r>
           </w:p>
         </w:tc>
-      </w:tr>
-      <w:tr>
-        <w:trPr>
-          <w:cantSplit/>
-        </w:trPr>
         <w:tc>
           <w:tcPr>
-            <w:tcW w:type="dxa" w:w="3666"/>
+            <w:tcW w:type="dxa" w:w="2750"/>
             <w:tcBorders>
               <w:top w:val="none" w:color="FFFFFF" w:sz="0"/>
               <w:left w:val="none" w:color="FFFFFF" w:sz="0"/>
@@ -621,7 +617,7 @@
             <w:r>
               <w:drawing>
                 <wp:inline distT="0" distB="0" distL="0" distR="0">
-                  <wp:extent cx="2171700" cy="1704975"/>
+                  <wp:extent cx="1590675" cy="1247775"/>
                   <wp:effectExtent t="0" r="0" b="0" l="0"/>
                   <wp:docPr id="1" name="" descr="" title=""/>
                   <wp:cNvGraphicFramePr>
@@ -646,7 +642,7 @@
                         <pic:spPr bwMode="auto">
                           <a:xfrm>
                             <a:off x="0" y="0"/>
-                            <a:ext cx="2171700" cy="1704975"/>
+                            <a:ext cx="1590675" cy="1247775"/>
                           </a:xfrm>
                           <a:prstGeom prst="rect">
                             <a:avLst/>
@@ -662,25 +658,7 @@
         </w:tc>
         <w:tc>
           <w:tcPr>
-            <w:tcW w:type="dxa" w:w="3666"/>
-            <w:tcBorders>
-              <w:top w:val="none" w:color="FFFFFF" w:sz="0"/>
-              <w:left w:val="none" w:color="FFFFFF" w:sz="0"/>
-              <w:bottom w:val="none" w:color="FFFFFF" w:sz="0"/>
-              <w:right w:val="none" w:color="FFFFFF" w:sz="0"/>
-            </w:tcBorders>
-            <w:tcMar>
-              <w:top w:type="dxa" w:w="40"/>
-              <w:left w:type="dxa" w:w="40"/>
-              <w:bottom w:type="dxa" w:w="80"/>
-              <w:right w:type="dxa" w:w="40"/>
-            </w:tcMar>
-          </w:tcPr>
-          <w:p/>
-        </w:tc>
-        <w:tc>
-          <w:tcPr>
-            <w:tcW w:type="dxa" w:w="3666"/>
+            <w:tcW w:type="dxa" w:w="2750"/>
             <w:tcBorders>
               <w:top w:val="none" w:color="FFFFFF" w:sz="0"/>
               <w:left w:val="none" w:color="FFFFFF" w:sz="0"/>

--- a/docs/user-guide/en/pages/08-retention.docx
+++ b/docs/user-guide/en/pages/08-retention.docx
@@ -1203,6 +1203,20 @@
               </w:drawing>
             </w:r>
           </w:p>
+          <w:p>
+            <w:pPr>
+              <w:spacing w:after="70" w:line="270"/>
+            </w:pPr>
+            <w:r>
+              <w:rPr>
+                <w:rFonts w:ascii="Arial" w:cs="Arial" w:eastAsia="Arial" w:hAnsi="Arial"/>
+                <w:color w:val="27251F"/>
+                <w:sz w:val="21"/>
+                <w:szCs w:val="21"/>
+              </w:rPr>
+              <w:t xml:space="preserve">Share of the current team with 6+ months on the job, split by gender.</w:t>
+            </w:r>
+          </w:p>
         </w:tc>
         <w:tc>
           <w:tcPr>
@@ -1222,6 +1236,53 @@
           </w:tcPr>
           <w:p>
             <w:pPr>
+              <w:keepNext/>
+              <w:spacing w:after="120" w:before="60"/>
+              <w:jc w:val="center"/>
+            </w:pPr>
+            <w:r>
+              <w:drawing>
+                <wp:inline distT="0" distB="0" distL="0" distR="0">
+                  <wp:extent cx="3286125" cy="2343150"/>
+                  <wp:effectExtent t="0" r="0" b="0" l="0"/>
+                  <wp:docPr id="1" name="" descr="" title=""/>
+                  <wp:cNvGraphicFramePr>
+                    <a:graphicFrameLocks xmlns:a="http://schemas.openxmlformats.org/drawingml/2006/main" noChangeAspect="1"/>
+                  </wp:cNvGraphicFramePr>
+                  <a:graphic xmlns:a="http://schemas.openxmlformats.org/drawingml/2006/main">
+                    <a:graphicData uri="http://schemas.openxmlformats.org/drawingml/2006/picture">
+                      <pic:pic xmlns:pic="http://schemas.openxmlformats.org/drawingml/2006/picture">
+                        <pic:nvPicPr>
+                          <pic:cNvPr id="0" name="" descr=""/>
+                          <pic:cNvPicPr>
+                            <a:picLocks noChangeAspect="1" noChangeArrowheads="1"/>
+                          </pic:cNvPicPr>
+                        </pic:nvPicPr>
+                        <pic:blipFill>
+                          <a:blip r:embed="rId22" cstate="none"/>
+                          <a:srcRect/>
+                          <a:stretch>
+                            <a:fillRect/>
+                          </a:stretch>
+                        </pic:blipFill>
+                        <pic:spPr bwMode="auto">
+                          <a:xfrm>
+                            <a:off x="0" y="0"/>
+                            <a:ext cx="3286125" cy="2343150"/>
+                          </a:xfrm>
+                          <a:prstGeom prst="rect">
+                            <a:avLst/>
+                          </a:prstGeom>
+                        </pic:spPr>
+                      </pic:pic>
+                    </a:graphicData>
+                  </a:graphic>
+                </wp:inline>
+              </w:drawing>
+            </w:r>
+          </w:p>
+          <w:p>
+            <w:pPr>
               <w:spacing w:after="70" w:line="270"/>
             </w:pPr>
             <w:r>
@@ -1231,7 +1292,7 @@
                 <w:sz w:val="21"/>
                 <w:szCs w:val="21"/>
               </w:rPr>
-              <w:t xml:space="preserve">Share of the current team with 6+ months on the job, split by gender.</w:t>
+              <w:t xml:space="preserve">Share of each job title's current team that has been on the job 6+ months.</w:t>
             </w:r>
           </w:p>
         </w:tc>
@@ -1249,67 +1310,6 @@
           <w:szCs w:val="21"/>
         </w:rPr>
         <w:t xml:space="preserve"/>
-      </w:r>
-    </w:p>
-    <w:p>
-      <w:pPr>
-        <w:keepNext/>
-        <w:spacing w:after="120" w:before="60"/>
-        <w:jc w:val="center"/>
-      </w:pPr>
-      <w:r>
-        <w:drawing>
-          <wp:inline distT="0" distB="0" distL="0" distR="0">
-            <wp:extent cx="6953250" cy="1962150"/>
-            <wp:effectExtent t="0" r="0" b="0" l="0"/>
-            <wp:docPr id="1" name="" descr="" title=""/>
-            <wp:cNvGraphicFramePr>
-              <a:graphicFrameLocks xmlns:a="http://schemas.openxmlformats.org/drawingml/2006/main" noChangeAspect="1"/>
-            </wp:cNvGraphicFramePr>
-            <a:graphic xmlns:a="http://schemas.openxmlformats.org/drawingml/2006/main">
-              <a:graphicData uri="http://schemas.openxmlformats.org/drawingml/2006/picture">
-                <pic:pic xmlns:pic="http://schemas.openxmlformats.org/drawingml/2006/picture">
-                  <pic:nvPicPr>
-                    <pic:cNvPr id="0" name="" descr=""/>
-                    <pic:cNvPicPr>
-                      <a:picLocks noChangeAspect="1" noChangeArrowheads="1"/>
-                    </pic:cNvPicPr>
-                  </pic:nvPicPr>
-                  <pic:blipFill>
-                    <a:blip r:embed="rId22" cstate="none"/>
-                    <a:srcRect/>
-                    <a:stretch>
-                      <a:fillRect/>
-                    </a:stretch>
-                  </pic:blipFill>
-                  <pic:spPr bwMode="auto">
-                    <a:xfrm>
-                      <a:off x="0" y="0"/>
-                      <a:ext cx="6953250" cy="1962150"/>
-                    </a:xfrm>
-                    <a:prstGeom prst="rect">
-                      <a:avLst/>
-                    </a:prstGeom>
-                  </pic:spPr>
-                </pic:pic>
-              </a:graphicData>
-            </a:graphic>
-          </wp:inline>
-        </w:drawing>
-      </w:r>
-    </w:p>
-    <w:p>
-      <w:pPr>
-        <w:spacing w:after="70" w:line="270"/>
-      </w:pPr>
-      <w:r>
-        <w:rPr>
-          <w:rFonts w:ascii="Arial" w:cs="Arial" w:eastAsia="Arial" w:hAnsi="Arial"/>
-          <w:color w:val="27251F"/>
-          <w:sz w:val="21"/>
-          <w:szCs w:val="21"/>
-        </w:rPr>
-        <w:t xml:space="preserve">Share of each job title's current team that has been on the job 6+ months.</w:t>
       </w:r>
     </w:p>
     <w:p>

--- a/docs/user-guide/en/pages/08-retention.docx
+++ b/docs/user-guide/en/pages/08-retention.docx
@@ -1,6 +1,6 @@
 
 <file path=word/document.xml><?xml version="1.0" encoding="utf-8"?>
-<w:document xmlns:wpc="http://schemas.microsoft.com/office/word/2010/wordprocessingCanvas" xmlns:mc="http://schemas.openxmlformats.org/markup-compatibility/2006" xmlns:o="urn:schemas-microsoft-com:office:office" xmlns:r="http://schemas.openxmlformats.org/officeDocument/2006/relationships" xmlns:m="http://schemas.openxmlformats.org/officeDocument/2006/math" xmlns:v="urn:schemas-microsoft-com:vml" xmlns:wp14="http://schemas.microsoft.com/office/word/2010/wordprocessingDrawing" xmlns:wp="http://schemas.openxmlformats.org/drawingml/2006/wordprocessingDrawing" xmlns:w10="urn:schemas-microsoft-com:office:word" xmlns:w="http://schemas.openxmlformats.org/wordprocessingml/2006/main" xmlns:w14="http://schemas.microsoft.com/office/word/2010/wordml" xmlns:w15="http://schemas.microsoft.com/office/word/2012/wordml" xmlns:wpg="http://schemas.microsoft.com/office/word/2010/wordprocessingGroup" xmlns:wpi="http://schemas.microsoft.com/office/word/2010/wordprocessingInk" xmlns:wne="http://schemas.microsoft.com/office/word/2006/wordml" xmlns:wps="http://schemas.microsoft.com/office/word/2010/wordprocessingShape" xmlns:cx="http://schemas.microsoft.com/office/drawing/2014/chartex" xmlns:cx1="http://schemas.microsoft.com/office/drawing/2015/9/8/chartex" xmlns:cx2="http://schemas.microsoft.com/office/drawing/2015/10/21/chartex" xmlns:cx3="http://schemas.microsoft.com/office/drawing/2016/5/9/chartex" xmlns:cx4="http://schemas.microsoft.com/office/drawing/2016/5/10/chartex" xmlns:cx5="http://schemas.microsoft.com/office/drawing/2016/5/11/chartex" xmlns:cx6="http://schemas.microsoft.com/office/drawing/2016/5/12/chartex" xmlns:cx7="http://schemas.microsoft.com/office/drawing/2016/5/13/chartex" xmlns:cx8="http://schemas.microsoft.com/office/drawing/2016/5/14/chartex" xmlns:aink="http://schemas.microsoft.com/office/drawing/2016/ink" xmlns:am3d="http://schemas.microsoft.com/office/drawing/2017/model3d" xmlns:w16cex="http://schemas.microsoft.com/office/word/2018/wordml/cex" xmlns:w16cid="http://schemas.microsoft.com/office/word/2016/wordml/cid" xmlns:w16="http://schemas.microsoft.com/office/word/2018/wordml" xmlns:w16sdtdh="http://schemas.microsoft.com/office/word/2020/wordml/sdtdatahash" xmlns:w16se="http://schemas.microsoft.com/office/word/2015/wordml/symex" mc:Ignorable="w14 w15 wp14">
+<w:document xmlns:wpc="http://schemas.microsoft.com/office/word/2010/wordprocessingCanvas" xmlns:cx="http://schemas.microsoft.com/office/drawing/2014/chartex" xmlns:cx1="http://schemas.microsoft.com/office/drawing/2015/9/8/chartex" xmlns:cx2="http://schemas.microsoft.com/office/drawing/2015/10/21/chartex" xmlns:cx3="http://schemas.microsoft.com/office/drawing/2016/5/9/chartex" xmlns:cx4="http://schemas.microsoft.com/office/drawing/2016/5/10/chartex" xmlns:cx5="http://schemas.microsoft.com/office/drawing/2016/5/11/chartex" xmlns:cx6="http://schemas.microsoft.com/office/drawing/2016/5/12/chartex" xmlns:cx7="http://schemas.microsoft.com/office/drawing/2016/5/13/chartex" xmlns:cx8="http://schemas.microsoft.com/office/drawing/2016/5/14/chartex" xmlns:mc="http://schemas.openxmlformats.org/markup-compatibility/2006" xmlns:aink="http://schemas.microsoft.com/office/drawing/2016/ink" xmlns:am3d="http://schemas.microsoft.com/office/drawing/2017/model3d" xmlns:o="urn:schemas-microsoft-com:office:office" xmlns:oel="http://schemas.microsoft.com/office/2019/extlst" xmlns:r="http://schemas.openxmlformats.org/officeDocument/2006/relationships" xmlns:m="http://schemas.openxmlformats.org/officeDocument/2006/math" xmlns:v="urn:schemas-microsoft-com:vml" xmlns:wp14="http://schemas.microsoft.com/office/word/2010/wordprocessingDrawing" xmlns:wp="http://schemas.openxmlformats.org/drawingml/2006/wordprocessingDrawing" xmlns:w10="urn:schemas-microsoft-com:office:word" xmlns:w="http://schemas.openxmlformats.org/wordprocessingml/2006/main" xmlns:w14="http://schemas.microsoft.com/office/word/2010/wordml" xmlns:w15="http://schemas.microsoft.com/office/word/2012/wordml" xmlns:w16cex="http://schemas.microsoft.com/office/word/2018/wordml/cex" xmlns:w16cid="http://schemas.microsoft.com/office/word/2016/wordml/cid" xmlns:w16="http://schemas.microsoft.com/office/word/2018/wordml" xmlns:w16du="http://schemas.microsoft.com/office/word/2023/wordml/word16du" xmlns:w16sdtdh="http://schemas.microsoft.com/office/word/2020/wordml/sdtdatahash" xmlns:w16sdtfl="http://schemas.microsoft.com/office/word/2024/wordml/sdtformatlock" xmlns:w16se="http://schemas.microsoft.com/office/word/2015/wordml/symex" xmlns:wpg="http://schemas.microsoft.com/office/word/2010/wordprocessingGroup" xmlns:wpi="http://schemas.microsoft.com/office/word/2010/wordprocessingInk" xmlns:wne="http://schemas.microsoft.com/office/word/2006/wordml" xmlns:wps="http://schemas.microsoft.com/office/word/2010/wordprocessingShape" mc:Ignorable="w14 w15 w16se w16cid w16 w16cex w16sdtdh w16sdtfl w16du wp14">
   <w:body>
     <w:p>
       <w:pPr>
@@ -8,44 +8,49 @@
         <w:pageBreakBefore/>
       </w:pPr>
       <w:r>
-        <w:t xml:space="preserve">Retention</w:t>
+        <w:t>Retention</w:t>
       </w:r>
     </w:p>
     <w:p>
       <w:pPr>
-        <w:spacing w:after="90" w:line="290"/>
+        <w:spacing w:after="90" w:line="290" w:lineRule="auto"/>
       </w:pPr>
       <w:r>
         <w:rPr>
-          <w:rFonts w:ascii="Arial" w:cs="Arial" w:eastAsia="Arial" w:hAnsi="Arial"/>
           <w:color w:val="666666"/>
           <w:sz w:val="19"/>
           <w:szCs w:val="19"/>
         </w:rPr>
-        <w:t xml:space="preserve">Where to find it: </w:t>
+        <w:t xml:space="preserve">Where to find it: Side </w:t>
       </w:r>
+      <w:proofErr w:type="gramStart"/>
       <w:r>
         <w:rPr>
-          <w:rFonts w:ascii="Arial" w:cs="Arial" w:eastAsia="Arial" w:hAnsi="Arial"/>
           <w:color w:val="666666"/>
           <w:sz w:val="19"/>
           <w:szCs w:val="19"/>
         </w:rPr>
-        <w:t xml:space="preserve">Side menu  &gt;  Retention</w:t>
+        <w:t>menu  &gt;</w:t>
+      </w:r>
+      <w:proofErr w:type="gramEnd"/>
+      <w:r>
+        <w:rPr>
+          <w:color w:val="666666"/>
+          <w:sz w:val="19"/>
+          <w:szCs w:val="19"/>
+        </w:rPr>
+        <w:t xml:space="preserve">  Retention</w:t>
       </w:r>
     </w:p>
     <w:p>
       <w:pPr>
-        <w:spacing w:after="90" w:line="290"/>
+        <w:spacing w:after="90" w:line="290" w:lineRule="auto"/>
       </w:pPr>
       <w:r>
         <w:rPr>
-          <w:rFonts w:ascii="Arial" w:cs="Arial" w:eastAsia="Arial" w:hAnsi="Arial"/>
           <w:color w:val="27251F"/>
-          <w:sz w:val="21"/>
-          <w:szCs w:val="21"/>
         </w:rPr>
-        <w:t xml:space="preserve">Use this page to see how long employees stay - the opposite lens from Turnover. It is built around the 6-month retention milestone: for hires old enough to have reached (or resigned before) that milestone, are they still on the team? Employees hired too recently to have reached 180 days are excluded from milestone-based figures until they are eligible.</w:t>
+        <w:t>Use this page to see how long employees stay - the opposite lens from Turnover. It is built around the 6-month retention milestone: for hires old enough to have reached (or resigned before) that milestone, are they still on the team? Employees hired too recently to have reached 180 days are excluded from milestone-based figures until they are eligible.</w:t>
       </w:r>
     </w:p>
     <w:p>
@@ -53,21 +58,24 @@
         <w:pStyle w:val="Heading2"/>
       </w:pPr>
       <w:r>
-        <w:t xml:space="preserve">Step 1 - Choose the hires and your scope</w:t>
+        <w:t>Step 1 - Choose the hires and your scope</w:t>
       </w:r>
     </w:p>
     <w:p>
       <w:pPr>
         <w:keepNext/>
-        <w:spacing w:after="120" w:before="60"/>
+        <w:spacing w:before="60" w:after="120"/>
         <w:jc w:val="center"/>
       </w:pPr>
       <w:r>
+        <w:rPr>
+          <w:noProof/>
+        </w:rPr>
         <w:drawing>
-          <wp:inline distT="0" distB="0" distL="0" distR="0">
+          <wp:inline distT="0" distB="0" distL="0" distR="0" wp14:anchorId="6BD1B402" wp14:editId="66F3944E">
             <wp:extent cx="6953250" cy="933450"/>
-            <wp:effectExtent t="0" r="0" b="0" l="0"/>
-            <wp:docPr id="1" name="" descr="" title=""/>
+            <wp:effectExtent l="0" t="0" r="0" b="0"/>
+            <wp:docPr id="1" name="Picture 1"/>
             <wp:cNvGraphicFramePr>
               <a:graphicFrameLocks xmlns:a="http://schemas.openxmlformats.org/drawingml/2006/main" noChangeAspect="1"/>
             </wp:cNvGraphicFramePr>
@@ -75,13 +83,13 @@
               <a:graphicData uri="http://schemas.openxmlformats.org/drawingml/2006/picture">
                 <pic:pic xmlns:pic="http://schemas.openxmlformats.org/drawingml/2006/picture">
                   <pic:nvPicPr>
-                    <pic:cNvPr id="0" name="" descr=""/>
+                    <pic:cNvPr id="0" name=""/>
                     <pic:cNvPicPr>
                       <a:picLocks noChangeAspect="1" noChangeArrowheads="1"/>
                     </pic:cNvPicPr>
                   </pic:nvPicPr>
                   <pic:blipFill>
-                    <a:blip r:embed="rId9" cstate="none"/>
+                    <a:blip r:embed="rId7"/>
                     <a:srcRect/>
                     <a:stretch>
                       <a:fillRect/>
@@ -105,16 +113,27 @@
     </w:p>
     <w:p>
       <w:pPr>
-        <w:spacing w:after="70" w:line="270"/>
+        <w:spacing w:after="70" w:line="270" w:lineRule="auto"/>
       </w:pPr>
       <w:r>
         <w:rPr>
-          <w:rFonts w:ascii="Arial" w:cs="Arial" w:eastAsia="Arial" w:hAnsi="Arial"/>
           <w:color w:val="27251F"/>
-          <w:sz w:val="21"/>
-          <w:szCs w:val="21"/>
         </w:rPr>
-        <w:t xml:space="preserve">The Year/Months filter picks which hire cohort(s) to analyse - retention is always measured from each employee's own hire date, not from the filtered period itself. Choosing a Store, Operation Manager, Operation Consultant, Senior Operation Consultant or Operation Director filters every chart and table to just that selection.</w:t>
+        <w:t xml:space="preserve">The Year/Months filter picks which hire cohort(s) to </w:t>
+      </w:r>
+      <w:proofErr w:type="spellStart"/>
+      <w:r>
+        <w:rPr>
+          <w:color w:val="27251F"/>
+        </w:rPr>
+        <w:t>analyse</w:t>
+      </w:r>
+      <w:proofErr w:type="spellEnd"/>
+      <w:r>
+        <w:rPr>
+          <w:color w:val="27251F"/>
+        </w:rPr>
+        <w:t xml:space="preserve"> - retention is always measured from each employee's own hire date, not from the filtered period itself. Choosing a Store, Operation Manager, Operation Consultant, Senior Operation Consultant or Operation Director filters every chart and table to just that selection.</w:t>
       </w:r>
     </w:p>
     <w:p>
@@ -122,21 +141,24 @@
         <w:pStyle w:val="Heading2"/>
       </w:pPr>
       <w:r>
-        <w:t xml:space="preserve">Step 2 - Read the Smart Insights</w:t>
+        <w:t>Step 2 - Read the Smart Insights</w:t>
       </w:r>
     </w:p>
     <w:p>
       <w:pPr>
         <w:keepNext/>
-        <w:spacing w:after="120" w:before="60"/>
+        <w:spacing w:before="60" w:after="120"/>
         <w:jc w:val="center"/>
       </w:pPr>
       <w:r>
+        <w:rPr>
+          <w:noProof/>
+        </w:rPr>
         <w:drawing>
-          <wp:inline distT="0" distB="0" distL="0" distR="0">
+          <wp:inline distT="0" distB="0" distL="0" distR="0" wp14:anchorId="298D5D9D" wp14:editId="2F4D0B61">
             <wp:extent cx="6953250" cy="962025"/>
-            <wp:effectExtent t="0" r="0" b="0" l="0"/>
-            <wp:docPr id="1" name="" descr="" title=""/>
+            <wp:effectExtent l="0" t="0" r="0" b="0"/>
+            <wp:docPr id="469091689" name="Picture 469091689"/>
             <wp:cNvGraphicFramePr>
               <a:graphicFrameLocks xmlns:a="http://schemas.openxmlformats.org/drawingml/2006/main" noChangeAspect="1"/>
             </wp:cNvGraphicFramePr>
@@ -144,13 +166,13 @@
               <a:graphicData uri="http://schemas.openxmlformats.org/drawingml/2006/picture">
                 <pic:pic xmlns:pic="http://schemas.openxmlformats.org/drawingml/2006/picture">
                   <pic:nvPicPr>
-                    <pic:cNvPr id="0" name="" descr=""/>
+                    <pic:cNvPr id="0" name=""/>
                     <pic:cNvPicPr>
                       <a:picLocks noChangeAspect="1" noChangeArrowheads="1"/>
                     </pic:cNvPicPr>
                   </pic:nvPicPr>
                   <pic:blipFill>
-                    <a:blip r:embed="rId10" cstate="none"/>
+                    <a:blip r:embed="rId8"/>
                     <a:srcRect/>
                     <a:stretch>
                       <a:fillRect/>
@@ -174,16 +196,13 @@
     </w:p>
     <w:p>
       <w:pPr>
-        <w:spacing w:after="70" w:line="270"/>
+        <w:spacing w:after="70" w:line="270" w:lineRule="auto"/>
       </w:pPr>
       <w:r>
         <w:rPr>
-          <w:rFonts w:ascii="Arial" w:cs="Arial" w:eastAsia="Arial" w:hAnsi="Arial"/>
           <w:color w:val="27251F"/>
-          <w:sz w:val="21"/>
-          <w:szCs w:val="21"/>
         </w:rPr>
-        <w:t xml:space="preserve">Automatic takeaways about retention for your current filters. Read these first, then use the charts below to see where each one comes from.</w:t>
+        <w:t>Automatic takeaways about retention for your current filters. Read these first, then use the charts below to see where each one comes from.</w:t>
       </w:r>
     </w:p>
     <w:p>
@@ -191,21 +210,26 @@
         <w:pStyle w:val="Heading2"/>
       </w:pPr>
       <w:r>
-        <w:t xml:space="preserve">Step 3 - How experienced is today's team?</w:t>
+        <w:t>Step 3 - How experienced is today's team?</w:t>
       </w:r>
     </w:p>
     <w:tbl>
       <w:tblPr>
-        <w:tblW w:type="dxa" w:w="11000"/>
+        <w:tblW w:w="11000" w:type="dxa"/>
         <w:jc w:val="center"/>
         <w:tblBorders>
-          <w:top w:val="single" w:color="auto" w:sz="4"/>
-          <w:left w:val="single" w:color="auto" w:sz="4"/>
-          <w:bottom w:val="single" w:color="auto" w:sz="4"/>
-          <w:right w:val="single" w:color="auto" w:sz="4"/>
-          <w:insideH w:val="single" w:color="auto" w:sz="4"/>
-          <w:insideV w:val="single" w:color="auto" w:sz="4"/>
+          <w:top w:val="single" w:sz="4" w:space="0" w:color="auto"/>
+          <w:left w:val="single" w:sz="4" w:space="0" w:color="auto"/>
+          <w:bottom w:val="single" w:sz="4" w:space="0" w:color="auto"/>
+          <w:right w:val="single" w:sz="4" w:space="0" w:color="auto"/>
+          <w:insideH w:val="single" w:sz="4" w:space="0" w:color="auto"/>
+          <w:insideV w:val="single" w:sz="4" w:space="0" w:color="auto"/>
         </w:tblBorders>
+        <w:tblCellMar>
+          <w:left w:w="10" w:type="dxa"/>
+          <w:right w:w="10" w:type="dxa"/>
+        </w:tblCellMar>
+        <w:tblLook w:val="0000" w:firstRow="0" w:lastRow="0" w:firstColumn="0" w:lastColumn="0" w:noHBand="0" w:noVBand="0"/>
       </w:tblPr>
       <w:tblGrid>
         <w:gridCol w:w="2750"/>
@@ -214,23 +238,30 @@
         <w:gridCol w:w="2750"/>
       </w:tblGrid>
       <w:tr>
+        <w:tblPrEx>
+          <w:tblCellMar>
+            <w:top w:w="0" w:type="dxa"/>
+            <w:bottom w:w="0" w:type="dxa"/>
+          </w:tblCellMar>
+        </w:tblPrEx>
         <w:trPr>
           <w:cantSplit/>
+          <w:jc w:val="center"/>
         </w:trPr>
         <w:tc>
           <w:tcPr>
-            <w:tcW w:type="dxa" w:w="2750"/>
+            <w:tcW w:w="2750" w:type="dxa"/>
             <w:tcBorders>
-              <w:top w:val="none" w:color="FFFFFF" w:sz="0"/>
-              <w:left w:val="none" w:color="FFFFFF" w:sz="0"/>
-              <w:bottom w:val="none" w:color="FFFFFF" w:sz="0"/>
-              <w:right w:val="none" w:color="FFFFFF" w:sz="0"/>
+              <w:top w:val="none" w:sz="0" w:space="0" w:color="FFFFFF"/>
+              <w:left w:val="none" w:sz="0" w:space="0" w:color="FFFFFF"/>
+              <w:bottom w:val="none" w:sz="0" w:space="0" w:color="FFFFFF"/>
+              <w:right w:val="none" w:sz="0" w:space="0" w:color="FFFFFF"/>
             </w:tcBorders>
             <w:tcMar>
-              <w:top w:type="dxa" w:w="40"/>
-              <w:left w:type="dxa" w:w="40"/>
-              <w:bottom w:type="dxa" w:w="80"/>
-              <w:right w:type="dxa" w:w="40"/>
+              <w:top w:w="40" w:type="dxa"/>
+              <w:left w:w="40" w:type="dxa"/>
+              <w:bottom w:w="80" w:type="dxa"/>
+              <w:right w:w="40" w:type="dxa"/>
             </w:tcMar>
           </w:tcPr>
           <w:p>
@@ -238,11 +269,14 @@
               <w:jc w:val="center"/>
             </w:pPr>
             <w:r>
+              <w:rPr>
+                <w:noProof/>
+              </w:rPr>
               <w:drawing>
-                <wp:inline distT="0" distB="0" distL="0" distR="0">
+                <wp:inline distT="0" distB="0" distL="0" distR="0" wp14:anchorId="39BA5CAF" wp14:editId="3D827440">
                   <wp:extent cx="1590675" cy="1247775"/>
-                  <wp:effectExtent t="0" r="0" b="0" l="0"/>
-                  <wp:docPr id="1" name="" descr="" title=""/>
+                  <wp:effectExtent l="0" t="0" r="0" b="0"/>
+                  <wp:docPr id="1475981263" name="Picture 1475981263"/>
                   <wp:cNvGraphicFramePr>
                     <a:graphicFrameLocks xmlns:a="http://schemas.openxmlformats.org/drawingml/2006/main" noChangeAspect="1"/>
                   </wp:cNvGraphicFramePr>
@@ -250,13 +284,13 @@
                     <a:graphicData uri="http://schemas.openxmlformats.org/drawingml/2006/picture">
                       <pic:pic xmlns:pic="http://schemas.openxmlformats.org/drawingml/2006/picture">
                         <pic:nvPicPr>
-                          <pic:cNvPr id="0" name="" descr=""/>
+                          <pic:cNvPr id="0" name=""/>
                           <pic:cNvPicPr>
                             <a:picLocks noChangeAspect="1" noChangeArrowheads="1"/>
                           </pic:cNvPicPr>
                         </pic:nvPicPr>
                         <pic:blipFill>
-                          <a:blip r:embed="rId11" cstate="none"/>
+                          <a:blip r:embed="rId9"/>
                           <a:srcRect/>
                           <a:stretch>
                             <a:fillRect/>
@@ -281,18 +315,18 @@
         </w:tc>
         <w:tc>
           <w:tcPr>
-            <w:tcW w:type="dxa" w:w="2750"/>
+            <w:tcW w:w="2750" w:type="dxa"/>
             <w:tcBorders>
-              <w:top w:val="none" w:color="FFFFFF" w:sz="0"/>
-              <w:left w:val="none" w:color="FFFFFF" w:sz="0"/>
-              <w:bottom w:val="none" w:color="FFFFFF" w:sz="0"/>
-              <w:right w:val="none" w:color="FFFFFF" w:sz="0"/>
+              <w:top w:val="none" w:sz="0" w:space="0" w:color="FFFFFF"/>
+              <w:left w:val="none" w:sz="0" w:space="0" w:color="FFFFFF"/>
+              <w:bottom w:val="none" w:sz="0" w:space="0" w:color="FFFFFF"/>
+              <w:right w:val="none" w:sz="0" w:space="0" w:color="FFFFFF"/>
             </w:tcBorders>
             <w:tcMar>
-              <w:top w:type="dxa" w:w="40"/>
-              <w:left w:type="dxa" w:w="40"/>
-              <w:bottom w:type="dxa" w:w="80"/>
-              <w:right w:type="dxa" w:w="40"/>
+              <w:top w:w="40" w:type="dxa"/>
+              <w:left w:w="40" w:type="dxa"/>
+              <w:bottom w:w="80" w:type="dxa"/>
+              <w:right w:w="40" w:type="dxa"/>
             </w:tcMar>
           </w:tcPr>
           <w:p>
@@ -300,11 +334,14 @@
               <w:jc w:val="center"/>
             </w:pPr>
             <w:r>
+              <w:rPr>
+                <w:noProof/>
+              </w:rPr>
               <w:drawing>
-                <wp:inline distT="0" distB="0" distL="0" distR="0">
+                <wp:inline distT="0" distB="0" distL="0" distR="0" wp14:anchorId="50B28A73" wp14:editId="6C763764">
                   <wp:extent cx="1590675" cy="1247775"/>
-                  <wp:effectExtent t="0" r="0" b="0" l="0"/>
-                  <wp:docPr id="1" name="" descr="" title=""/>
+                  <wp:effectExtent l="0" t="0" r="0" b="0"/>
+                  <wp:docPr id="794615937" name="Picture 794615937"/>
                   <wp:cNvGraphicFramePr>
                     <a:graphicFrameLocks xmlns:a="http://schemas.openxmlformats.org/drawingml/2006/main" noChangeAspect="1"/>
                   </wp:cNvGraphicFramePr>
@@ -312,13 +349,13 @@
                     <a:graphicData uri="http://schemas.openxmlformats.org/drawingml/2006/picture">
                       <pic:pic xmlns:pic="http://schemas.openxmlformats.org/drawingml/2006/picture">
                         <pic:nvPicPr>
-                          <pic:cNvPr id="0" name="" descr=""/>
+                          <pic:cNvPr id="0" name=""/>
                           <pic:cNvPicPr>
                             <a:picLocks noChangeAspect="1" noChangeArrowheads="1"/>
                           </pic:cNvPicPr>
                         </pic:nvPicPr>
                         <pic:blipFill>
-                          <a:blip r:embed="rId12" cstate="none"/>
+                          <a:blip r:embed="rId10"/>
                           <a:srcRect/>
                           <a:stretch>
                             <a:fillRect/>
@@ -343,18 +380,18 @@
         </w:tc>
         <w:tc>
           <w:tcPr>
-            <w:tcW w:type="dxa" w:w="2750"/>
+            <w:tcW w:w="2750" w:type="dxa"/>
             <w:tcBorders>
-              <w:top w:val="none" w:color="FFFFFF" w:sz="0"/>
-              <w:left w:val="none" w:color="FFFFFF" w:sz="0"/>
-              <w:bottom w:val="none" w:color="FFFFFF" w:sz="0"/>
-              <w:right w:val="none" w:color="FFFFFF" w:sz="0"/>
+              <w:top w:val="none" w:sz="0" w:space="0" w:color="FFFFFF"/>
+              <w:left w:val="none" w:sz="0" w:space="0" w:color="FFFFFF"/>
+              <w:bottom w:val="none" w:sz="0" w:space="0" w:color="FFFFFF"/>
+              <w:right w:val="none" w:sz="0" w:space="0" w:color="FFFFFF"/>
             </w:tcBorders>
             <w:tcMar>
-              <w:top w:type="dxa" w:w="40"/>
-              <w:left w:type="dxa" w:w="40"/>
-              <w:bottom w:type="dxa" w:w="80"/>
-              <w:right w:type="dxa" w:w="40"/>
+              <w:top w:w="40" w:type="dxa"/>
+              <w:left w:w="40" w:type="dxa"/>
+              <w:bottom w:w="80" w:type="dxa"/>
+              <w:right w:w="40" w:type="dxa"/>
             </w:tcMar>
           </w:tcPr>
           <w:p>
@@ -362,11 +399,14 @@
               <w:jc w:val="center"/>
             </w:pPr>
             <w:r>
+              <w:rPr>
+                <w:noProof/>
+              </w:rPr>
               <w:drawing>
-                <wp:inline distT="0" distB="0" distL="0" distR="0">
+                <wp:inline distT="0" distB="0" distL="0" distR="0" wp14:anchorId="0E37DA76" wp14:editId="0FC4A056">
                   <wp:extent cx="1590675" cy="1247775"/>
-                  <wp:effectExtent t="0" r="0" b="0" l="0"/>
-                  <wp:docPr id="1" name="" descr="" title=""/>
+                  <wp:effectExtent l="0" t="0" r="0" b="0"/>
+                  <wp:docPr id="108902131" name="Picture 108902131"/>
                   <wp:cNvGraphicFramePr>
                     <a:graphicFrameLocks xmlns:a="http://schemas.openxmlformats.org/drawingml/2006/main" noChangeAspect="1"/>
                   </wp:cNvGraphicFramePr>
@@ -374,13 +414,13 @@
                     <a:graphicData uri="http://schemas.openxmlformats.org/drawingml/2006/picture">
                       <pic:pic xmlns:pic="http://schemas.openxmlformats.org/drawingml/2006/picture">
                         <pic:nvPicPr>
-                          <pic:cNvPr id="0" name="" descr=""/>
+                          <pic:cNvPr id="0" name=""/>
                           <pic:cNvPicPr>
                             <a:picLocks noChangeAspect="1" noChangeArrowheads="1"/>
                           </pic:cNvPicPr>
                         </pic:nvPicPr>
                         <pic:blipFill>
-                          <a:blip r:embed="rId13" cstate="none"/>
+                          <a:blip r:embed="rId11"/>
                           <a:srcRect/>
                           <a:stretch>
                             <a:fillRect/>
@@ -405,18 +445,18 @@
         </w:tc>
         <w:tc>
           <w:tcPr>
-            <w:tcW w:type="dxa" w:w="2750"/>
+            <w:tcW w:w="2750" w:type="dxa"/>
             <w:tcBorders>
-              <w:top w:val="none" w:color="FFFFFF" w:sz="0"/>
-              <w:left w:val="none" w:color="FFFFFF" w:sz="0"/>
-              <w:bottom w:val="none" w:color="FFFFFF" w:sz="0"/>
-              <w:right w:val="none" w:color="FFFFFF" w:sz="0"/>
+              <w:top w:val="none" w:sz="0" w:space="0" w:color="FFFFFF"/>
+              <w:left w:val="none" w:sz="0" w:space="0" w:color="FFFFFF"/>
+              <w:bottom w:val="none" w:sz="0" w:space="0" w:color="FFFFFF"/>
+              <w:right w:val="none" w:sz="0" w:space="0" w:color="FFFFFF"/>
             </w:tcBorders>
             <w:tcMar>
-              <w:top w:type="dxa" w:w="40"/>
-              <w:left w:type="dxa" w:w="40"/>
-              <w:bottom w:type="dxa" w:w="80"/>
-              <w:right w:type="dxa" w:w="40"/>
+              <w:top w:w="40" w:type="dxa"/>
+              <w:left w:w="40" w:type="dxa"/>
+              <w:bottom w:w="80" w:type="dxa"/>
+              <w:right w:w="40" w:type="dxa"/>
             </w:tcMar>
           </w:tcPr>
           <w:p>
@@ -424,11 +464,14 @@
               <w:jc w:val="center"/>
             </w:pPr>
             <w:r>
+              <w:rPr>
+                <w:noProof/>
+              </w:rPr>
               <w:drawing>
-                <wp:inline distT="0" distB="0" distL="0" distR="0">
+                <wp:inline distT="0" distB="0" distL="0" distR="0" wp14:anchorId="0547B0F4" wp14:editId="2A5C2C7A">
                   <wp:extent cx="1590675" cy="1247775"/>
-                  <wp:effectExtent t="0" r="0" b="0" l="0"/>
-                  <wp:docPr id="1" name="" descr="" title=""/>
+                  <wp:effectExtent l="0" t="0" r="0" b="0"/>
+                  <wp:docPr id="725111238" name="Picture 725111238"/>
                   <wp:cNvGraphicFramePr>
                     <a:graphicFrameLocks xmlns:a="http://schemas.openxmlformats.org/drawingml/2006/main" noChangeAspect="1"/>
                   </wp:cNvGraphicFramePr>
@@ -436,13 +479,13 @@
                     <a:graphicData uri="http://schemas.openxmlformats.org/drawingml/2006/picture">
                       <pic:pic xmlns:pic="http://schemas.openxmlformats.org/drawingml/2006/picture">
                         <pic:nvPicPr>
-                          <pic:cNvPr id="0" name="" descr=""/>
+                          <pic:cNvPr id="0" name=""/>
                           <pic:cNvPicPr>
                             <a:picLocks noChangeAspect="1" noChangeArrowheads="1"/>
                           </pic:cNvPicPr>
                         </pic:nvPicPr>
                         <pic:blipFill>
-                          <a:blip r:embed="rId14" cstate="none"/>
+                          <a:blip r:embed="rId12"/>
                           <a:srcRect/>
                           <a:stretch>
                             <a:fillRect/>
@@ -467,23 +510,30 @@
         </w:tc>
       </w:tr>
       <w:tr>
+        <w:tblPrEx>
+          <w:tblCellMar>
+            <w:top w:w="0" w:type="dxa"/>
+            <w:bottom w:w="0" w:type="dxa"/>
+          </w:tblCellMar>
+        </w:tblPrEx>
         <w:trPr>
           <w:cantSplit/>
+          <w:jc w:val="center"/>
         </w:trPr>
         <w:tc>
           <w:tcPr>
-            <w:tcW w:type="dxa" w:w="2750"/>
+            <w:tcW w:w="2750" w:type="dxa"/>
             <w:tcBorders>
-              <w:top w:val="none" w:color="FFFFFF" w:sz="0"/>
-              <w:left w:val="none" w:color="FFFFFF" w:sz="0"/>
-              <w:bottom w:val="none" w:color="FFFFFF" w:sz="0"/>
-              <w:right w:val="none" w:color="FFFFFF" w:sz="0"/>
+              <w:top w:val="none" w:sz="0" w:space="0" w:color="FFFFFF"/>
+              <w:left w:val="none" w:sz="0" w:space="0" w:color="FFFFFF"/>
+              <w:bottom w:val="none" w:sz="0" w:space="0" w:color="FFFFFF"/>
+              <w:right w:val="none" w:sz="0" w:space="0" w:color="FFFFFF"/>
             </w:tcBorders>
             <w:tcMar>
-              <w:top w:type="dxa" w:w="40"/>
-              <w:left w:type="dxa" w:w="40"/>
-              <w:bottom w:type="dxa" w:w="80"/>
-              <w:right w:type="dxa" w:w="40"/>
+              <w:top w:w="40" w:type="dxa"/>
+              <w:left w:w="40" w:type="dxa"/>
+              <w:bottom w:w="80" w:type="dxa"/>
+              <w:right w:w="40" w:type="dxa"/>
             </w:tcMar>
           </w:tcPr>
           <w:p>
@@ -491,11 +541,14 @@
               <w:jc w:val="center"/>
             </w:pPr>
             <w:r>
+              <w:rPr>
+                <w:noProof/>
+              </w:rPr>
               <w:drawing>
-                <wp:inline distT="0" distB="0" distL="0" distR="0">
+                <wp:inline distT="0" distB="0" distL="0" distR="0" wp14:anchorId="2D2301C3" wp14:editId="33076D95">
                   <wp:extent cx="1590675" cy="1247775"/>
-                  <wp:effectExtent t="0" r="0" b="0" l="0"/>
-                  <wp:docPr id="1" name="" descr="" title=""/>
+                  <wp:effectExtent l="0" t="0" r="0" b="0"/>
+                  <wp:docPr id="918049043" name="Picture 918049043"/>
                   <wp:cNvGraphicFramePr>
                     <a:graphicFrameLocks xmlns:a="http://schemas.openxmlformats.org/drawingml/2006/main" noChangeAspect="1"/>
                   </wp:cNvGraphicFramePr>
@@ -503,13 +556,13 @@
                     <a:graphicData uri="http://schemas.openxmlformats.org/drawingml/2006/picture">
                       <pic:pic xmlns:pic="http://schemas.openxmlformats.org/drawingml/2006/picture">
                         <pic:nvPicPr>
-                          <pic:cNvPr id="0" name="" descr=""/>
+                          <pic:cNvPr id="0" name=""/>
                           <pic:cNvPicPr>
                             <a:picLocks noChangeAspect="1" noChangeArrowheads="1"/>
                           </pic:cNvPicPr>
                         </pic:nvPicPr>
                         <pic:blipFill>
-                          <a:blip r:embed="rId15" cstate="none"/>
+                          <a:blip r:embed="rId13"/>
                           <a:srcRect/>
                           <a:stretch>
                             <a:fillRect/>
@@ -534,18 +587,18 @@
         </w:tc>
         <w:tc>
           <w:tcPr>
-            <w:tcW w:type="dxa" w:w="2750"/>
+            <w:tcW w:w="2750" w:type="dxa"/>
             <w:tcBorders>
-              <w:top w:val="none" w:color="FFFFFF" w:sz="0"/>
-              <w:left w:val="none" w:color="FFFFFF" w:sz="0"/>
-              <w:bottom w:val="none" w:color="FFFFFF" w:sz="0"/>
-              <w:right w:val="none" w:color="FFFFFF" w:sz="0"/>
+              <w:top w:val="none" w:sz="0" w:space="0" w:color="FFFFFF"/>
+              <w:left w:val="none" w:sz="0" w:space="0" w:color="FFFFFF"/>
+              <w:bottom w:val="none" w:sz="0" w:space="0" w:color="FFFFFF"/>
+              <w:right w:val="none" w:sz="0" w:space="0" w:color="FFFFFF"/>
             </w:tcBorders>
             <w:tcMar>
-              <w:top w:type="dxa" w:w="40"/>
-              <w:left w:type="dxa" w:w="40"/>
-              <w:bottom w:type="dxa" w:w="80"/>
-              <w:right w:type="dxa" w:w="40"/>
+              <w:top w:w="40" w:type="dxa"/>
+              <w:left w:w="40" w:type="dxa"/>
+              <w:bottom w:w="80" w:type="dxa"/>
+              <w:right w:w="40" w:type="dxa"/>
             </w:tcMar>
           </w:tcPr>
           <w:p>
@@ -553,11 +606,14 @@
               <w:jc w:val="center"/>
             </w:pPr>
             <w:r>
+              <w:rPr>
+                <w:noProof/>
+              </w:rPr>
               <w:drawing>
-                <wp:inline distT="0" distB="0" distL="0" distR="0">
+                <wp:inline distT="0" distB="0" distL="0" distR="0" wp14:anchorId="3F03BB81" wp14:editId="0D3D1D8E">
                   <wp:extent cx="1590675" cy="1247775"/>
-                  <wp:effectExtent t="0" r="0" b="0" l="0"/>
-                  <wp:docPr id="1" name="" descr="" title=""/>
+                  <wp:effectExtent l="0" t="0" r="0" b="0"/>
+                  <wp:docPr id="463812902" name="Picture 463812902"/>
                   <wp:cNvGraphicFramePr>
                     <a:graphicFrameLocks xmlns:a="http://schemas.openxmlformats.org/drawingml/2006/main" noChangeAspect="1"/>
                   </wp:cNvGraphicFramePr>
@@ -565,13 +621,13 @@
                     <a:graphicData uri="http://schemas.openxmlformats.org/drawingml/2006/picture">
                       <pic:pic xmlns:pic="http://schemas.openxmlformats.org/drawingml/2006/picture">
                         <pic:nvPicPr>
-                          <pic:cNvPr id="0" name="" descr=""/>
+                          <pic:cNvPr id="0" name=""/>
                           <pic:cNvPicPr>
                             <a:picLocks noChangeAspect="1" noChangeArrowheads="1"/>
                           </pic:cNvPicPr>
                         </pic:nvPicPr>
                         <pic:blipFill>
-                          <a:blip r:embed="rId16" cstate="none"/>
+                          <a:blip r:embed="rId14"/>
                           <a:srcRect/>
                           <a:stretch>
                             <a:fillRect/>
@@ -596,18 +652,18 @@
         </w:tc>
         <w:tc>
           <w:tcPr>
-            <w:tcW w:type="dxa" w:w="2750"/>
+            <w:tcW w:w="2750" w:type="dxa"/>
             <w:tcBorders>
-              <w:top w:val="none" w:color="FFFFFF" w:sz="0"/>
-              <w:left w:val="none" w:color="FFFFFF" w:sz="0"/>
-              <w:bottom w:val="none" w:color="FFFFFF" w:sz="0"/>
-              <w:right w:val="none" w:color="FFFFFF" w:sz="0"/>
+              <w:top w:val="none" w:sz="0" w:space="0" w:color="FFFFFF"/>
+              <w:left w:val="none" w:sz="0" w:space="0" w:color="FFFFFF"/>
+              <w:bottom w:val="none" w:sz="0" w:space="0" w:color="FFFFFF"/>
+              <w:right w:val="none" w:sz="0" w:space="0" w:color="FFFFFF"/>
             </w:tcBorders>
             <w:tcMar>
-              <w:top w:type="dxa" w:w="40"/>
-              <w:left w:type="dxa" w:w="40"/>
-              <w:bottom w:type="dxa" w:w="80"/>
-              <w:right w:type="dxa" w:w="40"/>
+              <w:top w:w="40" w:type="dxa"/>
+              <w:left w:w="40" w:type="dxa"/>
+              <w:bottom w:w="80" w:type="dxa"/>
+              <w:right w:w="40" w:type="dxa"/>
             </w:tcMar>
           </w:tcPr>
           <w:p>
@@ -615,11 +671,14 @@
               <w:jc w:val="center"/>
             </w:pPr>
             <w:r>
+              <w:rPr>
+                <w:noProof/>
+              </w:rPr>
               <w:drawing>
-                <wp:inline distT="0" distB="0" distL="0" distR="0">
+                <wp:inline distT="0" distB="0" distL="0" distR="0" wp14:anchorId="7CA39451" wp14:editId="2A7DEF6C">
                   <wp:extent cx="1590675" cy="1247775"/>
-                  <wp:effectExtent t="0" r="0" b="0" l="0"/>
-                  <wp:docPr id="1" name="" descr="" title=""/>
+                  <wp:effectExtent l="0" t="0" r="0" b="0"/>
+                  <wp:docPr id="1166262247" name="Picture 1166262247"/>
                   <wp:cNvGraphicFramePr>
                     <a:graphicFrameLocks xmlns:a="http://schemas.openxmlformats.org/drawingml/2006/main" noChangeAspect="1"/>
                   </wp:cNvGraphicFramePr>
@@ -627,13 +686,13 @@
                     <a:graphicData uri="http://schemas.openxmlformats.org/drawingml/2006/picture">
                       <pic:pic xmlns:pic="http://schemas.openxmlformats.org/drawingml/2006/picture">
                         <pic:nvPicPr>
-                          <pic:cNvPr id="0" name="" descr=""/>
+                          <pic:cNvPr id="0" name=""/>
                           <pic:cNvPicPr>
                             <a:picLocks noChangeAspect="1" noChangeArrowheads="1"/>
                           </pic:cNvPicPr>
                         </pic:nvPicPr>
                         <pic:blipFill>
-                          <a:blip r:embed="rId17" cstate="none"/>
+                          <a:blip r:embed="rId15"/>
                           <a:srcRect/>
                           <a:stretch>
                             <a:fillRect/>
@@ -658,18 +717,18 @@
         </w:tc>
         <w:tc>
           <w:tcPr>
-            <w:tcW w:type="dxa" w:w="2750"/>
+            <w:tcW w:w="2750" w:type="dxa"/>
             <w:tcBorders>
-              <w:top w:val="none" w:color="FFFFFF" w:sz="0"/>
-              <w:left w:val="none" w:color="FFFFFF" w:sz="0"/>
-              <w:bottom w:val="none" w:color="FFFFFF" w:sz="0"/>
-              <w:right w:val="none" w:color="FFFFFF" w:sz="0"/>
+              <w:top w:val="none" w:sz="0" w:space="0" w:color="FFFFFF"/>
+              <w:left w:val="none" w:sz="0" w:space="0" w:color="FFFFFF"/>
+              <w:bottom w:val="none" w:sz="0" w:space="0" w:color="FFFFFF"/>
+              <w:right w:val="none" w:sz="0" w:space="0" w:color="FFFFFF"/>
             </w:tcBorders>
             <w:tcMar>
-              <w:top w:type="dxa" w:w="40"/>
-              <w:left w:type="dxa" w:w="40"/>
-              <w:bottom w:type="dxa" w:w="80"/>
-              <w:right w:type="dxa" w:w="40"/>
+              <w:top w:w="40" w:type="dxa"/>
+              <w:left w:w="40" w:type="dxa"/>
+              <w:bottom w:w="80" w:type="dxa"/>
+              <w:right w:w="40" w:type="dxa"/>
             </w:tcMar>
           </w:tcPr>
           <w:p/>
@@ -680,78 +739,55 @@
       <w:pPr>
         <w:spacing w:after="40"/>
       </w:pPr>
+    </w:p>
+    <w:p>
+      <w:pPr>
+        <w:spacing w:after="90" w:line="290" w:lineRule="auto"/>
+      </w:pPr>
       <w:r>
         <w:rPr>
-          <w:rFonts w:ascii="Arial" w:cs="Arial" w:eastAsia="Arial" w:hAnsi="Arial"/>
           <w:color w:val="27251F"/>
-          <w:sz w:val="21"/>
-          <w:szCs w:val="21"/>
         </w:rPr>
-        <w:t xml:space="preserve"/>
+        <w:t>Each card shows the share of today's active headcount that has reached a tenure milestone (under 6 months, 6-12 months, 1-2 years and so on). It is a snapshot of team experience, not a survival rate.</w:t>
       </w:r>
     </w:p>
     <w:p>
       <w:pPr>
-        <w:spacing w:after="90" w:line="290"/>
+        <w:spacing w:after="90" w:line="290" w:lineRule="auto"/>
       </w:pPr>
       <w:r>
         <w:rPr>
-          <w:rFonts w:ascii="Arial" w:cs="Arial" w:eastAsia="Arial" w:hAnsi="Arial"/>
-          <w:color w:val="27251F"/>
-          <w:sz w:val="21"/>
-          <w:szCs w:val="21"/>
-        </w:rPr>
-        <w:t xml:space="preserve">Each card shows the share of today's active headcount that has reached a tenure milestone (under 6 months, 6-12 months, 1-2 years and so on). It is a snapshot of team experience, not a survival rate.</w:t>
-      </w:r>
-    </w:p>
-    <w:p>
-      <w:pPr>
-        <w:spacing w:after="90" w:line="290"/>
-      </w:pPr>
-      <w:r>
-        <w:rPr>
-          <w:rFonts w:ascii="Arial" w:cs="Arial" w:eastAsia="Arial" w:hAnsi="Arial"/>
           <w:b/>
           <w:bCs/>
           <w:color w:val="27251F"/>
-          <w:sz w:val="21"/>
-          <w:szCs w:val="21"/>
         </w:rPr>
         <w:t xml:space="preserve">What to look at: </w:t>
       </w:r>
       <w:r>
         <w:rPr>
-          <w:rFonts w:ascii="Arial" w:cs="Arial" w:eastAsia="Arial" w:hAnsi="Arial"/>
           <w:color w:val="27251F"/>
-          <w:sz w:val="21"/>
-          <w:szCs w:val="21"/>
         </w:rPr>
-        <w:t xml:space="preserve">how large the "&lt; 6 months" card is compared with the longer-tenure cards.</w:t>
+        <w:t>how large the "&lt; 6 months" card is compared with the longer-tenure cards.</w:t>
       </w:r>
     </w:p>
     <w:p>
       <w:pPr>
-        <w:spacing w:after="90" w:line="290"/>
+        <w:spacing w:after="90" w:line="290" w:lineRule="auto"/>
       </w:pPr>
       <w:r>
         <w:rPr>
-          <w:rFonts w:ascii="Arial" w:cs="Arial" w:eastAsia="Arial" w:hAnsi="Arial"/>
           <w:b/>
           <w:bCs/>
           <w:color w:val="27251F"/>
-          <w:sz w:val="21"/>
-          <w:szCs w:val="21"/>
         </w:rPr>
+        <w:lastRenderedPageBreak/>
         <w:t xml:space="preserve">Then decide: </w:t>
       </w:r>
       <w:r>
         <w:rPr>
-          <w:rFonts w:ascii="Arial" w:cs="Arial" w:eastAsia="Arial" w:hAnsi="Arial"/>
           <w:color w:val="27251F"/>
-          <w:sz w:val="21"/>
-          <w:szCs w:val="21"/>
         </w:rPr>
-        <w:t xml:space="preserve">a large new-joiner share means more coaching and closer follow-up in the coming months.</w:t>
+        <w:t>a large new-joiner share means more coaching and closer follow-up in the coming months.</w:t>
       </w:r>
     </w:p>
     <w:p>
@@ -759,55 +795,72 @@
         <w:pStyle w:val="Heading2"/>
       </w:pPr>
       <w:r>
-        <w:t xml:space="preserve">Step 4 - Where do people drop off?</w:t>
+        <w:t>Step 4 - Where do people drop off?</w:t>
       </w:r>
     </w:p>
     <w:tbl>
       <w:tblPr>
-        <w:tblW w:type="dxa" w:w="11000"/>
+        <w:tblW w:w="11000" w:type="dxa"/>
         <w:jc w:val="center"/>
         <w:tblBorders>
-          <w:top w:val="single" w:color="auto" w:sz="4"/>
-          <w:left w:val="single" w:color="auto" w:sz="4"/>
-          <w:bottom w:val="single" w:color="auto" w:sz="4"/>
-          <w:right w:val="single" w:color="auto" w:sz="4"/>
-          <w:insideH w:val="single" w:color="auto" w:sz="4"/>
-          <w:insideV w:val="single" w:color="auto" w:sz="4"/>
+          <w:top w:val="single" w:sz="4" w:space="0" w:color="auto"/>
+          <w:left w:val="single" w:sz="4" w:space="0" w:color="auto"/>
+          <w:bottom w:val="single" w:sz="4" w:space="0" w:color="auto"/>
+          <w:right w:val="single" w:sz="4" w:space="0" w:color="auto"/>
+          <w:insideH w:val="single" w:sz="4" w:space="0" w:color="auto"/>
+          <w:insideV w:val="single" w:sz="4" w:space="0" w:color="auto"/>
         </w:tblBorders>
+        <w:tblCellMar>
+          <w:left w:w="10" w:type="dxa"/>
+          <w:right w:w="10" w:type="dxa"/>
+        </w:tblCellMar>
+        <w:tblLook w:val="0000" w:firstRow="0" w:lastRow="0" w:firstColumn="0" w:lastColumn="0" w:noHBand="0" w:noVBand="0"/>
       </w:tblPr>
       <w:tblGrid>
         <w:gridCol w:w="5500"/>
         <w:gridCol w:w="5500"/>
       </w:tblGrid>
       <w:tr>
+        <w:tblPrEx>
+          <w:tblCellMar>
+            <w:top w:w="0" w:type="dxa"/>
+            <w:bottom w:w="0" w:type="dxa"/>
+          </w:tblCellMar>
+        </w:tblPrEx>
+        <w:trPr>
+          <w:jc w:val="center"/>
+        </w:trPr>
         <w:tc>
           <w:tcPr>
-            <w:tcW w:type="dxa" w:w="5500"/>
+            <w:tcW w:w="5500" w:type="dxa"/>
             <w:tcBorders>
-              <w:top w:val="none" w:color="FFFFFF" w:sz="0"/>
-              <w:left w:val="none" w:color="FFFFFF" w:sz="0"/>
-              <w:bottom w:val="none" w:color="FFFFFF" w:sz="0"/>
-              <w:right w:val="none" w:color="FFFFFF" w:sz="0"/>
+              <w:top w:val="none" w:sz="0" w:space="0" w:color="FFFFFF"/>
+              <w:left w:val="none" w:sz="0" w:space="0" w:color="FFFFFF"/>
+              <w:bottom w:val="none" w:sz="0" w:space="0" w:color="FFFFFF"/>
+              <w:right w:val="none" w:sz="0" w:space="0" w:color="FFFFFF"/>
             </w:tcBorders>
             <w:tcMar>
-              <w:top w:type="dxa" w:w="40"/>
-              <w:left w:type="dxa" w:w="70"/>
-              <w:bottom w:type="dxa" w:w="60"/>
-              <w:right w:type="dxa" w:w="70"/>
+              <w:top w:w="40" w:type="dxa"/>
+              <w:left w:w="70" w:type="dxa"/>
+              <w:bottom w:w="60" w:type="dxa"/>
+              <w:right w:w="70" w:type="dxa"/>
             </w:tcMar>
           </w:tcPr>
           <w:p>
             <w:pPr>
               <w:keepNext/>
-              <w:spacing w:after="120" w:before="60"/>
+              <w:spacing w:before="60" w:after="120"/>
               <w:jc w:val="center"/>
             </w:pPr>
             <w:r>
+              <w:rPr>
+                <w:noProof/>
+              </w:rPr>
               <w:drawing>
-                <wp:inline distT="0" distB="0" distL="0" distR="0">
+                <wp:inline distT="0" distB="0" distL="0" distR="0" wp14:anchorId="3C56CFC9" wp14:editId="696E2BC8">
                   <wp:extent cx="3286125" cy="1885950"/>
-                  <wp:effectExtent t="0" r="0" b="0" l="0"/>
-                  <wp:docPr id="1" name="" descr="" title=""/>
+                  <wp:effectExtent l="0" t="0" r="0" b="0"/>
+                  <wp:docPr id="980562158" name="Picture 980562158"/>
                   <wp:cNvGraphicFramePr>
                     <a:graphicFrameLocks xmlns:a="http://schemas.openxmlformats.org/drawingml/2006/main" noChangeAspect="1"/>
                   </wp:cNvGraphicFramePr>
@@ -815,13 +868,13 @@
                     <a:graphicData uri="http://schemas.openxmlformats.org/drawingml/2006/picture">
                       <pic:pic xmlns:pic="http://schemas.openxmlformats.org/drawingml/2006/picture">
                         <pic:nvPicPr>
-                          <pic:cNvPr id="0" name="" descr=""/>
+                          <pic:cNvPr id="0" name=""/>
                           <pic:cNvPicPr>
                             <a:picLocks noChangeAspect="1" noChangeArrowheads="1"/>
                           </pic:cNvPicPr>
                         </pic:nvPicPr>
                         <pic:blipFill>
-                          <a:blip r:embed="rId18" cstate="none"/>
+                          <a:blip r:embed="rId16"/>
                           <a:srcRect/>
                           <a:stretch>
                             <a:fillRect/>
@@ -846,32 +899,29 @@
         </w:tc>
         <w:tc>
           <w:tcPr>
-            <w:tcW w:type="dxa" w:w="5500"/>
+            <w:tcW w:w="5500" w:type="dxa"/>
             <w:tcBorders>
-              <w:top w:val="none" w:color="FFFFFF" w:sz="0"/>
-              <w:left w:val="none" w:color="FFFFFF" w:sz="0"/>
-              <w:bottom w:val="none" w:color="FFFFFF" w:sz="0"/>
-              <w:right w:val="none" w:color="FFFFFF" w:sz="0"/>
+              <w:top w:val="none" w:sz="0" w:space="0" w:color="FFFFFF"/>
+              <w:left w:val="none" w:sz="0" w:space="0" w:color="FFFFFF"/>
+              <w:bottom w:val="none" w:sz="0" w:space="0" w:color="FFFFFF"/>
+              <w:right w:val="none" w:sz="0" w:space="0" w:color="FFFFFF"/>
             </w:tcBorders>
             <w:tcMar>
-              <w:top w:type="dxa" w:w="40"/>
-              <w:left w:type="dxa" w:w="70"/>
-              <w:bottom w:type="dxa" w:w="60"/>
-              <w:right w:type="dxa" w:w="70"/>
+              <w:top w:w="40" w:type="dxa"/>
+              <w:left w:w="70" w:type="dxa"/>
+              <w:bottom w:w="60" w:type="dxa"/>
+              <w:right w:w="70" w:type="dxa"/>
             </w:tcMar>
           </w:tcPr>
           <w:p>
             <w:pPr>
-              <w:spacing w:after="70" w:line="270"/>
+              <w:spacing w:after="70" w:line="270" w:lineRule="auto"/>
             </w:pPr>
             <w:r>
               <w:rPr>
-                <w:rFonts w:ascii="Arial" w:cs="Arial" w:eastAsia="Arial" w:hAnsi="Arial"/>
                 <w:color w:val="27251F"/>
-                <w:sz w:val="21"/>
-                <w:szCs w:val="21"/>
               </w:rPr>
-              <w:t xml:space="preserve">The survival curve shows, for each tenure milestone (for example 30, 60, 90, 180 days), what percentage of hires eligible for that milestone are still employed - where people tend to drop off.</w:t>
+              <w:t>The survival curve shows, for each tenure milestone (for example 30, 60, 90, 180 days), what percentage of hires eligible for that milestone are still employed - where people tend to drop off.</w:t>
             </w:r>
           </w:p>
         </w:tc>
@@ -879,72 +929,75 @@
     </w:tbl>
     <w:p>
       <w:pPr>
-        <w:spacing w:after="30"/>
+        <w:pStyle w:val="Heading2"/>
       </w:pPr>
       <w:r>
-        <w:rPr>
-          <w:rFonts w:ascii="Arial" w:cs="Arial" w:eastAsia="Arial" w:hAnsi="Arial"/>
-          <w:color w:val="27251F"/>
-          <w:sz w:val="21"/>
-          <w:szCs w:val="21"/>
-        </w:rPr>
-        <w:t xml:space="preserve"/>
-      </w:r>
-    </w:p>
-    <w:p>
-      <w:pPr>
-        <w:pStyle w:val="Heading2"/>
-      </w:pPr>
-      <w:r>
-        <w:t xml:space="preserve">Step 5 - Which stores keep their people?</w:t>
+        <w:t>Step 5 - Which stores keep their people?</w:t>
       </w:r>
     </w:p>
     <w:tbl>
       <w:tblPr>
-        <w:tblW w:type="dxa" w:w="11000"/>
+        <w:tblW w:w="11000" w:type="dxa"/>
         <w:jc w:val="center"/>
         <w:tblBorders>
-          <w:top w:val="single" w:color="auto" w:sz="4"/>
-          <w:left w:val="single" w:color="auto" w:sz="4"/>
-          <w:bottom w:val="single" w:color="auto" w:sz="4"/>
-          <w:right w:val="single" w:color="auto" w:sz="4"/>
-          <w:insideH w:val="single" w:color="auto" w:sz="4"/>
-          <w:insideV w:val="single" w:color="auto" w:sz="4"/>
+          <w:top w:val="single" w:sz="4" w:space="0" w:color="auto"/>
+          <w:left w:val="single" w:sz="4" w:space="0" w:color="auto"/>
+          <w:bottom w:val="single" w:sz="4" w:space="0" w:color="auto"/>
+          <w:right w:val="single" w:sz="4" w:space="0" w:color="auto"/>
+          <w:insideH w:val="single" w:sz="4" w:space="0" w:color="auto"/>
+          <w:insideV w:val="single" w:sz="4" w:space="0" w:color="auto"/>
         </w:tblBorders>
+        <w:tblCellMar>
+          <w:left w:w="10" w:type="dxa"/>
+          <w:right w:w="10" w:type="dxa"/>
+        </w:tblCellMar>
+        <w:tblLook w:val="0000" w:firstRow="0" w:lastRow="0" w:firstColumn="0" w:lastColumn="0" w:noHBand="0" w:noVBand="0"/>
       </w:tblPr>
       <w:tblGrid>
         <w:gridCol w:w="5500"/>
         <w:gridCol w:w="5500"/>
       </w:tblGrid>
       <w:tr>
+        <w:tblPrEx>
+          <w:tblCellMar>
+            <w:top w:w="0" w:type="dxa"/>
+            <w:bottom w:w="0" w:type="dxa"/>
+          </w:tblCellMar>
+        </w:tblPrEx>
+        <w:trPr>
+          <w:jc w:val="center"/>
+        </w:trPr>
         <w:tc>
           <w:tcPr>
-            <w:tcW w:type="dxa" w:w="5500"/>
+            <w:tcW w:w="5500" w:type="dxa"/>
             <w:tcBorders>
-              <w:top w:val="none" w:color="FFFFFF" w:sz="0"/>
-              <w:left w:val="none" w:color="FFFFFF" w:sz="0"/>
-              <w:bottom w:val="none" w:color="FFFFFF" w:sz="0"/>
-              <w:right w:val="none" w:color="FFFFFF" w:sz="0"/>
+              <w:top w:val="none" w:sz="0" w:space="0" w:color="FFFFFF"/>
+              <w:left w:val="none" w:sz="0" w:space="0" w:color="FFFFFF"/>
+              <w:bottom w:val="none" w:sz="0" w:space="0" w:color="FFFFFF"/>
+              <w:right w:val="none" w:sz="0" w:space="0" w:color="FFFFFF"/>
             </w:tcBorders>
             <w:tcMar>
-              <w:top w:type="dxa" w:w="40"/>
-              <w:left w:type="dxa" w:w="70"/>
-              <w:bottom w:type="dxa" w:w="60"/>
-              <w:right w:type="dxa" w:w="70"/>
+              <w:top w:w="40" w:type="dxa"/>
+              <w:left w:w="70" w:type="dxa"/>
+              <w:bottom w:w="60" w:type="dxa"/>
+              <w:right w:w="70" w:type="dxa"/>
             </w:tcMar>
           </w:tcPr>
           <w:p>
             <w:pPr>
               <w:keepNext/>
-              <w:spacing w:after="120" w:before="60"/>
+              <w:spacing w:before="60" w:after="120"/>
               <w:jc w:val="center"/>
             </w:pPr>
             <w:r>
+              <w:rPr>
+                <w:noProof/>
+              </w:rPr>
               <w:drawing>
-                <wp:inline distT="0" distB="0" distL="0" distR="0">
+                <wp:inline distT="0" distB="0" distL="0" distR="0" wp14:anchorId="429288B9" wp14:editId="0A93FEB9">
                   <wp:extent cx="3286125" cy="1885950"/>
-                  <wp:effectExtent t="0" r="0" b="0" l="0"/>
-                  <wp:docPr id="1" name="" descr="" title=""/>
+                  <wp:effectExtent l="0" t="0" r="0" b="0"/>
+                  <wp:docPr id="1038726757" name="Picture 1038726757"/>
                   <wp:cNvGraphicFramePr>
                     <a:graphicFrameLocks xmlns:a="http://schemas.openxmlformats.org/drawingml/2006/main" noChangeAspect="1"/>
                   </wp:cNvGraphicFramePr>
@@ -952,13 +1005,13 @@
                     <a:graphicData uri="http://schemas.openxmlformats.org/drawingml/2006/picture">
                       <pic:pic xmlns:pic="http://schemas.openxmlformats.org/drawingml/2006/picture">
                         <pic:nvPicPr>
-                          <pic:cNvPr id="0" name="" descr=""/>
+                          <pic:cNvPr id="0" name=""/>
                           <pic:cNvPicPr>
                             <a:picLocks noChangeAspect="1" noChangeArrowheads="1"/>
                           </pic:cNvPicPr>
                         </pic:nvPicPr>
                         <pic:blipFill>
-                          <a:blip r:embed="rId19" cstate="none"/>
+                          <a:blip r:embed="rId17"/>
                           <a:srcRect/>
                           <a:stretch>
                             <a:fillRect/>
@@ -982,47 +1035,47 @@
           </w:p>
           <w:p>
             <w:pPr>
-              <w:spacing w:after="70" w:line="270"/>
+              <w:spacing w:after="70" w:line="270" w:lineRule="auto"/>
             </w:pPr>
             <w:r>
               <w:rPr>
-                <w:rFonts w:ascii="Arial" w:cs="Arial" w:eastAsia="Arial" w:hAnsi="Arial"/>
                 <w:color w:val="27251F"/>
-                <w:sz w:val="21"/>
-                <w:szCs w:val="21"/>
               </w:rPr>
-              <w:t xml:space="preserve">The stores with the best 6-month retention rate.</w:t>
+              <w:t>The stores with the best 6-month retention rate.</w:t>
             </w:r>
           </w:p>
         </w:tc>
         <w:tc>
           <w:tcPr>
-            <w:tcW w:type="dxa" w:w="5500"/>
+            <w:tcW w:w="5500" w:type="dxa"/>
             <w:tcBorders>
-              <w:top w:val="none" w:color="FFFFFF" w:sz="0"/>
-              <w:left w:val="none" w:color="FFFFFF" w:sz="0"/>
-              <w:bottom w:val="none" w:color="FFFFFF" w:sz="0"/>
-              <w:right w:val="none" w:color="FFFFFF" w:sz="0"/>
+              <w:top w:val="none" w:sz="0" w:space="0" w:color="FFFFFF"/>
+              <w:left w:val="none" w:sz="0" w:space="0" w:color="FFFFFF"/>
+              <w:bottom w:val="none" w:sz="0" w:space="0" w:color="FFFFFF"/>
+              <w:right w:val="none" w:sz="0" w:space="0" w:color="FFFFFF"/>
             </w:tcBorders>
             <w:tcMar>
-              <w:top w:type="dxa" w:w="40"/>
-              <w:left w:type="dxa" w:w="70"/>
-              <w:bottom w:type="dxa" w:w="60"/>
-              <w:right w:type="dxa" w:w="70"/>
+              <w:top w:w="40" w:type="dxa"/>
+              <w:left w:w="70" w:type="dxa"/>
+              <w:bottom w:w="60" w:type="dxa"/>
+              <w:right w:w="70" w:type="dxa"/>
             </w:tcMar>
           </w:tcPr>
           <w:p>
             <w:pPr>
               <w:keepNext/>
-              <w:spacing w:after="120" w:before="60"/>
+              <w:spacing w:before="60" w:after="120"/>
               <w:jc w:val="center"/>
             </w:pPr>
             <w:r>
+              <w:rPr>
+                <w:noProof/>
+              </w:rPr>
               <w:drawing>
-                <wp:inline distT="0" distB="0" distL="0" distR="0">
+                <wp:inline distT="0" distB="0" distL="0" distR="0" wp14:anchorId="6A9FA6B1" wp14:editId="09CAC9F1">
                   <wp:extent cx="3286125" cy="1885950"/>
-                  <wp:effectExtent t="0" r="0" b="0" l="0"/>
-                  <wp:docPr id="1" name="" descr="" title=""/>
+                  <wp:effectExtent l="0" t="0" r="0" b="0"/>
+                  <wp:docPr id="1933166901" name="Picture 1933166901"/>
                   <wp:cNvGraphicFramePr>
                     <a:graphicFrameLocks xmlns:a="http://schemas.openxmlformats.org/drawingml/2006/main" noChangeAspect="1"/>
                   </wp:cNvGraphicFramePr>
@@ -1030,13 +1083,13 @@
                     <a:graphicData uri="http://schemas.openxmlformats.org/drawingml/2006/picture">
                       <pic:pic xmlns:pic="http://schemas.openxmlformats.org/drawingml/2006/picture">
                         <pic:nvPicPr>
-                          <pic:cNvPr id="0" name="" descr=""/>
+                          <pic:cNvPr id="0" name=""/>
                           <pic:cNvPicPr>
                             <a:picLocks noChangeAspect="1" noChangeArrowheads="1"/>
                           </pic:cNvPicPr>
                         </pic:nvPicPr>
                         <pic:blipFill>
-                          <a:blip r:embed="rId20" cstate="none"/>
+                          <a:blip r:embed="rId18"/>
                           <a:srcRect/>
                           <a:stretch>
                             <a:fillRect/>
@@ -1060,41 +1113,13 @@
           </w:p>
           <w:p>
             <w:pPr>
-              <w:spacing w:after="70" w:line="270"/>
+              <w:spacing w:after="70" w:line="270" w:lineRule="auto"/>
             </w:pPr>
             <w:r>
               <w:rPr>
-                <w:rFonts w:ascii="Arial" w:cs="Arial" w:eastAsia="Arial" w:hAnsi="Arial"/>
                 <w:color w:val="27251F"/>
-                <w:sz w:val="21"/>
-                <w:szCs w:val="21"/>
               </w:rPr>
-              <w:t xml:space="preserve">The stores with the worst 6-month retention rate - worth a closer look.</w:t>
-            </w:r>
-          </w:p>
-          <w:p>
-            <w:pPr>
-              <w:spacing w:after="90" w:line="290"/>
-            </w:pPr>
-            <w:r>
-              <w:rPr>
-                <w:rFonts w:ascii="Arial" w:cs="Arial" w:eastAsia="Arial" w:hAnsi="Arial"/>
-                <w:b/>
-                <w:bCs/>
-                <w:color w:val="27251F"/>
-                <w:sz w:val="21"/>
-                <w:szCs w:val="21"/>
-              </w:rPr>
-              <w:t xml:space="preserve">Then decide: </w:t>
-            </w:r>
-            <w:r>
-              <w:rPr>
-                <w:rFonts w:ascii="Arial" w:cs="Arial" w:eastAsia="Arial" w:hAnsi="Arial"/>
-                <w:color w:val="27251F"/>
-                <w:sz w:val="21"/>
-                <w:szCs w:val="21"/>
-              </w:rPr>
-              <w:t xml:space="preserve">visit or call the stores in the worst-five list, and learn what the best-five stores do differently.</w:t>
+              <w:t>The stores with the worst 6-month retention rate - worth a closer look.</w:t>
             </w:r>
           </w:p>
         </w:tc>
@@ -1104,70 +1129,78 @@
       <w:pPr>
         <w:spacing w:after="30"/>
       </w:pPr>
-      <w:r>
-        <w:rPr>
-          <w:rFonts w:ascii="Arial" w:cs="Arial" w:eastAsia="Arial" w:hAnsi="Arial"/>
-          <w:color w:val="27251F"/>
-          <w:sz w:val="21"/>
-          <w:szCs w:val="21"/>
-        </w:rPr>
-        <w:t xml:space="preserve"/>
-      </w:r>
     </w:p>
     <w:p>
       <w:pPr>
         <w:pStyle w:val="Heading2"/>
       </w:pPr>
       <w:r>
-        <w:t xml:space="preserve">Step 6 - Who stays?</w:t>
+        <w:t>Step 6 - Who stays?</w:t>
       </w:r>
     </w:p>
     <w:tbl>
       <w:tblPr>
-        <w:tblW w:type="dxa" w:w="11000"/>
+        <w:tblW w:w="11000" w:type="dxa"/>
         <w:jc w:val="center"/>
         <w:tblBorders>
-          <w:top w:val="single" w:color="auto" w:sz="4"/>
-          <w:left w:val="single" w:color="auto" w:sz="4"/>
-          <w:bottom w:val="single" w:color="auto" w:sz="4"/>
-          <w:right w:val="single" w:color="auto" w:sz="4"/>
-          <w:insideH w:val="single" w:color="auto" w:sz="4"/>
-          <w:insideV w:val="single" w:color="auto" w:sz="4"/>
+          <w:top w:val="single" w:sz="4" w:space="0" w:color="auto"/>
+          <w:left w:val="single" w:sz="4" w:space="0" w:color="auto"/>
+          <w:bottom w:val="single" w:sz="4" w:space="0" w:color="auto"/>
+          <w:right w:val="single" w:sz="4" w:space="0" w:color="auto"/>
+          <w:insideH w:val="single" w:sz="4" w:space="0" w:color="auto"/>
+          <w:insideV w:val="single" w:sz="4" w:space="0" w:color="auto"/>
         </w:tblBorders>
+        <w:tblCellMar>
+          <w:left w:w="10" w:type="dxa"/>
+          <w:right w:w="10" w:type="dxa"/>
+        </w:tblCellMar>
+        <w:tblLook w:val="0000" w:firstRow="0" w:lastRow="0" w:firstColumn="0" w:lastColumn="0" w:noHBand="0" w:noVBand="0"/>
       </w:tblPr>
       <w:tblGrid>
         <w:gridCol w:w="5500"/>
         <w:gridCol w:w="5500"/>
       </w:tblGrid>
       <w:tr>
+        <w:tblPrEx>
+          <w:tblCellMar>
+            <w:top w:w="0" w:type="dxa"/>
+            <w:bottom w:w="0" w:type="dxa"/>
+          </w:tblCellMar>
+        </w:tblPrEx>
+        <w:trPr>
+          <w:jc w:val="center"/>
+        </w:trPr>
         <w:tc>
           <w:tcPr>
-            <w:tcW w:type="dxa" w:w="5500"/>
+            <w:tcW w:w="5500" w:type="dxa"/>
             <w:tcBorders>
-              <w:top w:val="none" w:color="FFFFFF" w:sz="0"/>
-              <w:left w:val="none" w:color="FFFFFF" w:sz="0"/>
-              <w:bottom w:val="none" w:color="FFFFFF" w:sz="0"/>
-              <w:right w:val="none" w:color="FFFFFF" w:sz="0"/>
+              <w:top w:val="none" w:sz="0" w:space="0" w:color="FFFFFF"/>
+              <w:left w:val="none" w:sz="0" w:space="0" w:color="FFFFFF"/>
+              <w:bottom w:val="none" w:sz="0" w:space="0" w:color="FFFFFF"/>
+              <w:right w:val="none" w:sz="0" w:space="0" w:color="FFFFFF"/>
             </w:tcBorders>
             <w:tcMar>
-              <w:top w:type="dxa" w:w="40"/>
-              <w:left w:type="dxa" w:w="70"/>
-              <w:bottom w:type="dxa" w:w="60"/>
-              <w:right w:type="dxa" w:w="70"/>
+              <w:top w:w="40" w:type="dxa"/>
+              <w:left w:w="70" w:type="dxa"/>
+              <w:bottom w:w="60" w:type="dxa"/>
+              <w:right w:w="70" w:type="dxa"/>
             </w:tcMar>
           </w:tcPr>
           <w:p>
             <w:pPr>
               <w:keepNext/>
-              <w:spacing w:after="120" w:before="60"/>
+              <w:spacing w:before="60" w:after="120"/>
               <w:jc w:val="center"/>
             </w:pPr>
             <w:r>
+              <w:rPr>
+                <w:noProof/>
+              </w:rPr>
               <w:drawing>
-                <wp:inline distT="0" distB="0" distL="0" distR="0">
+                <wp:inline distT="0" distB="0" distL="0" distR="0" wp14:anchorId="43B1DCC5" wp14:editId="196F5094">
                   <wp:extent cx="3286125" cy="1885950"/>
-                  <wp:effectExtent t="0" r="0" b="0" l="0"/>
-                  <wp:docPr id="1" name="" descr="" title=""/>
+                  <wp:effectExtent l="0" t="0" r="0" b="0"/>
+                  <wp:docPr id="992516921" name="Picture 992516921"/>
                   <wp:cNvGraphicFramePr>
                     <a:graphicFrameLocks xmlns:a="http://schemas.openxmlformats.org/drawingml/2006/main" noChangeAspect="1"/>
                   </wp:cNvGraphicFramePr>
@@ -1175,13 +1208,13 @@
                     <a:graphicData uri="http://schemas.openxmlformats.org/drawingml/2006/picture">
                       <pic:pic xmlns:pic="http://schemas.openxmlformats.org/drawingml/2006/picture">
                         <pic:nvPicPr>
-                          <pic:cNvPr id="0" name="" descr=""/>
+                          <pic:cNvPr id="0" name=""/>
                           <pic:cNvPicPr>
                             <a:picLocks noChangeAspect="1" noChangeArrowheads="1"/>
                           </pic:cNvPicPr>
                         </pic:nvPicPr>
                         <pic:blipFill>
-                          <a:blip r:embed="rId21" cstate="none"/>
+                          <a:blip r:embed="rId19"/>
                           <a:srcRect/>
                           <a:stretch>
                             <a:fillRect/>
@@ -1205,47 +1238,47 @@
           </w:p>
           <w:p>
             <w:pPr>
-              <w:spacing w:after="70" w:line="270"/>
+              <w:spacing w:after="70" w:line="270" w:lineRule="auto"/>
             </w:pPr>
             <w:r>
               <w:rPr>
-                <w:rFonts w:ascii="Arial" w:cs="Arial" w:eastAsia="Arial" w:hAnsi="Arial"/>
                 <w:color w:val="27251F"/>
-                <w:sz w:val="21"/>
-                <w:szCs w:val="21"/>
               </w:rPr>
-              <w:t xml:space="preserve">Share of the current team with 6+ months on the job, split by gender.</w:t>
+              <w:t>Share of the current team with 6+ months on the job, split by gender.</w:t>
             </w:r>
           </w:p>
         </w:tc>
         <w:tc>
           <w:tcPr>
-            <w:tcW w:type="dxa" w:w="5500"/>
+            <w:tcW w:w="5500" w:type="dxa"/>
             <w:tcBorders>
-              <w:top w:val="none" w:color="FFFFFF" w:sz="0"/>
-              <w:left w:val="none" w:color="FFFFFF" w:sz="0"/>
-              <w:bottom w:val="none" w:color="FFFFFF" w:sz="0"/>
-              <w:right w:val="none" w:color="FFFFFF" w:sz="0"/>
+              <w:top w:val="none" w:sz="0" w:space="0" w:color="FFFFFF"/>
+              <w:left w:val="none" w:sz="0" w:space="0" w:color="FFFFFF"/>
+              <w:bottom w:val="none" w:sz="0" w:space="0" w:color="FFFFFF"/>
+              <w:right w:val="none" w:sz="0" w:space="0" w:color="FFFFFF"/>
             </w:tcBorders>
             <w:tcMar>
-              <w:top w:type="dxa" w:w="40"/>
-              <w:left w:type="dxa" w:w="70"/>
-              <w:bottom w:type="dxa" w:w="60"/>
-              <w:right w:type="dxa" w:w="70"/>
+              <w:top w:w="40" w:type="dxa"/>
+              <w:left w:w="70" w:type="dxa"/>
+              <w:bottom w:w="60" w:type="dxa"/>
+              <w:right w:w="70" w:type="dxa"/>
             </w:tcMar>
           </w:tcPr>
           <w:p>
             <w:pPr>
               <w:keepNext/>
-              <w:spacing w:after="120" w:before="60"/>
+              <w:spacing w:before="60" w:after="120"/>
               <w:jc w:val="center"/>
             </w:pPr>
             <w:r>
+              <w:rPr>
+                <w:noProof/>
+              </w:rPr>
               <w:drawing>
-                <wp:inline distT="0" distB="0" distL="0" distR="0">
-                  <wp:extent cx="3286125" cy="2343150"/>
-                  <wp:effectExtent t="0" r="0" b="0" l="0"/>
-                  <wp:docPr id="1" name="" descr="" title=""/>
+                <wp:inline distT="0" distB="0" distL="0" distR="0" wp14:anchorId="5E72FD87" wp14:editId="211F6ADC">
+                  <wp:extent cx="3286125" cy="2028825"/>
+                  <wp:effectExtent l="0" t="0" r="9525" b="9525"/>
+                  <wp:docPr id="298599448" name="Picture 298599448"/>
                   <wp:cNvGraphicFramePr>
                     <a:graphicFrameLocks xmlns:a="http://schemas.openxmlformats.org/drawingml/2006/main" noChangeAspect="1"/>
                   </wp:cNvGraphicFramePr>
@@ -1253,14 +1286,14 @@
                     <a:graphicData uri="http://schemas.openxmlformats.org/drawingml/2006/picture">
                       <pic:pic xmlns:pic="http://schemas.openxmlformats.org/drawingml/2006/picture">
                         <pic:nvPicPr>
-                          <pic:cNvPr id="0" name="" descr=""/>
+                          <pic:cNvPr id="0" name=""/>
                           <pic:cNvPicPr>
                             <a:picLocks noChangeAspect="1" noChangeArrowheads="1"/>
                           </pic:cNvPicPr>
                         </pic:nvPicPr>
-                        <pic:blipFill>
-                          <a:blip r:embed="rId22" cstate="none"/>
-                          <a:srcRect/>
+                        <pic:blipFill rotWithShape="1">
+                          <a:blip r:embed="rId20"/>
+                          <a:srcRect b="13414"/>
                           <a:stretch>
                             <a:fillRect/>
                           </a:stretch>
@@ -1268,11 +1301,19 @@
                         <pic:spPr bwMode="auto">
                           <a:xfrm>
                             <a:off x="0" y="0"/>
-                            <a:ext cx="3286125" cy="2343150"/>
+                            <a:ext cx="3286125" cy="2028825"/>
                           </a:xfrm>
                           <a:prstGeom prst="rect">
                             <a:avLst/>
                           </a:prstGeom>
+                          <a:ln>
+                            <a:noFill/>
+                          </a:ln>
+                          <a:extLst>
+                            <a:ext uri="{53640926-AAD7-44D8-BBD7-CCE9431645EC}">
+                              <a14:shadowObscured xmlns:a14="http://schemas.microsoft.com/office/drawing/2010/main"/>
+                            </a:ext>
+                          </a:extLst>
                         </pic:spPr>
                       </pic:pic>
                     </a:graphicData>
@@ -1283,16 +1324,13 @@
           </w:p>
           <w:p>
             <w:pPr>
-              <w:spacing w:after="70" w:line="270"/>
+              <w:spacing w:after="70" w:line="270" w:lineRule="auto"/>
             </w:pPr>
             <w:r>
               <w:rPr>
-                <w:rFonts w:ascii="Arial" w:cs="Arial" w:eastAsia="Arial" w:hAnsi="Arial"/>
                 <w:color w:val="27251F"/>
-                <w:sz w:val="21"/>
-                <w:szCs w:val="21"/>
               </w:rPr>
-              <w:t xml:space="preserve">Share of each job title's current team that has been on the job 6+ months.</w:t>
+              <w:t>Share of each job title's current team that has been on the job 6+ months.</w:t>
             </w:r>
           </w:p>
         </w:tc>
@@ -1302,70 +1340,79 @@
       <w:pPr>
         <w:spacing w:after="30"/>
       </w:pPr>
-      <w:r>
-        <w:rPr>
-          <w:rFonts w:ascii="Arial" w:cs="Arial" w:eastAsia="Arial" w:hAnsi="Arial"/>
-          <w:color w:val="27251F"/>
-          <w:sz w:val="21"/>
-          <w:szCs w:val="21"/>
-        </w:rPr>
-        <w:t xml:space="preserve"/>
-      </w:r>
     </w:p>
     <w:p>
       <w:pPr>
         <w:pStyle w:val="Heading2"/>
       </w:pPr>
       <w:r>
-        <w:t xml:space="preserve">Step 7 - Average tenure</w:t>
+        <w:lastRenderedPageBreak/>
+        <w:t>Step 7 - Average tenure</w:t>
       </w:r>
     </w:p>
     <w:tbl>
       <w:tblPr>
-        <w:tblW w:type="dxa" w:w="11000"/>
+        <w:tblW w:w="11000" w:type="dxa"/>
         <w:jc w:val="center"/>
         <w:tblBorders>
-          <w:top w:val="single" w:color="auto" w:sz="4"/>
-          <w:left w:val="single" w:color="auto" w:sz="4"/>
-          <w:bottom w:val="single" w:color="auto" w:sz="4"/>
-          <w:right w:val="single" w:color="auto" w:sz="4"/>
-          <w:insideH w:val="single" w:color="auto" w:sz="4"/>
-          <w:insideV w:val="single" w:color="auto" w:sz="4"/>
+          <w:top w:val="single" w:sz="4" w:space="0" w:color="auto"/>
+          <w:left w:val="single" w:sz="4" w:space="0" w:color="auto"/>
+          <w:bottom w:val="single" w:sz="4" w:space="0" w:color="auto"/>
+          <w:right w:val="single" w:sz="4" w:space="0" w:color="auto"/>
+          <w:insideH w:val="single" w:sz="4" w:space="0" w:color="auto"/>
+          <w:insideV w:val="single" w:sz="4" w:space="0" w:color="auto"/>
         </w:tblBorders>
+        <w:tblCellMar>
+          <w:left w:w="10" w:type="dxa"/>
+          <w:right w:w="10" w:type="dxa"/>
+        </w:tblCellMar>
+        <w:tblLook w:val="0000" w:firstRow="0" w:lastRow="0" w:firstColumn="0" w:lastColumn="0" w:noHBand="0" w:noVBand="0"/>
       </w:tblPr>
       <w:tblGrid>
         <w:gridCol w:w="5500"/>
         <w:gridCol w:w="5500"/>
       </w:tblGrid>
       <w:tr>
+        <w:tblPrEx>
+          <w:tblCellMar>
+            <w:top w:w="0" w:type="dxa"/>
+            <w:bottom w:w="0" w:type="dxa"/>
+          </w:tblCellMar>
+        </w:tblPrEx>
+        <w:trPr>
+          <w:jc w:val="center"/>
+        </w:trPr>
         <w:tc>
           <w:tcPr>
-            <w:tcW w:type="dxa" w:w="5500"/>
+            <w:tcW w:w="5500" w:type="dxa"/>
             <w:tcBorders>
-              <w:top w:val="none" w:color="FFFFFF" w:sz="0"/>
-              <w:left w:val="none" w:color="FFFFFF" w:sz="0"/>
-              <w:bottom w:val="none" w:color="FFFFFF" w:sz="0"/>
-              <w:right w:val="none" w:color="FFFFFF" w:sz="0"/>
+              <w:top w:val="none" w:sz="0" w:space="0" w:color="FFFFFF"/>
+              <w:left w:val="none" w:sz="0" w:space="0" w:color="FFFFFF"/>
+              <w:bottom w:val="none" w:sz="0" w:space="0" w:color="FFFFFF"/>
+              <w:right w:val="none" w:sz="0" w:space="0" w:color="FFFFFF"/>
             </w:tcBorders>
             <w:tcMar>
-              <w:top w:type="dxa" w:w="40"/>
-              <w:left w:type="dxa" w:w="70"/>
-              <w:bottom w:type="dxa" w:w="60"/>
-              <w:right w:type="dxa" w:w="70"/>
+              <w:top w:w="40" w:type="dxa"/>
+              <w:left w:w="70" w:type="dxa"/>
+              <w:bottom w:w="60" w:type="dxa"/>
+              <w:right w:w="70" w:type="dxa"/>
             </w:tcMar>
           </w:tcPr>
           <w:p>
             <w:pPr>
               <w:keepNext/>
-              <w:spacing w:after="120" w:before="60"/>
+              <w:spacing w:before="60" w:after="120"/>
               <w:jc w:val="center"/>
             </w:pPr>
             <w:r>
+              <w:rPr>
+                <w:noProof/>
+              </w:rPr>
               <w:drawing>
-                <wp:inline distT="0" distB="0" distL="0" distR="0">
+                <wp:inline distT="0" distB="0" distL="0" distR="0" wp14:anchorId="328C92A0" wp14:editId="55E1C324">
                   <wp:extent cx="3286125" cy="1876425"/>
-                  <wp:effectExtent t="0" r="0" b="0" l="0"/>
-                  <wp:docPr id="1" name="" descr="" title=""/>
+                  <wp:effectExtent l="0" t="0" r="0" b="0"/>
+                  <wp:docPr id="1578157428" name="Picture 1578157428"/>
                   <wp:cNvGraphicFramePr>
                     <a:graphicFrameLocks xmlns:a="http://schemas.openxmlformats.org/drawingml/2006/main" noChangeAspect="1"/>
                   </wp:cNvGraphicFramePr>
@@ -1373,13 +1420,13 @@
                     <a:graphicData uri="http://schemas.openxmlformats.org/drawingml/2006/picture">
                       <pic:pic xmlns:pic="http://schemas.openxmlformats.org/drawingml/2006/picture">
                         <pic:nvPicPr>
-                          <pic:cNvPr id="0" name="" descr=""/>
+                          <pic:cNvPr id="0" name=""/>
                           <pic:cNvPicPr>
                             <a:picLocks noChangeAspect="1" noChangeArrowheads="1"/>
                           </pic:cNvPicPr>
                         </pic:nvPicPr>
                         <pic:blipFill>
-                          <a:blip r:embed="rId23" cstate="none"/>
+                          <a:blip r:embed="rId21"/>
                           <a:srcRect/>
                           <a:stretch>
                             <a:fillRect/>
@@ -1404,32 +1451,35 @@
         </w:tc>
         <w:tc>
           <w:tcPr>
-            <w:tcW w:type="dxa" w:w="5500"/>
+            <w:tcW w:w="5500" w:type="dxa"/>
             <w:tcBorders>
-              <w:top w:val="none" w:color="FFFFFF" w:sz="0"/>
-              <w:left w:val="none" w:color="FFFFFF" w:sz="0"/>
-              <w:bottom w:val="none" w:color="FFFFFF" w:sz="0"/>
-              <w:right w:val="none" w:color="FFFFFF" w:sz="0"/>
+              <w:top w:val="none" w:sz="0" w:space="0" w:color="FFFFFF"/>
+              <w:left w:val="none" w:sz="0" w:space="0" w:color="FFFFFF"/>
+              <w:bottom w:val="none" w:sz="0" w:space="0" w:color="FFFFFF"/>
+              <w:right w:val="none" w:sz="0" w:space="0" w:color="FFFFFF"/>
             </w:tcBorders>
             <w:tcMar>
-              <w:top w:type="dxa" w:w="40"/>
-              <w:left w:type="dxa" w:w="70"/>
-              <w:bottom w:type="dxa" w:w="60"/>
-              <w:right w:type="dxa" w:w="70"/>
+              <w:top w:w="40" w:type="dxa"/>
+              <w:left w:w="70" w:type="dxa"/>
+              <w:bottom w:w="60" w:type="dxa"/>
+              <w:right w:w="70" w:type="dxa"/>
             </w:tcMar>
           </w:tcPr>
           <w:p>
             <w:pPr>
               <w:keepNext/>
-              <w:spacing w:after="120" w:before="60"/>
+              <w:spacing w:before="60" w:after="120"/>
               <w:jc w:val="center"/>
             </w:pPr>
             <w:r>
+              <w:rPr>
+                <w:noProof/>
+              </w:rPr>
               <w:drawing>
-                <wp:inline distT="0" distB="0" distL="0" distR="0">
+                <wp:inline distT="0" distB="0" distL="0" distR="0" wp14:anchorId="51080CB3" wp14:editId="3CDC19F3">
                   <wp:extent cx="3286125" cy="1876425"/>
-                  <wp:effectExtent t="0" r="0" b="0" l="0"/>
-                  <wp:docPr id="1" name="" descr="" title=""/>
+                  <wp:effectExtent l="0" t="0" r="0" b="0"/>
+                  <wp:docPr id="931934591" name="Picture 931934591"/>
                   <wp:cNvGraphicFramePr>
                     <a:graphicFrameLocks xmlns:a="http://schemas.openxmlformats.org/drawingml/2006/main" noChangeAspect="1"/>
                   </wp:cNvGraphicFramePr>
@@ -1437,13 +1487,13 @@
                     <a:graphicData uri="http://schemas.openxmlformats.org/drawingml/2006/picture">
                       <pic:pic xmlns:pic="http://schemas.openxmlformats.org/drawingml/2006/picture">
                         <pic:nvPicPr>
-                          <pic:cNvPr id="0" name="" descr=""/>
+                          <pic:cNvPr id="0" name=""/>
                           <pic:cNvPicPr>
                             <a:picLocks noChangeAspect="1" noChangeArrowheads="1"/>
                           </pic:cNvPicPr>
                         </pic:nvPicPr>
                         <pic:blipFill>
-                          <a:blip r:embed="rId24" cstate="none"/>
+                          <a:blip r:embed="rId22"/>
                           <a:srcRect/>
                           <a:stretch>
                             <a:fillRect/>
@@ -1470,64 +1520,78 @@
     </w:tbl>
     <w:p>
       <w:pPr>
-        <w:spacing w:after="70" w:line="270"/>
+        <w:spacing w:after="70" w:line="270" w:lineRule="auto"/>
       </w:pPr>
       <w:r>
         <w:rPr>
-          <w:rFonts w:ascii="Arial" w:cs="Arial" w:eastAsia="Arial" w:hAnsi="Arial"/>
           <w:color w:val="27251F"/>
-          <w:sz w:val="21"/>
-          <w:szCs w:val="21"/>
         </w:rPr>
-        <w:t xml:space="preserve">The stores with the highest and lowest average tenure of their current team, in months.</w:t>
+        <w:t>The stores with the highest and lowest average tenure of their current team, in months.</w:t>
       </w:r>
     </w:p>
     <w:tbl>
       <w:tblPr>
-        <w:tblW w:type="dxa" w:w="11000"/>
+        <w:tblW w:w="11000" w:type="dxa"/>
         <w:jc w:val="center"/>
         <w:tblBorders>
-          <w:top w:val="single" w:color="auto" w:sz="4"/>
-          <w:left w:val="single" w:color="auto" w:sz="4"/>
-          <w:bottom w:val="single" w:color="auto" w:sz="4"/>
-          <w:right w:val="single" w:color="auto" w:sz="4"/>
-          <w:insideH w:val="single" w:color="auto" w:sz="4"/>
-          <w:insideV w:val="single" w:color="auto" w:sz="4"/>
+          <w:top w:val="single" w:sz="4" w:space="0" w:color="auto"/>
+          <w:left w:val="single" w:sz="4" w:space="0" w:color="auto"/>
+          <w:bottom w:val="single" w:sz="4" w:space="0" w:color="auto"/>
+          <w:right w:val="single" w:sz="4" w:space="0" w:color="auto"/>
+          <w:insideH w:val="single" w:sz="4" w:space="0" w:color="auto"/>
+          <w:insideV w:val="single" w:sz="4" w:space="0" w:color="auto"/>
         </w:tblBorders>
+        <w:tblCellMar>
+          <w:left w:w="10" w:type="dxa"/>
+          <w:right w:w="10" w:type="dxa"/>
+        </w:tblCellMar>
+        <w:tblLook w:val="0000" w:firstRow="0" w:lastRow="0" w:firstColumn="0" w:lastColumn="0" w:noHBand="0" w:noVBand="0"/>
       </w:tblPr>
       <w:tblGrid>
         <w:gridCol w:w="5500"/>
         <w:gridCol w:w="5500"/>
       </w:tblGrid>
       <w:tr>
+        <w:tblPrEx>
+          <w:tblCellMar>
+            <w:top w:w="0" w:type="dxa"/>
+            <w:bottom w:w="0" w:type="dxa"/>
+          </w:tblCellMar>
+        </w:tblPrEx>
+        <w:trPr>
+          <w:jc w:val="center"/>
+        </w:trPr>
         <w:tc>
           <w:tcPr>
-            <w:tcW w:type="dxa" w:w="5500"/>
+            <w:tcW w:w="5500" w:type="dxa"/>
             <w:tcBorders>
-              <w:top w:val="none" w:color="FFFFFF" w:sz="0"/>
-              <w:left w:val="none" w:color="FFFFFF" w:sz="0"/>
-              <w:bottom w:val="none" w:color="FFFFFF" w:sz="0"/>
-              <w:right w:val="none" w:color="FFFFFF" w:sz="0"/>
+              <w:top w:val="none" w:sz="0" w:space="0" w:color="FFFFFF"/>
+              <w:left w:val="none" w:sz="0" w:space="0" w:color="FFFFFF"/>
+              <w:bottom w:val="none" w:sz="0" w:space="0" w:color="FFFFFF"/>
+              <w:right w:val="none" w:sz="0" w:space="0" w:color="FFFFFF"/>
             </w:tcBorders>
             <w:tcMar>
-              <w:top w:type="dxa" w:w="40"/>
-              <w:left w:type="dxa" w:w="70"/>
-              <w:bottom w:type="dxa" w:w="60"/>
-              <w:right w:type="dxa" w:w="70"/>
+              <w:top w:w="40" w:type="dxa"/>
+              <w:left w:w="70" w:type="dxa"/>
+              <w:bottom w:w="60" w:type="dxa"/>
+              <w:right w:w="70" w:type="dxa"/>
             </w:tcMar>
           </w:tcPr>
           <w:p>
             <w:pPr>
               <w:keepNext/>
-              <w:spacing w:after="120" w:before="60"/>
+              <w:spacing w:before="60" w:after="120"/>
               <w:jc w:val="center"/>
             </w:pPr>
             <w:r>
+              <w:rPr>
+                <w:noProof/>
+              </w:rPr>
               <w:drawing>
-                <wp:inline distT="0" distB="0" distL="0" distR="0">
+                <wp:inline distT="0" distB="0" distL="0" distR="0" wp14:anchorId="62DC60D5" wp14:editId="3B7BB840">
                   <wp:extent cx="3286125" cy="1876425"/>
-                  <wp:effectExtent t="0" r="0" b="0" l="0"/>
-                  <wp:docPr id="1" name="" descr="" title=""/>
+                  <wp:effectExtent l="0" t="0" r="0" b="0"/>
+                  <wp:docPr id="1014013001" name="Picture 1014013001"/>
                   <wp:cNvGraphicFramePr>
                     <a:graphicFrameLocks xmlns:a="http://schemas.openxmlformats.org/drawingml/2006/main" noChangeAspect="1"/>
                   </wp:cNvGraphicFramePr>
@@ -1535,13 +1599,13 @@
                     <a:graphicData uri="http://schemas.openxmlformats.org/drawingml/2006/picture">
                       <pic:pic xmlns:pic="http://schemas.openxmlformats.org/drawingml/2006/picture">
                         <pic:nvPicPr>
-                          <pic:cNvPr id="0" name="" descr=""/>
+                          <pic:cNvPr id="0" name=""/>
                           <pic:cNvPicPr>
                             <a:picLocks noChangeAspect="1" noChangeArrowheads="1"/>
                           </pic:cNvPicPr>
                         </pic:nvPicPr>
                         <pic:blipFill>
-                          <a:blip r:embed="rId25" cstate="none"/>
+                          <a:blip r:embed="rId23"/>
                           <a:srcRect/>
                           <a:stretch>
                             <a:fillRect/>
@@ -1566,32 +1630,35 @@
         </w:tc>
         <w:tc>
           <w:tcPr>
-            <w:tcW w:type="dxa" w:w="5500"/>
+            <w:tcW w:w="5500" w:type="dxa"/>
             <w:tcBorders>
-              <w:top w:val="none" w:color="FFFFFF" w:sz="0"/>
-              <w:left w:val="none" w:color="FFFFFF" w:sz="0"/>
-              <w:bottom w:val="none" w:color="FFFFFF" w:sz="0"/>
-              <w:right w:val="none" w:color="FFFFFF" w:sz="0"/>
+              <w:top w:val="none" w:sz="0" w:space="0" w:color="FFFFFF"/>
+              <w:left w:val="none" w:sz="0" w:space="0" w:color="FFFFFF"/>
+              <w:bottom w:val="none" w:sz="0" w:space="0" w:color="FFFFFF"/>
+              <w:right w:val="none" w:sz="0" w:space="0" w:color="FFFFFF"/>
             </w:tcBorders>
             <w:tcMar>
-              <w:top w:type="dxa" w:w="40"/>
-              <w:left w:type="dxa" w:w="70"/>
-              <w:bottom w:type="dxa" w:w="60"/>
-              <w:right w:type="dxa" w:w="70"/>
+              <w:top w:w="40" w:type="dxa"/>
+              <w:left w:w="70" w:type="dxa"/>
+              <w:bottom w:w="60" w:type="dxa"/>
+              <w:right w:w="70" w:type="dxa"/>
             </w:tcMar>
           </w:tcPr>
           <w:p>
             <w:pPr>
               <w:keepNext/>
-              <w:spacing w:after="120" w:before="60"/>
+              <w:spacing w:before="60" w:after="120"/>
               <w:jc w:val="center"/>
             </w:pPr>
             <w:r>
+              <w:rPr>
+                <w:noProof/>
+              </w:rPr>
               <w:drawing>
-                <wp:inline distT="0" distB="0" distL="0" distR="0">
+                <wp:inline distT="0" distB="0" distL="0" distR="0" wp14:anchorId="1458462B" wp14:editId="1988AE13">
                   <wp:extent cx="3286125" cy="1876425"/>
-                  <wp:effectExtent t="0" r="0" b="0" l="0"/>
-                  <wp:docPr id="1" name="" descr="" title=""/>
+                  <wp:effectExtent l="0" t="0" r="0" b="0"/>
+                  <wp:docPr id="101924142" name="Picture 101924142"/>
                   <wp:cNvGraphicFramePr>
                     <a:graphicFrameLocks xmlns:a="http://schemas.openxmlformats.org/drawingml/2006/main" noChangeAspect="1"/>
                   </wp:cNvGraphicFramePr>
@@ -1599,13 +1666,13 @@
                     <a:graphicData uri="http://schemas.openxmlformats.org/drawingml/2006/picture">
                       <pic:pic xmlns:pic="http://schemas.openxmlformats.org/drawingml/2006/picture">
                         <pic:nvPicPr>
-                          <pic:cNvPr id="0" name="" descr=""/>
+                          <pic:cNvPr id="0" name=""/>
                           <pic:cNvPicPr>
                             <a:picLocks noChangeAspect="1" noChangeArrowheads="1"/>
                           </pic:cNvPicPr>
                         </pic:nvPicPr>
                         <pic:blipFill>
-                          <a:blip r:embed="rId26" cstate="none"/>
+                          <a:blip r:embed="rId24"/>
                           <a:srcRect/>
                           <a:stretch>
                             <a:fillRect/>
@@ -1632,16 +1699,13 @@
     </w:tbl>
     <w:p>
       <w:pPr>
-        <w:spacing w:after="70" w:line="270"/>
+        <w:spacing w:after="70" w:line="270" w:lineRule="auto"/>
       </w:pPr>
       <w:r>
         <w:rPr>
-          <w:rFonts w:ascii="Arial" w:cs="Arial" w:eastAsia="Arial" w:hAnsi="Arial"/>
           <w:color w:val="27251F"/>
-          <w:sz w:val="21"/>
-          <w:szCs w:val="21"/>
         </w:rPr>
-        <w:t xml:space="preserve">The Operation Consultants with the highest and lowest average tenure across their stores' current teams.</w:t>
+        <w:t>The Operation Consultants with the highest and lowest average tenure across their stores' current teams.</w:t>
       </w:r>
     </w:p>
     <w:p>
@@ -1649,55 +1713,72 @@
         <w:pStyle w:val="Heading2"/>
       </w:pPr>
       <w:r>
-        <w:t xml:space="preserve">Step 8 - When do people leave, and how much are we hiring?</w:t>
+        <w:t>Step 8 - When do people leave, and how much are we hiring?</w:t>
       </w:r>
     </w:p>
     <w:tbl>
       <w:tblPr>
-        <w:tblW w:type="dxa" w:w="11000"/>
+        <w:tblW w:w="11000" w:type="dxa"/>
         <w:jc w:val="center"/>
         <w:tblBorders>
-          <w:top w:val="single" w:color="auto" w:sz="4"/>
-          <w:left w:val="single" w:color="auto" w:sz="4"/>
-          <w:bottom w:val="single" w:color="auto" w:sz="4"/>
-          <w:right w:val="single" w:color="auto" w:sz="4"/>
-          <w:insideH w:val="single" w:color="auto" w:sz="4"/>
-          <w:insideV w:val="single" w:color="auto" w:sz="4"/>
+          <w:top w:val="single" w:sz="4" w:space="0" w:color="auto"/>
+          <w:left w:val="single" w:sz="4" w:space="0" w:color="auto"/>
+          <w:bottom w:val="single" w:sz="4" w:space="0" w:color="auto"/>
+          <w:right w:val="single" w:sz="4" w:space="0" w:color="auto"/>
+          <w:insideH w:val="single" w:sz="4" w:space="0" w:color="auto"/>
+          <w:insideV w:val="single" w:sz="4" w:space="0" w:color="auto"/>
         </w:tblBorders>
+        <w:tblCellMar>
+          <w:left w:w="10" w:type="dxa"/>
+          <w:right w:w="10" w:type="dxa"/>
+        </w:tblCellMar>
+        <w:tblLook w:val="0000" w:firstRow="0" w:lastRow="0" w:firstColumn="0" w:lastColumn="0" w:noHBand="0" w:noVBand="0"/>
       </w:tblPr>
       <w:tblGrid>
         <w:gridCol w:w="5500"/>
         <w:gridCol w:w="5500"/>
       </w:tblGrid>
       <w:tr>
+        <w:tblPrEx>
+          <w:tblCellMar>
+            <w:top w:w="0" w:type="dxa"/>
+            <w:bottom w:w="0" w:type="dxa"/>
+          </w:tblCellMar>
+        </w:tblPrEx>
+        <w:trPr>
+          <w:jc w:val="center"/>
+        </w:trPr>
         <w:tc>
           <w:tcPr>
-            <w:tcW w:type="dxa" w:w="5500"/>
+            <w:tcW w:w="5500" w:type="dxa"/>
             <w:tcBorders>
-              <w:top w:val="none" w:color="FFFFFF" w:sz="0"/>
-              <w:left w:val="none" w:color="FFFFFF" w:sz="0"/>
-              <w:bottom w:val="none" w:color="FFFFFF" w:sz="0"/>
-              <w:right w:val="none" w:color="FFFFFF" w:sz="0"/>
+              <w:top w:val="none" w:sz="0" w:space="0" w:color="FFFFFF"/>
+              <w:left w:val="none" w:sz="0" w:space="0" w:color="FFFFFF"/>
+              <w:bottom w:val="none" w:sz="0" w:space="0" w:color="FFFFFF"/>
+              <w:right w:val="none" w:sz="0" w:space="0" w:color="FFFFFF"/>
             </w:tcBorders>
             <w:tcMar>
-              <w:top w:type="dxa" w:w="40"/>
-              <w:left w:type="dxa" w:w="70"/>
-              <w:bottom w:type="dxa" w:w="60"/>
-              <w:right w:type="dxa" w:w="70"/>
+              <w:top w:w="40" w:type="dxa"/>
+              <w:left w:w="70" w:type="dxa"/>
+              <w:bottom w:w="60" w:type="dxa"/>
+              <w:right w:w="70" w:type="dxa"/>
             </w:tcMar>
           </w:tcPr>
           <w:p>
             <w:pPr>
               <w:keepNext/>
-              <w:spacing w:after="120" w:before="60"/>
+              <w:spacing w:before="60" w:after="120"/>
               <w:jc w:val="center"/>
             </w:pPr>
             <w:r>
+              <w:rPr>
+                <w:noProof/>
+              </w:rPr>
               <w:drawing>
-                <wp:inline distT="0" distB="0" distL="0" distR="0">
+                <wp:inline distT="0" distB="0" distL="0" distR="0" wp14:anchorId="2B8AC933" wp14:editId="06556925">
                   <wp:extent cx="3286125" cy="1876425"/>
-                  <wp:effectExtent t="0" r="0" b="0" l="0"/>
-                  <wp:docPr id="1" name="" descr="" title=""/>
+                  <wp:effectExtent l="0" t="0" r="0" b="0"/>
+                  <wp:docPr id="567412293" name="Picture 567412293"/>
                   <wp:cNvGraphicFramePr>
                     <a:graphicFrameLocks xmlns:a="http://schemas.openxmlformats.org/drawingml/2006/main" noChangeAspect="1"/>
                   </wp:cNvGraphicFramePr>
@@ -1705,13 +1786,13 @@
                     <a:graphicData uri="http://schemas.openxmlformats.org/drawingml/2006/picture">
                       <pic:pic xmlns:pic="http://schemas.openxmlformats.org/drawingml/2006/picture">
                         <pic:nvPicPr>
-                          <pic:cNvPr id="0" name="" descr=""/>
+                          <pic:cNvPr id="0" name=""/>
                           <pic:cNvPicPr>
                             <a:picLocks noChangeAspect="1" noChangeArrowheads="1"/>
                           </pic:cNvPicPr>
                         </pic:nvPicPr>
                         <pic:blipFill>
-                          <a:blip r:embed="rId27" cstate="none"/>
+                          <a:blip r:embed="rId25"/>
                           <a:srcRect/>
                           <a:stretch>
                             <a:fillRect/>
@@ -1735,47 +1816,47 @@
           </w:p>
           <w:p>
             <w:pPr>
-              <w:spacing w:after="70" w:line="270"/>
+              <w:spacing w:after="70" w:line="270" w:lineRule="auto"/>
             </w:pPr>
             <w:r>
               <w:rPr>
-                <w:rFonts w:ascii="Arial" w:cs="Arial" w:eastAsia="Arial" w:hAnsi="Arial"/>
                 <w:color w:val="27251F"/>
-                <w:sz w:val="21"/>
-                <w:szCs w:val="21"/>
               </w:rPr>
-              <w:t xml:space="preserve">Of everyone who ever resigned (all-time, not limited to the selected period), how long they had been on the job before leaving. It shows whether people tend to leave early or after settling in.</w:t>
+              <w:t>Of everyone who ever resigned (all-time, not limited to the selected period), how long they had been on the job before leaving. It shows whether people tend to leave early or after settling in.</w:t>
             </w:r>
           </w:p>
         </w:tc>
         <w:tc>
           <w:tcPr>
-            <w:tcW w:type="dxa" w:w="5500"/>
+            <w:tcW w:w="5500" w:type="dxa"/>
             <w:tcBorders>
-              <w:top w:val="none" w:color="FFFFFF" w:sz="0"/>
-              <w:left w:val="none" w:color="FFFFFF" w:sz="0"/>
-              <w:bottom w:val="none" w:color="FFFFFF" w:sz="0"/>
-              <w:right w:val="none" w:color="FFFFFF" w:sz="0"/>
+              <w:top w:val="none" w:sz="0" w:space="0" w:color="FFFFFF"/>
+              <w:left w:val="none" w:sz="0" w:space="0" w:color="FFFFFF"/>
+              <w:bottom w:val="none" w:sz="0" w:space="0" w:color="FFFFFF"/>
+              <w:right w:val="none" w:sz="0" w:space="0" w:color="FFFFFF"/>
             </w:tcBorders>
             <w:tcMar>
-              <w:top w:type="dxa" w:w="40"/>
-              <w:left w:type="dxa" w:w="70"/>
-              <w:bottom w:type="dxa" w:w="60"/>
-              <w:right w:type="dxa" w:w="70"/>
+              <w:top w:w="40" w:type="dxa"/>
+              <w:left w:w="70" w:type="dxa"/>
+              <w:bottom w:w="60" w:type="dxa"/>
+              <w:right w:w="70" w:type="dxa"/>
             </w:tcMar>
           </w:tcPr>
           <w:p>
             <w:pPr>
               <w:keepNext/>
-              <w:spacing w:after="120" w:before="60"/>
+              <w:spacing w:before="60" w:after="120"/>
               <w:jc w:val="center"/>
             </w:pPr>
             <w:r>
+              <w:rPr>
+                <w:noProof/>
+              </w:rPr>
               <w:drawing>
-                <wp:inline distT="0" distB="0" distL="0" distR="0">
+                <wp:inline distT="0" distB="0" distL="0" distR="0" wp14:anchorId="15AF6C16" wp14:editId="05D251F3">
                   <wp:extent cx="3286125" cy="1876425"/>
-                  <wp:effectExtent t="0" r="0" b="0" l="0"/>
-                  <wp:docPr id="1" name="" descr="" title=""/>
+                  <wp:effectExtent l="0" t="0" r="0" b="0"/>
+                  <wp:docPr id="433803690" name="Picture 433803690"/>
                   <wp:cNvGraphicFramePr>
                     <a:graphicFrameLocks xmlns:a="http://schemas.openxmlformats.org/drawingml/2006/main" noChangeAspect="1"/>
                   </wp:cNvGraphicFramePr>
@@ -1783,13 +1864,13 @@
                     <a:graphicData uri="http://schemas.openxmlformats.org/drawingml/2006/picture">
                       <pic:pic xmlns:pic="http://schemas.openxmlformats.org/drawingml/2006/picture">
                         <pic:nvPicPr>
-                          <pic:cNvPr id="0" name="" descr=""/>
+                          <pic:cNvPr id="0" name=""/>
                           <pic:cNvPicPr>
                             <a:picLocks noChangeAspect="1" noChangeArrowheads="1"/>
                           </pic:cNvPicPr>
                         </pic:nvPicPr>
                         <pic:blipFill>
-                          <a:blip r:embed="rId28" cstate="none"/>
+                          <a:blip r:embed="rId26"/>
                           <a:srcRect/>
                           <a:stretch>
                             <a:fillRect/>
@@ -1813,16 +1894,27 @@
           </w:p>
           <w:p>
             <w:pPr>
-              <w:spacing w:after="70" w:line="270"/>
+              <w:spacing w:after="70" w:line="270" w:lineRule="auto"/>
             </w:pPr>
             <w:r>
               <w:rPr>
-                <w:rFonts w:ascii="Arial" w:cs="Arial" w:eastAsia="Arial" w:hAnsi="Arial"/>
                 <w:color w:val="27251F"/>
-                <w:sz w:val="21"/>
-                <w:szCs w:val="21"/>
               </w:rPr>
-              <w:t xml:space="preserve">New hires per month, all-time - context for reading the retention charts alongside how much hiring was actually happening.</w:t>
+              <w:t xml:space="preserve">New hires per month, all-time - context for reading the retention charts alongside how much hiring was </w:t>
+            </w:r>
+            <w:proofErr w:type="gramStart"/>
+            <w:r>
+              <w:rPr>
+                <w:color w:val="27251F"/>
+              </w:rPr>
+              <w:t>actually happening</w:t>
+            </w:r>
+            <w:proofErr w:type="gramEnd"/>
+            <w:r>
+              <w:rPr>
+                <w:color w:val="27251F"/>
+              </w:rPr>
+              <w:t>.</w:t>
             </w:r>
           </w:p>
         </w:tc>
@@ -1832,36 +1924,31 @@
       <w:pPr>
         <w:spacing w:after="30"/>
       </w:pPr>
+    </w:p>
+    <w:p>
+      <w:pPr>
+        <w:pStyle w:val="Heading2"/>
+      </w:pPr>
       <w:r>
-        <w:rPr>
-          <w:rFonts w:ascii="Arial" w:cs="Arial" w:eastAsia="Arial" w:hAnsi="Arial"/>
-          <w:color w:val="27251F"/>
-          <w:sz w:val="21"/>
-          <w:szCs w:val="21"/>
-        </w:rPr>
-        <w:t xml:space="preserve"/>
+        <w:lastRenderedPageBreak/>
+        <w:t>Step 9 - Store by store</w:t>
       </w:r>
     </w:p>
     <w:p>
       <w:pPr>
-        <w:pStyle w:val="Heading2"/>
+        <w:keepNext/>
+        <w:spacing w:before="60" w:after="120"/>
+        <w:jc w:val="center"/>
       </w:pPr>
       <w:r>
-        <w:t xml:space="preserve">Step 9 - Store by store</w:t>
-      </w:r>
-    </w:p>
-    <w:p>
-      <w:pPr>
-        <w:keepNext/>
-        <w:spacing w:after="120" w:before="60"/>
-        <w:jc w:val="center"/>
-      </w:pPr>
-      <w:r>
+        <w:rPr>
+          <w:noProof/>
+        </w:rPr>
         <w:drawing>
-          <wp:inline distT="0" distB="0" distL="0" distR="0">
+          <wp:inline distT="0" distB="0" distL="0" distR="0" wp14:anchorId="709E9577" wp14:editId="0ED8ED4B">
             <wp:extent cx="6953250" cy="2305050"/>
-            <wp:effectExtent t="0" r="0" b="0" l="0"/>
-            <wp:docPr id="1" name="" descr="" title=""/>
+            <wp:effectExtent l="0" t="0" r="0" b="0"/>
+            <wp:docPr id="903108936" name="Picture 903108936"/>
             <wp:cNvGraphicFramePr>
               <a:graphicFrameLocks xmlns:a="http://schemas.openxmlformats.org/drawingml/2006/main" noChangeAspect="1"/>
             </wp:cNvGraphicFramePr>
@@ -1869,13 +1956,13 @@
               <a:graphicData uri="http://schemas.openxmlformats.org/drawingml/2006/picture">
                 <pic:pic xmlns:pic="http://schemas.openxmlformats.org/drawingml/2006/picture">
                   <pic:nvPicPr>
-                    <pic:cNvPr id="0" name="" descr=""/>
+                    <pic:cNvPr id="0" name=""/>
                     <pic:cNvPicPr>
                       <a:picLocks noChangeAspect="1" noChangeArrowheads="1"/>
                     </pic:cNvPicPr>
                   </pic:nvPicPr>
                   <pic:blipFill>
-                    <a:blip r:embed="rId29" cstate="none"/>
+                    <a:blip r:embed="rId27"/>
                     <a:srcRect/>
                     <a:stretch>
                       <a:fillRect/>
@@ -1899,16 +1986,13 @@
     </w:p>
     <w:p>
       <w:pPr>
-        <w:spacing w:after="70" w:line="270"/>
+        <w:spacing w:after="70" w:line="270" w:lineRule="auto"/>
       </w:pPr>
       <w:r>
         <w:rPr>
-          <w:rFonts w:ascii="Arial" w:cs="Arial" w:eastAsia="Arial" w:hAnsi="Arial"/>
           <w:color w:val="27251F"/>
-          <w:sz w:val="21"/>
-          <w:szCs w:val="21"/>
         </w:rPr>
-        <w:t xml:space="preserve">Every store's headcount and a tenure-band mix (how many employees fall in each tenure range), so you can see whether a store's team is mostly new or mostly experienced.</w:t>
+        <w:t>Every store's headcount and a tenure-band mix (how many employees fall in each tenure range), so you can see whether a store's team is mostly new or mostly experienced.</w:t>
       </w:r>
     </w:p>
     <w:p>
@@ -1916,55 +2000,72 @@
         <w:pStyle w:val="Heading2"/>
       </w:pPr>
       <w:r>
-        <w:t xml:space="preserve">Step 10 - Who should you talk to?</w:t>
+        <w:t>Step 10 - Who should you talk to?</w:t>
       </w:r>
     </w:p>
     <w:tbl>
       <w:tblPr>
-        <w:tblW w:type="dxa" w:w="11000"/>
+        <w:tblW w:w="11000" w:type="dxa"/>
         <w:jc w:val="center"/>
         <w:tblBorders>
-          <w:top w:val="single" w:color="auto" w:sz="4"/>
-          <w:left w:val="single" w:color="auto" w:sz="4"/>
-          <w:bottom w:val="single" w:color="auto" w:sz="4"/>
-          <w:right w:val="single" w:color="auto" w:sz="4"/>
-          <w:insideH w:val="single" w:color="auto" w:sz="4"/>
-          <w:insideV w:val="single" w:color="auto" w:sz="4"/>
+          <w:top w:val="single" w:sz="4" w:space="0" w:color="auto"/>
+          <w:left w:val="single" w:sz="4" w:space="0" w:color="auto"/>
+          <w:bottom w:val="single" w:sz="4" w:space="0" w:color="auto"/>
+          <w:right w:val="single" w:sz="4" w:space="0" w:color="auto"/>
+          <w:insideH w:val="single" w:sz="4" w:space="0" w:color="auto"/>
+          <w:insideV w:val="single" w:sz="4" w:space="0" w:color="auto"/>
         </w:tblBorders>
+        <w:tblCellMar>
+          <w:left w:w="10" w:type="dxa"/>
+          <w:right w:w="10" w:type="dxa"/>
+        </w:tblCellMar>
+        <w:tblLook w:val="0000" w:firstRow="0" w:lastRow="0" w:firstColumn="0" w:lastColumn="0" w:noHBand="0" w:noVBand="0"/>
       </w:tblPr>
       <w:tblGrid>
         <w:gridCol w:w="5500"/>
         <w:gridCol w:w="5500"/>
       </w:tblGrid>
       <w:tr>
+        <w:tblPrEx>
+          <w:tblCellMar>
+            <w:top w:w="0" w:type="dxa"/>
+            <w:bottom w:w="0" w:type="dxa"/>
+          </w:tblCellMar>
+        </w:tblPrEx>
+        <w:trPr>
+          <w:jc w:val="center"/>
+        </w:trPr>
         <w:tc>
           <w:tcPr>
-            <w:tcW w:type="dxa" w:w="5500"/>
+            <w:tcW w:w="5500" w:type="dxa"/>
             <w:tcBorders>
-              <w:top w:val="none" w:color="FFFFFF" w:sz="0"/>
-              <w:left w:val="none" w:color="FFFFFF" w:sz="0"/>
-              <w:bottom w:val="none" w:color="FFFFFF" w:sz="0"/>
-              <w:right w:val="none" w:color="FFFFFF" w:sz="0"/>
+              <w:top w:val="none" w:sz="0" w:space="0" w:color="FFFFFF"/>
+              <w:left w:val="none" w:sz="0" w:space="0" w:color="FFFFFF"/>
+              <w:bottom w:val="none" w:sz="0" w:space="0" w:color="FFFFFF"/>
+              <w:right w:val="none" w:sz="0" w:space="0" w:color="FFFFFF"/>
             </w:tcBorders>
             <w:tcMar>
-              <w:top w:type="dxa" w:w="40"/>
-              <w:left w:type="dxa" w:w="70"/>
-              <w:bottom w:type="dxa" w:w="60"/>
-              <w:right w:type="dxa" w:w="70"/>
+              <w:top w:w="40" w:type="dxa"/>
+              <w:left w:w="70" w:type="dxa"/>
+              <w:bottom w:w="60" w:type="dxa"/>
+              <w:right w:w="70" w:type="dxa"/>
             </w:tcMar>
           </w:tcPr>
           <w:p>
             <w:pPr>
               <w:keepNext/>
-              <w:spacing w:after="120" w:before="60"/>
+              <w:spacing w:before="60" w:after="120"/>
               <w:jc w:val="center"/>
             </w:pPr>
             <w:r>
+              <w:rPr>
+                <w:noProof/>
+              </w:rPr>
               <w:drawing>
-                <wp:inline distT="0" distB="0" distL="0" distR="0">
+                <wp:inline distT="0" distB="0" distL="0" distR="0" wp14:anchorId="331421DA" wp14:editId="2663663D">
                   <wp:extent cx="3286125" cy="3009900"/>
-                  <wp:effectExtent t="0" r="0" b="0" l="0"/>
-                  <wp:docPr id="1" name="" descr="" title=""/>
+                  <wp:effectExtent l="0" t="0" r="0" b="0"/>
+                  <wp:docPr id="1637546092" name="Picture 1637546092"/>
                   <wp:cNvGraphicFramePr>
                     <a:graphicFrameLocks xmlns:a="http://schemas.openxmlformats.org/drawingml/2006/main" noChangeAspect="1"/>
                   </wp:cNvGraphicFramePr>
@@ -1972,13 +2073,13 @@
                     <a:graphicData uri="http://schemas.openxmlformats.org/drawingml/2006/picture">
                       <pic:pic xmlns:pic="http://schemas.openxmlformats.org/drawingml/2006/picture">
                         <pic:nvPicPr>
-                          <pic:cNvPr id="0" name="" descr=""/>
+                          <pic:cNvPr id="0" name=""/>
                           <pic:cNvPicPr>
                             <a:picLocks noChangeAspect="1" noChangeArrowheads="1"/>
                           </pic:cNvPicPr>
                         </pic:nvPicPr>
                         <pic:blipFill>
-                          <a:blip r:embed="rId30" cstate="none"/>
+                          <a:blip r:embed="rId28"/>
                           <a:srcRect/>
                           <a:stretch>
                             <a:fillRect/>
@@ -2003,32 +2104,35 @@
         </w:tc>
         <w:tc>
           <w:tcPr>
-            <w:tcW w:type="dxa" w:w="5500"/>
+            <w:tcW w:w="5500" w:type="dxa"/>
             <w:tcBorders>
-              <w:top w:val="none" w:color="FFFFFF" w:sz="0"/>
-              <w:left w:val="none" w:color="FFFFFF" w:sz="0"/>
-              <w:bottom w:val="none" w:color="FFFFFF" w:sz="0"/>
-              <w:right w:val="none" w:color="FFFFFF" w:sz="0"/>
+              <w:top w:val="none" w:sz="0" w:space="0" w:color="FFFFFF"/>
+              <w:left w:val="none" w:sz="0" w:space="0" w:color="FFFFFF"/>
+              <w:bottom w:val="none" w:sz="0" w:space="0" w:color="FFFFFF"/>
+              <w:right w:val="none" w:sz="0" w:space="0" w:color="FFFFFF"/>
             </w:tcBorders>
             <w:tcMar>
-              <w:top w:type="dxa" w:w="40"/>
-              <w:left w:type="dxa" w:w="70"/>
-              <w:bottom w:type="dxa" w:w="60"/>
-              <w:right w:type="dxa" w:w="70"/>
+              <w:top w:w="40" w:type="dxa"/>
+              <w:left w:w="70" w:type="dxa"/>
+              <w:bottom w:w="60" w:type="dxa"/>
+              <w:right w:w="70" w:type="dxa"/>
             </w:tcMar>
           </w:tcPr>
           <w:p>
             <w:pPr>
               <w:keepNext/>
-              <w:spacing w:after="120" w:before="60"/>
+              <w:spacing w:before="60" w:after="120"/>
               <w:jc w:val="center"/>
             </w:pPr>
             <w:r>
+              <w:rPr>
+                <w:noProof/>
+              </w:rPr>
               <w:drawing>
-                <wp:inline distT="0" distB="0" distL="0" distR="0">
+                <wp:inline distT="0" distB="0" distL="0" distR="0" wp14:anchorId="4E55F4EC" wp14:editId="52A1D581">
                   <wp:extent cx="3286125" cy="914400"/>
-                  <wp:effectExtent t="0" r="0" b="0" l="0"/>
-                  <wp:docPr id="1" name="" descr="" title=""/>
+                  <wp:effectExtent l="0" t="0" r="0" b="0"/>
+                  <wp:docPr id="280794184" name="Picture 280794184"/>
                   <wp:cNvGraphicFramePr>
                     <a:graphicFrameLocks xmlns:a="http://schemas.openxmlformats.org/drawingml/2006/main" noChangeAspect="1"/>
                   </wp:cNvGraphicFramePr>
@@ -2036,13 +2140,13 @@
                     <a:graphicData uri="http://schemas.openxmlformats.org/drawingml/2006/picture">
                       <pic:pic xmlns:pic="http://schemas.openxmlformats.org/drawingml/2006/picture">
                         <pic:nvPicPr>
-                          <pic:cNvPr id="0" name="" descr=""/>
+                          <pic:cNvPr id="0" name=""/>
                           <pic:cNvPicPr>
                             <a:picLocks noChangeAspect="1" noChangeArrowheads="1"/>
                           </pic:cNvPicPr>
                         </pic:nvPicPr>
                         <pic:blipFill>
-                          <a:blip r:embed="rId31" cstate="none"/>
+                          <a:blip r:embed="rId29"/>
                           <a:srcRect/>
                           <a:stretch>
                             <a:fillRect/>
@@ -2067,15 +2171,18 @@
           <w:p>
             <w:pPr>
               <w:keepNext/>
-              <w:spacing w:after="120" w:before="60"/>
+              <w:spacing w:before="60" w:after="120"/>
               <w:jc w:val="center"/>
             </w:pPr>
             <w:r>
+              <w:rPr>
+                <w:noProof/>
+              </w:rPr>
               <w:drawing>
-                <wp:inline distT="0" distB="0" distL="0" distR="0">
+                <wp:inline distT="0" distB="0" distL="0" distR="0" wp14:anchorId="2588928D" wp14:editId="036AF927">
                   <wp:extent cx="3286125" cy="914400"/>
-                  <wp:effectExtent t="0" r="0" b="0" l="0"/>
-                  <wp:docPr id="1" name="" descr="" title=""/>
+                  <wp:effectExtent l="0" t="0" r="0" b="0"/>
+                  <wp:docPr id="1069059665" name="Picture 1069059665"/>
                   <wp:cNvGraphicFramePr>
                     <a:graphicFrameLocks xmlns:a="http://schemas.openxmlformats.org/drawingml/2006/main" noChangeAspect="1"/>
                   </wp:cNvGraphicFramePr>
@@ -2083,13 +2190,13 @@
                     <a:graphicData uri="http://schemas.openxmlformats.org/drawingml/2006/picture">
                       <pic:pic xmlns:pic="http://schemas.openxmlformats.org/drawingml/2006/picture">
                         <pic:nvPicPr>
-                          <pic:cNvPr id="0" name="" descr=""/>
+                          <pic:cNvPr id="0" name=""/>
                           <pic:cNvPicPr>
                             <a:picLocks noChangeAspect="1" noChangeArrowheads="1"/>
                           </pic:cNvPicPr>
                         </pic:nvPicPr>
                         <pic:blipFill>
-                          <a:blip r:embed="rId32" cstate="none"/>
+                          <a:blip r:embed="rId30"/>
                           <a:srcRect/>
                           <a:stretch>
                             <a:fillRect/>
@@ -2114,15 +2221,18 @@
           <w:p>
             <w:pPr>
               <w:keepNext/>
-              <w:spacing w:after="120" w:before="60"/>
+              <w:spacing w:before="60" w:after="120"/>
               <w:jc w:val="center"/>
             </w:pPr>
             <w:r>
+              <w:rPr>
+                <w:noProof/>
+              </w:rPr>
               <w:drawing>
-                <wp:inline distT="0" distB="0" distL="0" distR="0">
+                <wp:inline distT="0" distB="0" distL="0" distR="0" wp14:anchorId="39E4FD0C" wp14:editId="20CC91D3">
                   <wp:extent cx="3286125" cy="1095375"/>
-                  <wp:effectExtent t="0" r="0" b="0" l="0"/>
-                  <wp:docPr id="1" name="" descr="" title=""/>
+                  <wp:effectExtent l="0" t="0" r="0" b="0"/>
+                  <wp:docPr id="752516952" name="Picture 752516952"/>
                   <wp:cNvGraphicFramePr>
                     <a:graphicFrameLocks xmlns:a="http://schemas.openxmlformats.org/drawingml/2006/main" noChangeAspect="1"/>
                   </wp:cNvGraphicFramePr>
@@ -2130,13 +2240,13 @@
                     <a:graphicData uri="http://schemas.openxmlformats.org/drawingml/2006/picture">
                       <pic:pic xmlns:pic="http://schemas.openxmlformats.org/drawingml/2006/picture">
                         <pic:nvPicPr>
-                          <pic:cNvPr id="0" name="" descr=""/>
+                          <pic:cNvPr id="0" name=""/>
                           <pic:cNvPicPr>
                             <a:picLocks noChangeAspect="1" noChangeArrowheads="1"/>
                           </pic:cNvPicPr>
                         </pic:nvPicPr>
                         <pic:blipFill>
-                          <a:blip r:embed="rId33" cstate="none"/>
+                          <a:blip r:embed="rId31"/>
                           <a:srcRect/>
                           <a:stretch>
                             <a:fillRect/>
@@ -2163,47 +2273,31 @@
     </w:tbl>
     <w:p>
       <w:pPr>
-        <w:spacing w:after="70" w:line="270"/>
+        <w:spacing w:after="70" w:line="270" w:lineRule="auto"/>
       </w:pPr>
       <w:r>
         <w:rPr>
-          <w:rFonts w:ascii="Arial" w:cs="Arial" w:eastAsia="Arial" w:hAnsi="Arial"/>
           <w:color w:val="27251F"/>
-          <w:sz w:val="21"/>
-          <w:szCs w:val="21"/>
         </w:rPr>
-        <w:t xml:space="preserve">Operation Consultants, Directors and Managers ranked by the average tenure of employees across all their stores.</w:t>
+        <w:t>Operation Consultants, Directors and Managers ranked by the average tenure of employees across all their stores.</w:t>
       </w:r>
     </w:p>
     <w:sectPr>
-      <w:headerReference w:type="default" r:id="rId7"/>
-      <w:footerReference w:type="default" r:id="rId8"/>
-      <w:pgSz w:w="11906" w:h="16838" w:orient="portrait"/>
+      <w:headerReference w:type="default" r:id="rId32"/>
+      <w:footerReference w:type="default" r:id="rId33"/>
+      <w:pgSz w:w="11906" w:h="16838"/>
       <w:pgMar w:top="1500" w:right="432" w:bottom="994" w:left="432" w:header="706" w:footer="706" w:gutter="0"/>
-      <w:pgNumType/>
+      <w:cols w:space="720"/>
       <w:docGrid w:linePitch="360"/>
     </w:sectPr>
   </w:body>
 </w:document>
 </file>
 
-<file path=word/comments.xml><?xml version="1.0" encoding="utf-8"?>
-<w:comments xmlns:cx="http://schemas.microsoft.com/office/drawing/2014/chartex" xmlns:cx1="http://schemas.microsoft.com/office/drawing/2015/9/8/chartex" xmlns:cx2="http://schemas.microsoft.com/office/drawing/2015/10/21/chartex" xmlns:cx3="http://schemas.microsoft.com/office/drawing/2016/5/9/chartex" xmlns:cx4="http://schemas.microsoft.com/office/drawing/2016/5/10/chartex" xmlns:cx5="http://schemas.microsoft.com/office/drawing/2016/5/11/chartex" xmlns:cx6="http://schemas.microsoft.com/office/drawing/2016/5/12/chartex" xmlns:cx7="http://schemas.microsoft.com/office/drawing/2016/5/13/chartex" xmlns:cx8="http://schemas.microsoft.com/office/drawing/2016/5/14/chartex" xmlns:mc="http://schemas.openxmlformats.org/markup-compatibility/2006" xmlns:aink="http://schemas.microsoft.com/office/drawing/2016/ink" xmlns:am3d="http://schemas.microsoft.com/office/drawing/2017/model3d" xmlns:o="urn:schemas-microsoft-com:office:office" xmlns:r="http://schemas.openxmlformats.org/officeDocument/2006/relationships" xmlns:m="http://schemas.openxmlformats.org/officeDocument/2006/math" xmlns:v="urn:schemas-microsoft-com:vml" xmlns:wp14="http://schemas.microsoft.com/office/word/2010/wordprocessingDrawing" xmlns:wp="http://schemas.openxmlformats.org/drawingml/2006/wordprocessingDrawing" xmlns:w10="urn:schemas-microsoft-com:office:word" xmlns:w="http://schemas.openxmlformats.org/wordprocessingml/2006/main" xmlns:w14="http://schemas.microsoft.com/office/word/2010/wordml" xmlns:w15="http://schemas.microsoft.com/office/word/2012/wordml" xmlns:w16cex="http://schemas.microsoft.com/office/word/2018/wordml/cex" xmlns:w16cid="http://schemas.microsoft.com/office/word/2016/wordml/cid" xmlns:w16="http://schemas.microsoft.com/office/word/2018/wordml" xmlns:w16sdtdh="http://schemas.microsoft.com/office/word/2020/wordml/sdtdatahash" xmlns:w16se="http://schemas.microsoft.com/office/word/2015/wordml/symex" xmlns:wpg="http://schemas.microsoft.com/office/word/2010/wordprocessingGroup" xmlns:wpi="http://schemas.microsoft.com/office/word/2010/wordprocessingInk" xmlns:wne="http://schemas.microsoft.com/office/word/2006/wordml" xmlns:wps="http://schemas.microsoft.com/office/word/2010/wordprocessingShape"/>
-</file>
-
 <file path=word/endnotes.xml><?xml version="1.0" encoding="utf-8"?>
-<w:endnotes xmlns:wpc="http://schemas.microsoft.com/office/word/2010/wordprocessingCanvas" xmlns:mc="http://schemas.openxmlformats.org/markup-compatibility/2006" xmlns:o="urn:schemas-microsoft-com:office:office" xmlns:r="http://schemas.openxmlformats.org/officeDocument/2006/relationships" xmlns:m="http://schemas.openxmlformats.org/officeDocument/2006/math" xmlns:v="urn:schemas-microsoft-com:vml" xmlns:wp14="http://schemas.microsoft.com/office/word/2010/wordprocessingDrawing" xmlns:wp="http://schemas.openxmlformats.org/drawingml/2006/wordprocessingDrawing" xmlns:w10="urn:schemas-microsoft-com:office:word" xmlns:w="http://schemas.openxmlformats.org/wordprocessingml/2006/main" xmlns:w14="http://schemas.microsoft.com/office/word/2010/wordml" xmlns:w15="http://schemas.microsoft.com/office/word/2012/wordml" xmlns:wpg="http://schemas.microsoft.com/office/word/2010/wordprocessingGroup" xmlns:wpi="http://schemas.microsoft.com/office/word/2010/wordprocessingInk" xmlns:wne="http://schemas.microsoft.com/office/word/2006/wordml" xmlns:wps="http://schemas.microsoft.com/office/word/2010/wordprocessingShape" mc:Ignorable="w14 w15 wp14">
+<w:endnotes xmlns:wpc="http://schemas.microsoft.com/office/word/2010/wordprocessingCanvas" xmlns:cx="http://schemas.microsoft.com/office/drawing/2014/chartex" xmlns:cx1="http://schemas.microsoft.com/office/drawing/2015/9/8/chartex" xmlns:cx2="http://schemas.microsoft.com/office/drawing/2015/10/21/chartex" xmlns:cx3="http://schemas.microsoft.com/office/drawing/2016/5/9/chartex" xmlns:cx4="http://schemas.microsoft.com/office/drawing/2016/5/10/chartex" xmlns:cx5="http://schemas.microsoft.com/office/drawing/2016/5/11/chartex" xmlns:cx6="http://schemas.microsoft.com/office/drawing/2016/5/12/chartex" xmlns:cx7="http://schemas.microsoft.com/office/drawing/2016/5/13/chartex" xmlns:cx8="http://schemas.microsoft.com/office/drawing/2016/5/14/chartex" xmlns:mc="http://schemas.openxmlformats.org/markup-compatibility/2006" xmlns:aink="http://schemas.microsoft.com/office/drawing/2016/ink" xmlns:am3d="http://schemas.microsoft.com/office/drawing/2017/model3d" xmlns:o="urn:schemas-microsoft-com:office:office" xmlns:oel="http://schemas.microsoft.com/office/2019/extlst" xmlns:r="http://schemas.openxmlformats.org/officeDocument/2006/relationships" xmlns:m="http://schemas.openxmlformats.org/officeDocument/2006/math" xmlns:v="urn:schemas-microsoft-com:vml" xmlns:wp14="http://schemas.microsoft.com/office/word/2010/wordprocessingDrawing" xmlns:wp="http://schemas.openxmlformats.org/drawingml/2006/wordprocessingDrawing" xmlns:w10="urn:schemas-microsoft-com:office:word" xmlns:w="http://schemas.openxmlformats.org/wordprocessingml/2006/main" xmlns:w14="http://schemas.microsoft.com/office/word/2010/wordml" xmlns:w15="http://schemas.microsoft.com/office/word/2012/wordml" xmlns:w16cex="http://schemas.microsoft.com/office/word/2018/wordml/cex" xmlns:w16cid="http://schemas.microsoft.com/office/word/2016/wordml/cid" xmlns:w16="http://schemas.microsoft.com/office/word/2018/wordml" xmlns:w16du="http://schemas.microsoft.com/office/word/2023/wordml/word16du" xmlns:w16sdtdh="http://schemas.microsoft.com/office/word/2020/wordml/sdtdatahash" xmlns:w16sdtfl="http://schemas.microsoft.com/office/word/2024/wordml/sdtformatlock" xmlns:w16se="http://schemas.microsoft.com/office/word/2015/wordml/symex" xmlns:wpg="http://schemas.microsoft.com/office/word/2010/wordprocessingGroup" xmlns:wpi="http://schemas.microsoft.com/office/word/2010/wordprocessingInk" xmlns:wne="http://schemas.microsoft.com/office/word/2006/wordml" xmlns:wps="http://schemas.microsoft.com/office/word/2010/wordprocessingShape" mc:Ignorable="w14 w15 w16se w16cid w16 w16cex w16sdtdh w16sdtfl w16du wp14">
   <w:endnote w:type="separator" w:id="-1">
     <w:p>
-      <w:pPr>
-        <w:spacing w:after="0" w:line="240" w:lineRule="auto"/>
-      </w:pPr>
-      <w:r>
-        <w:rPr>
-          <w:rStyle w:val="EndnoteReference"/>
-        </w:rPr>
-        <w:endnoteRef/>
-      </w:r>
       <w:r>
         <w:separator/>
       </w:r>
@@ -2211,15 +2305,6 @@
   </w:endnote>
   <w:endnote w:type="continuationSeparator" w:id="0">
     <w:p>
-      <w:pPr>
-        <w:spacing w:after="0" w:line="240" w:lineRule="auto"/>
-      </w:pPr>
-      <w:r>
-        <w:rPr>
-          <w:rStyle w:val="EndnoteReference"/>
-        </w:rPr>
-        <w:endnoteRef/>
-      </w:r>
       <w:r>
         <w:continuationSeparator/>
       </w:r>
@@ -2229,14 +2314,13 @@
 </file>
 
 <file path=word/footer1.xml><?xml version="1.0" encoding="utf-8"?>
-<w:ftr xmlns:wpc="http://schemas.microsoft.com/office/word/2010/wordprocessingCanvas" xmlns:mc="http://schemas.openxmlformats.org/markup-compatibility/2006" xmlns:o="urn:schemas-microsoft-com:office:office" xmlns:r="http://schemas.openxmlformats.org/officeDocument/2006/relationships" xmlns:m="http://schemas.openxmlformats.org/officeDocument/2006/math" xmlns:v="urn:schemas-microsoft-com:vml" xmlns:wp14="http://schemas.microsoft.com/office/word/2010/wordprocessingDrawing" xmlns:wp="http://schemas.openxmlformats.org/drawingml/2006/wordprocessingDrawing" xmlns:w10="urn:schemas-microsoft-com:office:word" xmlns:w="http://schemas.openxmlformats.org/wordprocessingml/2006/main" xmlns:w14="http://schemas.microsoft.com/office/word/2010/wordml" xmlns:w15="http://schemas.microsoft.com/office/word/2012/wordml" xmlns:wpg="http://schemas.microsoft.com/office/word/2010/wordprocessingGroup" xmlns:wpi="http://schemas.microsoft.com/office/word/2010/wordprocessingInk" xmlns:wne="http://schemas.microsoft.com/office/word/2006/wordml" xmlns:wps="http://schemas.microsoft.com/office/word/2010/wordprocessingShape">
+<w:ftr xmlns:wpc="http://schemas.microsoft.com/office/word/2010/wordprocessingCanvas" xmlns:cx="http://schemas.microsoft.com/office/drawing/2014/chartex" xmlns:cx1="http://schemas.microsoft.com/office/drawing/2015/9/8/chartex" xmlns:cx2="http://schemas.microsoft.com/office/drawing/2015/10/21/chartex" xmlns:cx3="http://schemas.microsoft.com/office/drawing/2016/5/9/chartex" xmlns:cx4="http://schemas.microsoft.com/office/drawing/2016/5/10/chartex" xmlns:cx5="http://schemas.microsoft.com/office/drawing/2016/5/11/chartex" xmlns:cx6="http://schemas.microsoft.com/office/drawing/2016/5/12/chartex" xmlns:cx7="http://schemas.microsoft.com/office/drawing/2016/5/13/chartex" xmlns:cx8="http://schemas.microsoft.com/office/drawing/2016/5/14/chartex" xmlns:mc="http://schemas.openxmlformats.org/markup-compatibility/2006" xmlns:aink="http://schemas.microsoft.com/office/drawing/2016/ink" xmlns:am3d="http://schemas.microsoft.com/office/drawing/2017/model3d" xmlns:o="urn:schemas-microsoft-com:office:office" xmlns:oel="http://schemas.microsoft.com/office/2019/extlst" xmlns:r="http://schemas.openxmlformats.org/officeDocument/2006/relationships" xmlns:m="http://schemas.openxmlformats.org/officeDocument/2006/math" xmlns:v="urn:schemas-microsoft-com:vml" xmlns:wp14="http://schemas.microsoft.com/office/word/2010/wordprocessingDrawing" xmlns:wp="http://schemas.openxmlformats.org/drawingml/2006/wordprocessingDrawing" xmlns:w10="urn:schemas-microsoft-com:office:word" xmlns:w="http://schemas.openxmlformats.org/wordprocessingml/2006/main" xmlns:w14="http://schemas.microsoft.com/office/word/2010/wordml" xmlns:w15="http://schemas.microsoft.com/office/word/2012/wordml" xmlns:w16cex="http://schemas.microsoft.com/office/word/2018/wordml/cex" xmlns:w16cid="http://schemas.microsoft.com/office/word/2016/wordml/cid" xmlns:w16="http://schemas.microsoft.com/office/word/2018/wordml" xmlns:w16du="http://schemas.microsoft.com/office/word/2023/wordml/word16du" xmlns:w16sdtdh="http://schemas.microsoft.com/office/word/2020/wordml/sdtdatahash" xmlns:w16sdtfl="http://schemas.microsoft.com/office/word/2024/wordml/sdtformatlock" xmlns:w16se="http://schemas.microsoft.com/office/word/2015/wordml/symex" xmlns:wpg="http://schemas.microsoft.com/office/word/2010/wordprocessingGroup" xmlns:wpi="http://schemas.microsoft.com/office/word/2010/wordprocessingInk" xmlns:wne="http://schemas.microsoft.com/office/word/2006/wordml" xmlns:wps="http://schemas.microsoft.com/office/word/2010/wordprocessingShape" mc:Ignorable="w14 w15 w16se w16cid w16 w16cex w16sdtdh w16sdtfl w16du wp14">
   <w:p>
     <w:pPr>
       <w:jc w:val="center"/>
     </w:pPr>
     <w:r>
       <w:rPr>
-        <w:rFonts w:ascii="Arial" w:cs="Arial" w:eastAsia="Arial" w:hAnsi="Arial"/>
         <w:color w:val="666666"/>
         <w:sz w:val="16"/>
         <w:szCs w:val="16"/>
@@ -2245,14 +2329,43 @@
     </w:r>
     <w:r>
       <w:rPr>
-        <w:rFonts w:ascii="Arial" w:cs="Arial" w:eastAsia="Arial" w:hAnsi="Arial"/>
         <w:color w:val="666666"/>
         <w:sz w:val="16"/>
         <w:szCs w:val="16"/>
       </w:rPr>
       <w:fldChar w:fldCharType="begin"/>
-      <w:instrText xml:space="preserve">PAGE</w:instrText>
+    </w:r>
+    <w:r>
+      <w:rPr>
+        <w:color w:val="666666"/>
+        <w:sz w:val="16"/>
+        <w:szCs w:val="16"/>
+      </w:rPr>
+      <w:instrText>PAGE</w:instrText>
+    </w:r>
+    <w:r>
+      <w:rPr>
+        <w:color w:val="666666"/>
+        <w:sz w:val="16"/>
+        <w:szCs w:val="16"/>
+      </w:rPr>
       <w:fldChar w:fldCharType="separate"/>
+    </w:r>
+    <w:r>
+      <w:rPr>
+        <w:noProof/>
+        <w:color w:val="666666"/>
+        <w:sz w:val="16"/>
+        <w:szCs w:val="16"/>
+      </w:rPr>
+      <w:t>1</w:t>
+    </w:r>
+    <w:r>
+      <w:rPr>
+        <w:color w:val="666666"/>
+        <w:sz w:val="16"/>
+        <w:szCs w:val="16"/>
+      </w:rPr>
       <w:fldChar w:fldCharType="end"/>
     </w:r>
   </w:p>
@@ -2260,18 +2373,9 @@
 </file>
 
 <file path=word/footnotes.xml><?xml version="1.0" encoding="utf-8"?>
-<w:footnotes xmlns:wpc="http://schemas.microsoft.com/office/word/2010/wordprocessingCanvas" xmlns:mc="http://schemas.openxmlformats.org/markup-compatibility/2006" xmlns:o="urn:schemas-microsoft-com:office:office" xmlns:r="http://schemas.openxmlformats.org/officeDocument/2006/relationships" xmlns:m="http://schemas.openxmlformats.org/officeDocument/2006/math" xmlns:v="urn:schemas-microsoft-com:vml" xmlns:wp14="http://schemas.microsoft.com/office/word/2010/wordprocessingDrawing" xmlns:wp="http://schemas.openxmlformats.org/drawingml/2006/wordprocessingDrawing" xmlns:w10="urn:schemas-microsoft-com:office:word" xmlns:w="http://schemas.openxmlformats.org/wordprocessingml/2006/main" xmlns:w14="http://schemas.microsoft.com/office/word/2010/wordml" xmlns:w15="http://schemas.microsoft.com/office/word/2012/wordml" xmlns:wpg="http://schemas.microsoft.com/office/word/2010/wordprocessingGroup" xmlns:wpi="http://schemas.microsoft.com/office/word/2010/wordprocessingInk" xmlns:wne="http://schemas.microsoft.com/office/word/2006/wordml" xmlns:wps="http://schemas.microsoft.com/office/word/2010/wordprocessingShape" mc:Ignorable="w14 w15 wp14">
+<w:footnotes xmlns:wpc="http://schemas.microsoft.com/office/word/2010/wordprocessingCanvas" xmlns:cx="http://schemas.microsoft.com/office/drawing/2014/chartex" xmlns:cx1="http://schemas.microsoft.com/office/drawing/2015/9/8/chartex" xmlns:cx2="http://schemas.microsoft.com/office/drawing/2015/10/21/chartex" xmlns:cx3="http://schemas.microsoft.com/office/drawing/2016/5/9/chartex" xmlns:cx4="http://schemas.microsoft.com/office/drawing/2016/5/10/chartex" xmlns:cx5="http://schemas.microsoft.com/office/drawing/2016/5/11/chartex" xmlns:cx6="http://schemas.microsoft.com/office/drawing/2016/5/12/chartex" xmlns:cx7="http://schemas.microsoft.com/office/drawing/2016/5/13/chartex" xmlns:cx8="http://schemas.microsoft.com/office/drawing/2016/5/14/chartex" xmlns:mc="http://schemas.openxmlformats.org/markup-compatibility/2006" xmlns:aink="http://schemas.microsoft.com/office/drawing/2016/ink" xmlns:am3d="http://schemas.microsoft.com/office/drawing/2017/model3d" xmlns:o="urn:schemas-microsoft-com:office:office" xmlns:oel="http://schemas.microsoft.com/office/2019/extlst" xmlns:r="http://schemas.openxmlformats.org/officeDocument/2006/relationships" xmlns:m="http://schemas.openxmlformats.org/officeDocument/2006/math" xmlns:v="urn:schemas-microsoft-com:vml" xmlns:wp14="http://schemas.microsoft.com/office/word/2010/wordprocessingDrawing" xmlns:wp="http://schemas.openxmlformats.org/drawingml/2006/wordprocessingDrawing" xmlns:w10="urn:schemas-microsoft-com:office:word" xmlns:w="http://schemas.openxmlformats.org/wordprocessingml/2006/main" xmlns:w14="http://schemas.microsoft.com/office/word/2010/wordml" xmlns:w15="http://schemas.microsoft.com/office/word/2012/wordml" xmlns:w16cex="http://schemas.microsoft.com/office/word/2018/wordml/cex" xmlns:w16cid="http://schemas.microsoft.com/office/word/2016/wordml/cid" xmlns:w16="http://schemas.microsoft.com/office/word/2018/wordml" xmlns:w16du="http://schemas.microsoft.com/office/word/2023/wordml/word16du" xmlns:w16sdtdh="http://schemas.microsoft.com/office/word/2020/wordml/sdtdatahash" xmlns:w16sdtfl="http://schemas.microsoft.com/office/word/2024/wordml/sdtformatlock" xmlns:w16se="http://schemas.microsoft.com/office/word/2015/wordml/symex" xmlns:wpg="http://schemas.microsoft.com/office/word/2010/wordprocessingGroup" xmlns:wpi="http://schemas.microsoft.com/office/word/2010/wordprocessingInk" xmlns:wne="http://schemas.microsoft.com/office/word/2006/wordml" xmlns:wps="http://schemas.microsoft.com/office/word/2010/wordprocessingShape" mc:Ignorable="w14 w15 w16se w16cid w16 w16cex w16sdtdh w16sdtfl w16du wp14">
   <w:footnote w:type="separator" w:id="-1">
     <w:p>
-      <w:pPr>
-        <w:spacing w:after="0" w:line="240" w:lineRule="auto"/>
-      </w:pPr>
-      <w:r>
-        <w:rPr>
-          <w:rStyle w:val="FootnoteReference"/>
-        </w:rPr>
-        <w:footnoteRef/>
-      </w:r>
       <w:r>
         <w:separator/>
       </w:r>
@@ -2279,15 +2383,6 @@
   </w:footnote>
   <w:footnote w:type="continuationSeparator" w:id="0">
     <w:p>
-      <w:pPr>
-        <w:spacing w:after="0" w:line="240" w:lineRule="auto"/>
-      </w:pPr>
-      <w:r>
-        <w:rPr>
-          <w:rStyle w:val="FootnoteReference"/>
-        </w:rPr>
-        <w:footnoteRef/>
-      </w:r>
       <w:r>
         <w:continuationSeparator/>
       </w:r>
@@ -2297,19 +2392,22 @@
 </file>
 
 <file path=word/header1.xml><?xml version="1.0" encoding="utf-8"?>
-<w:hdr xmlns:wpc="http://schemas.microsoft.com/office/word/2010/wordprocessingCanvas" xmlns:mc="http://schemas.openxmlformats.org/markup-compatibility/2006" xmlns:o="urn:schemas-microsoft-com:office:office" xmlns:r="http://schemas.openxmlformats.org/officeDocument/2006/relationships" xmlns:m="http://schemas.openxmlformats.org/officeDocument/2006/math" xmlns:v="urn:schemas-microsoft-com:vml" xmlns:wp14="http://schemas.microsoft.com/office/word/2010/wordprocessingDrawing" xmlns:wp="http://schemas.openxmlformats.org/drawingml/2006/wordprocessingDrawing" xmlns:w10="urn:schemas-microsoft-com:office:word" xmlns:w="http://schemas.openxmlformats.org/wordprocessingml/2006/main" xmlns:w14="http://schemas.microsoft.com/office/word/2010/wordml" xmlns:w15="http://schemas.microsoft.com/office/word/2012/wordml" xmlns:wpg="http://schemas.microsoft.com/office/word/2010/wordprocessingGroup" xmlns:wpi="http://schemas.microsoft.com/office/word/2010/wordprocessingInk" xmlns:wne="http://schemas.microsoft.com/office/word/2006/wordml" xmlns:wps="http://schemas.microsoft.com/office/word/2010/wordprocessingShape" xmlns:cx="http://schemas.microsoft.com/office/drawing/2014/chartex" xmlns:cx1="http://schemas.microsoft.com/office/drawing/2015/9/8/chartex" xmlns:cx2="http://schemas.microsoft.com/office/drawing/2015/10/21/chartex" xmlns:cx3="http://schemas.microsoft.com/office/drawing/2016/5/9/chartex" xmlns:cx4="http://schemas.microsoft.com/office/drawing/2016/5/10/chartex" xmlns:cx5="http://schemas.microsoft.com/office/drawing/2016/5/11/chartex" xmlns:cx6="http://schemas.microsoft.com/office/drawing/2016/5/12/chartex" xmlns:cx7="http://schemas.microsoft.com/office/drawing/2016/5/13/chartex" xmlns:cx8="http://schemas.microsoft.com/office/drawing/2016/5/14/chartex" xmlns:w16cid="http://schemas.microsoft.com/office/word/2016/wordml/cid" xmlns:w16se="http://schemas.microsoft.com/office/word/2015/wordml/symex">
+<w:hdr xmlns:wpc="http://schemas.microsoft.com/office/word/2010/wordprocessingCanvas" xmlns:cx="http://schemas.microsoft.com/office/drawing/2014/chartex" xmlns:cx1="http://schemas.microsoft.com/office/drawing/2015/9/8/chartex" xmlns:cx2="http://schemas.microsoft.com/office/drawing/2015/10/21/chartex" xmlns:cx3="http://schemas.microsoft.com/office/drawing/2016/5/9/chartex" xmlns:cx4="http://schemas.microsoft.com/office/drawing/2016/5/10/chartex" xmlns:cx5="http://schemas.microsoft.com/office/drawing/2016/5/11/chartex" xmlns:cx6="http://schemas.microsoft.com/office/drawing/2016/5/12/chartex" xmlns:cx7="http://schemas.microsoft.com/office/drawing/2016/5/13/chartex" xmlns:cx8="http://schemas.microsoft.com/office/drawing/2016/5/14/chartex" xmlns:mc="http://schemas.openxmlformats.org/markup-compatibility/2006" xmlns:aink="http://schemas.microsoft.com/office/drawing/2016/ink" xmlns:am3d="http://schemas.microsoft.com/office/drawing/2017/model3d" xmlns:o="urn:schemas-microsoft-com:office:office" xmlns:oel="http://schemas.microsoft.com/office/2019/extlst" xmlns:r="http://schemas.openxmlformats.org/officeDocument/2006/relationships" xmlns:m="http://schemas.openxmlformats.org/officeDocument/2006/math" xmlns:v="urn:schemas-microsoft-com:vml" xmlns:wp14="http://schemas.microsoft.com/office/word/2010/wordprocessingDrawing" xmlns:wp="http://schemas.openxmlformats.org/drawingml/2006/wordprocessingDrawing" xmlns:w10="urn:schemas-microsoft-com:office:word" xmlns:w="http://schemas.openxmlformats.org/wordprocessingml/2006/main" xmlns:w14="http://schemas.microsoft.com/office/word/2010/wordml" xmlns:w15="http://schemas.microsoft.com/office/word/2012/wordml" xmlns:w16cex="http://schemas.microsoft.com/office/word/2018/wordml/cex" xmlns:w16cid="http://schemas.microsoft.com/office/word/2016/wordml/cid" xmlns:w16="http://schemas.microsoft.com/office/word/2018/wordml" xmlns:w16du="http://schemas.microsoft.com/office/word/2023/wordml/word16du" xmlns:w16sdtdh="http://schemas.microsoft.com/office/word/2020/wordml/sdtdatahash" xmlns:w16sdtfl="http://schemas.microsoft.com/office/word/2024/wordml/sdtformatlock" xmlns:w16se="http://schemas.microsoft.com/office/word/2015/wordml/symex" xmlns:wpg="http://schemas.microsoft.com/office/word/2010/wordprocessingGroup" xmlns:wpi="http://schemas.microsoft.com/office/word/2010/wordprocessingInk" xmlns:wne="http://schemas.microsoft.com/office/word/2006/wordml" xmlns:wps="http://schemas.microsoft.com/office/word/2010/wordprocessingShape" mc:Ignorable="w14 w15 w16se w16cid w16 w16cex w16sdtdh w16sdtfl w16du wp14">
   <w:p>
     <w:pPr>
       <w:pBdr>
-        <w:bottom w:val="single" w:color="DA291C" w:sz="12" w:space="4"/>
+        <w:bottom w:val="single" w:sz="12" w:space="4" w:color="DA291C"/>
       </w:pBdr>
     </w:pPr>
     <w:r>
+      <w:rPr>
+        <w:noProof/>
+      </w:rPr>
       <w:drawing>
-        <wp:inline distT="0" distB="0" distL="0" distR="0">
+        <wp:inline distT="0" distB="0" distL="0" distR="0" wp14:anchorId="2F83AFDF" wp14:editId="69FEDBAB">
           <wp:extent cx="323850" cy="285750"/>
-          <wp:effectExtent t="0" r="0" b="0" l="0"/>
-          <wp:docPr id="1" name="" descr="" title=""/>
+          <wp:effectExtent l="0" t="0" r="0" b="0"/>
+          <wp:docPr id="249560551" name="Picture 249560551"/>
           <wp:cNvGraphicFramePr>
             <a:graphicFrameLocks xmlns:a="http://schemas.openxmlformats.org/drawingml/2006/main" noChangeAspect="1"/>
           </wp:cNvGraphicFramePr>
@@ -2317,13 +2415,13 @@
             <a:graphicData uri="http://schemas.openxmlformats.org/drawingml/2006/picture">
               <pic:pic xmlns:pic="http://schemas.openxmlformats.org/drawingml/2006/picture">
                 <pic:nvPicPr>
-                  <pic:cNvPr id="0" name="" descr=""/>
+                  <pic:cNvPr id="0" name=""/>
                   <pic:cNvPicPr>
                     <a:picLocks noChangeAspect="1" noChangeArrowheads="1"/>
                   </pic:cNvPicPr>
                 </pic:nvPicPr>
                 <pic:blipFill>
-                  <a:blip r:embed="rId0" cstate="none"/>
+                  <a:blip r:embed="rId1"/>
                   <a:srcRect/>
                   <a:stretch>
                     <a:fillRect/>
@@ -2346,24 +2444,47 @@
     </w:r>
     <w:r>
       <w:rPr>
-        <w:rFonts w:ascii="Arial" w:cs="Arial" w:eastAsia="Arial" w:hAnsi="Arial"/>
         <w:b/>
         <w:bCs/>
         <w:color w:val="27251F"/>
         <w:sz w:val="18"/>
         <w:szCs w:val="18"/>
       </w:rPr>
-      <w:t xml:space="preserve">   McDonald's Egypt - Crew Insights Hub  |  User Guide</w:t>
+      <w:t xml:space="preserve">   McDonald's Egypt - Crew Insights </w:t>
+    </w:r>
+    <w:proofErr w:type="gramStart"/>
+    <w:r>
+      <w:rPr>
+        <w:b/>
+        <w:bCs/>
+        <w:color w:val="27251F"/>
+        <w:sz w:val="18"/>
+        <w:szCs w:val="18"/>
+      </w:rPr>
+      <w:t>Hub  |</w:t>
+    </w:r>
+    <w:proofErr w:type="gramEnd"/>
+    <w:r>
+      <w:rPr>
+        <w:b/>
+        <w:bCs/>
+        <w:color w:val="27251F"/>
+        <w:sz w:val="18"/>
+        <w:szCs w:val="18"/>
+      </w:rPr>
+      <w:t xml:space="preserve">  User Guide</w:t>
     </w:r>
   </w:p>
 </w:hdr>
 </file>
 
 <file path=word/numbering.xml><?xml version="1.0" encoding="utf-8"?>
-<w:numbering xmlns:wpc="http://schemas.microsoft.com/office/word/2010/wordprocessingCanvas" xmlns:mc="http://schemas.openxmlformats.org/markup-compatibility/2006" xmlns:o="urn:schemas-microsoft-com:office:office" xmlns:r="http://schemas.openxmlformats.org/officeDocument/2006/relationships" xmlns:m="http://schemas.openxmlformats.org/officeDocument/2006/math" xmlns:v="urn:schemas-microsoft-com:vml" xmlns:wp14="http://schemas.microsoft.com/office/word/2010/wordprocessingDrawing" xmlns:wp="http://schemas.openxmlformats.org/drawingml/2006/wordprocessingDrawing" xmlns:w10="urn:schemas-microsoft-com:office:word" xmlns:w="http://schemas.openxmlformats.org/wordprocessingml/2006/main" xmlns:w14="http://schemas.microsoft.com/office/word/2010/wordml" xmlns:w15="http://schemas.microsoft.com/office/word/2012/wordml" xmlns:wpg="http://schemas.microsoft.com/office/word/2010/wordprocessingGroup" xmlns:wpi="http://schemas.microsoft.com/office/word/2010/wordprocessingInk" xmlns:wne="http://schemas.microsoft.com/office/word/2006/wordml" xmlns:wps="http://schemas.microsoft.com/office/word/2010/wordprocessingShape" mc:Ignorable="w14 w15 wp14">
-  <w:abstractNum w:abstractNumId="1" w15:restartNumberingAfterBreak="0">
+<w:numbering xmlns:wpc="http://schemas.microsoft.com/office/word/2010/wordprocessingCanvas" xmlns:cx="http://schemas.microsoft.com/office/drawing/2014/chartex" xmlns:cx1="http://schemas.microsoft.com/office/drawing/2015/9/8/chartex" xmlns:cx2="http://schemas.microsoft.com/office/drawing/2015/10/21/chartex" xmlns:cx3="http://schemas.microsoft.com/office/drawing/2016/5/9/chartex" xmlns:cx4="http://schemas.microsoft.com/office/drawing/2016/5/10/chartex" xmlns:cx5="http://schemas.microsoft.com/office/drawing/2016/5/11/chartex" xmlns:cx6="http://schemas.microsoft.com/office/drawing/2016/5/12/chartex" xmlns:cx7="http://schemas.microsoft.com/office/drawing/2016/5/13/chartex" xmlns:cx8="http://schemas.microsoft.com/office/drawing/2016/5/14/chartex" xmlns:mc="http://schemas.openxmlformats.org/markup-compatibility/2006" xmlns:aink="http://schemas.microsoft.com/office/drawing/2016/ink" xmlns:am3d="http://schemas.microsoft.com/office/drawing/2017/model3d" xmlns:o="urn:schemas-microsoft-com:office:office" xmlns:oel="http://schemas.microsoft.com/office/2019/extlst" xmlns:r="http://schemas.openxmlformats.org/officeDocument/2006/relationships" xmlns:m="http://schemas.openxmlformats.org/officeDocument/2006/math" xmlns:v="urn:schemas-microsoft-com:vml" xmlns:wp14="http://schemas.microsoft.com/office/word/2010/wordprocessingDrawing" xmlns:wp="http://schemas.openxmlformats.org/drawingml/2006/wordprocessingDrawing" xmlns:w10="urn:schemas-microsoft-com:office:word" xmlns:w="http://schemas.openxmlformats.org/wordprocessingml/2006/main" xmlns:w14="http://schemas.microsoft.com/office/word/2010/wordml" xmlns:w15="http://schemas.microsoft.com/office/word/2012/wordml" xmlns:w16cex="http://schemas.microsoft.com/office/word/2018/wordml/cex" xmlns:w16cid="http://schemas.microsoft.com/office/word/2016/wordml/cid" xmlns:w16="http://schemas.microsoft.com/office/word/2018/wordml" xmlns:w16du="http://schemas.microsoft.com/office/word/2023/wordml/word16du" xmlns:w16sdtdh="http://schemas.microsoft.com/office/word/2020/wordml/sdtdatahash" xmlns:w16sdtfl="http://schemas.microsoft.com/office/word/2024/wordml/sdtformatlock" xmlns:w16se="http://schemas.microsoft.com/office/word/2015/wordml/symex" xmlns:wpg="http://schemas.microsoft.com/office/word/2010/wordprocessingGroup" xmlns:wpi="http://schemas.microsoft.com/office/word/2010/wordprocessingInk" xmlns:wne="http://schemas.microsoft.com/office/word/2006/wordml" xmlns:wps="http://schemas.microsoft.com/office/word/2010/wordprocessingShape" mc:Ignorable="w14 w15 w16se w16cid w16 w16cex w16sdtdh w16sdtfl w16du wp14">
+  <w:abstractNum w:abstractNumId="0" w15:restartNumberingAfterBreak="0">
+    <w:nsid w:val="1DAF687F"/>
     <w:multiLevelType w:val="hybridMultilevel"/>
-    <w:lvl w:ilvl="0" w15:tentative="1">
+    <w:tmpl w:val="54D857B2"/>
+    <w:lvl w:ilvl="0" w:tplc="C33C6B66">
       <w:start w:val="1"/>
       <w:numFmt w:val="bullet"/>
       <w:lvlText w:val="●"/>
@@ -2372,7 +2493,7 @@
         <w:ind w:left="720" w:hanging="360"/>
       </w:pPr>
     </w:lvl>
-    <w:lvl w:ilvl="1" w15:tentative="1">
+    <w:lvl w:ilvl="1" w:tplc="98F8D53A">
       <w:start w:val="1"/>
       <w:numFmt w:val="bullet"/>
       <w:lvlText w:val="○"/>
@@ -2381,7 +2502,7 @@
         <w:ind w:left="1440" w:hanging="360"/>
       </w:pPr>
     </w:lvl>
-    <w:lvl w:ilvl="2" w15:tentative="1">
+    <w:lvl w:ilvl="2" w:tplc="C0C6FC1E">
       <w:start w:val="1"/>
       <w:numFmt w:val="bullet"/>
       <w:lvlText w:val="■"/>
@@ -2390,7 +2511,7 @@
         <w:ind w:left="2160" w:hanging="360"/>
       </w:pPr>
     </w:lvl>
-    <w:lvl w:ilvl="3" w15:tentative="1">
+    <w:lvl w:ilvl="3" w:tplc="C8E6D0AE">
       <w:start w:val="1"/>
       <w:numFmt w:val="bullet"/>
       <w:lvlText w:val="●"/>
@@ -2399,7 +2520,7 @@
         <w:ind w:left="2880" w:hanging="360"/>
       </w:pPr>
     </w:lvl>
-    <w:lvl w:ilvl="4" w15:tentative="1">
+    <w:lvl w:ilvl="4" w:tplc="3BB05D62">
       <w:start w:val="1"/>
       <w:numFmt w:val="bullet"/>
       <w:lvlText w:val="○"/>
@@ -2408,7 +2529,7 @@
         <w:ind w:left="3600" w:hanging="360"/>
       </w:pPr>
     </w:lvl>
-    <w:lvl w:ilvl="5" w15:tentative="1">
+    <w:lvl w:ilvl="5" w:tplc="D6668356">
       <w:start w:val="1"/>
       <w:numFmt w:val="bullet"/>
       <w:lvlText w:val="■"/>
@@ -2417,7 +2538,7 @@
         <w:ind w:left="4320" w:hanging="360"/>
       </w:pPr>
     </w:lvl>
-    <w:lvl w:ilvl="6" w15:tentative="1">
+    <w:lvl w:ilvl="6" w:tplc="E06E7EA6">
       <w:start w:val="1"/>
       <w:numFmt w:val="bullet"/>
       <w:lvlText w:val="●"/>
@@ -2426,7 +2547,7 @@
         <w:ind w:left="5040" w:hanging="360"/>
       </w:pPr>
     </w:lvl>
-    <w:lvl w:ilvl="7" w15:tentative="1">
+    <w:lvl w:ilvl="7" w:tplc="0FBAAD1C">
       <w:start w:val="1"/>
       <w:numFmt w:val="bullet"/>
       <w:lvlText w:val="●"/>
@@ -2435,7 +2556,7 @@
         <w:ind w:left="5760" w:hanging="360"/>
       </w:pPr>
     </w:lvl>
-    <w:lvl w:ilvl="8" w15:tentative="1">
+    <w:lvl w:ilvl="8" w:tplc="9F9E1F32">
       <w:start w:val="1"/>
       <w:numFmt w:val="bullet"/>
       <w:lvlText w:val="●"/>
@@ -2445,9 +2566,11 @@
       </w:pPr>
     </w:lvl>
   </w:abstractNum>
-  <w:abstractNum w:abstractNumId="2" w15:restartNumberingAfterBreak="0">
+  <w:abstractNum w:abstractNumId="1" w15:restartNumberingAfterBreak="0">
+    <w:nsid w:val="692922B5"/>
     <w:multiLevelType w:val="hybridMultilevel"/>
-    <w:lvl w:ilvl="0" w15:tentative="1">
+    <w:tmpl w:val="4C2EDD06"/>
+    <w:lvl w:ilvl="0" w:tplc="E9888310">
       <w:start w:val="1"/>
       <w:numFmt w:val="bullet"/>
       <w:lvlText w:val="•"/>
@@ -2456,9 +2579,49 @@
         <w:ind w:left="540" w:hanging="260"/>
       </w:pPr>
     </w:lvl>
+    <w:lvl w:ilvl="1" w:tplc="63089EAE">
+      <w:numFmt w:val="decimal"/>
+      <w:lvlText w:val=""/>
+      <w:lvlJc w:val="left"/>
+    </w:lvl>
+    <w:lvl w:ilvl="2" w:tplc="FFB0BEEC">
+      <w:numFmt w:val="decimal"/>
+      <w:lvlText w:val=""/>
+      <w:lvlJc w:val="left"/>
+    </w:lvl>
+    <w:lvl w:ilvl="3" w:tplc="119CD038">
+      <w:numFmt w:val="decimal"/>
+      <w:lvlText w:val=""/>
+      <w:lvlJc w:val="left"/>
+    </w:lvl>
+    <w:lvl w:ilvl="4" w:tplc="A5149706">
+      <w:numFmt w:val="decimal"/>
+      <w:lvlText w:val=""/>
+      <w:lvlJc w:val="left"/>
+    </w:lvl>
+    <w:lvl w:ilvl="5" w:tplc="61268516">
+      <w:numFmt w:val="decimal"/>
+      <w:lvlText w:val=""/>
+      <w:lvlJc w:val="left"/>
+    </w:lvl>
+    <w:lvl w:ilvl="6" w:tplc="4524F496">
+      <w:numFmt w:val="decimal"/>
+      <w:lvlText w:val=""/>
+      <w:lvlJc w:val="left"/>
+    </w:lvl>
+    <w:lvl w:ilvl="7" w:tplc="D38086FC">
+      <w:numFmt w:val="decimal"/>
+      <w:lvlText w:val=""/>
+      <w:lvlJc w:val="left"/>
+    </w:lvl>
+    <w:lvl w:ilvl="8" w:tplc="090C8320">
+      <w:numFmt w:val="decimal"/>
+      <w:lvlText w:val=""/>
+      <w:lvlJc w:val="left"/>
+    </w:lvl>
   </w:abstractNum>
-  <w:num w:numId="1">
-    <w:abstractNumId w:val="1"/>
+  <w:num w:numId="1" w16cid:durableId="799306066">
+    <w:abstractNumId w:val="0"/>
     <w:lvlOverride w:ilvl="0">
       <w:startOverride w:val="1"/>
     </w:lvlOverride>
@@ -2467,54 +2630,446 @@
 </file>
 
 <file path=word/styles.xml><?xml version="1.0" encoding="utf-8"?>
-<w:styles xmlns:mc="http://schemas.openxmlformats.org/markup-compatibility/2006" xmlns:r="http://schemas.openxmlformats.org/officeDocument/2006/relationships" xmlns:w="http://schemas.openxmlformats.org/wordprocessingml/2006/main" xmlns:w14="http://schemas.microsoft.com/office/word/2010/wordml" xmlns:w15="http://schemas.microsoft.com/office/word/2012/wordml" mc:Ignorable="w14 w15">
+<w:styles xmlns:mc="http://schemas.openxmlformats.org/markup-compatibility/2006" xmlns:r="http://schemas.openxmlformats.org/officeDocument/2006/relationships" xmlns:w="http://schemas.openxmlformats.org/wordprocessingml/2006/main" xmlns:w14="http://schemas.microsoft.com/office/word/2010/wordml" xmlns:w15="http://schemas.microsoft.com/office/word/2012/wordml" xmlns:w16cex="http://schemas.microsoft.com/office/word/2018/wordml/cex" xmlns:w16cid="http://schemas.microsoft.com/office/word/2016/wordml/cid" xmlns:w16="http://schemas.microsoft.com/office/word/2018/wordml" xmlns:w16du="http://schemas.microsoft.com/office/word/2023/wordml/word16du" xmlns:w16sdtdh="http://schemas.microsoft.com/office/word/2020/wordml/sdtdatahash" xmlns:w16sdtfl="http://schemas.microsoft.com/office/word/2024/wordml/sdtformatlock" xmlns:w16se="http://schemas.microsoft.com/office/word/2015/wordml/symex" mc:Ignorable="w14 w15 w16se w16cid w16 w16cex w16sdtdh w16sdtfl w16du">
   <w:docDefaults>
     <w:rPrDefault>
       <w:rPr>
-        <w:rFonts w:ascii="Arial" w:cs="Arial" w:eastAsia="Arial" w:hAnsi="Arial"/>
+        <w:rFonts w:ascii="Arial" w:eastAsia="Arial" w:hAnsi="Arial" w:cs="Arial"/>
         <w:sz w:val="21"/>
         <w:szCs w:val="21"/>
+        <w:lang w:val="en-US" w:eastAsia="en-US" w:bidi="ar-SA"/>
       </w:rPr>
     </w:rPrDefault>
     <w:pPrDefault/>
   </w:docDefaults>
-  <w:style w:type="paragraph" w:styleId="Title">
-    <w:name w:val="Title"/>
-    <w:basedOn w:val="Normal"/>
-    <w:next w:val="Normal"/>
+  <w:latentStyles w:defLockedState="0" w:defUIPriority="99" w:defSemiHidden="0" w:defUnhideWhenUsed="0" w:defQFormat="0" w:count="376">
+    <w:lsdException w:name="Normal" w:uiPriority="0" w:qFormat="1"/>
+    <w:lsdException w:name="heading 1" w:uiPriority="9" w:qFormat="1"/>
+    <w:lsdException w:name="heading 2" w:semiHidden="1" w:uiPriority="9" w:unhideWhenUsed="1" w:qFormat="1"/>
+    <w:lsdException w:name="heading 3" w:semiHidden="1" w:uiPriority="9" w:unhideWhenUsed="1" w:qFormat="1"/>
+    <w:lsdException w:name="heading 4" w:semiHidden="1" w:uiPriority="9" w:unhideWhenUsed="1" w:qFormat="1"/>
+    <w:lsdException w:name="heading 5" w:semiHidden="1" w:uiPriority="9" w:unhideWhenUsed="1" w:qFormat="1"/>
+    <w:lsdException w:name="heading 6" w:semiHidden="1" w:uiPriority="9" w:unhideWhenUsed="1" w:qFormat="1"/>
+    <w:lsdException w:name="heading 7" w:semiHidden="1" w:uiPriority="9" w:unhideWhenUsed="1" w:qFormat="1"/>
+    <w:lsdException w:name="heading 8" w:semiHidden="1" w:uiPriority="9" w:unhideWhenUsed="1" w:qFormat="1"/>
+    <w:lsdException w:name="heading 9" w:semiHidden="1" w:uiPriority="9" w:unhideWhenUsed="1" w:qFormat="1"/>
+    <w:lsdException w:name="index 1" w:semiHidden="1" w:unhideWhenUsed="1"/>
+    <w:lsdException w:name="index 2" w:semiHidden="1" w:unhideWhenUsed="1"/>
+    <w:lsdException w:name="index 3" w:semiHidden="1" w:unhideWhenUsed="1"/>
+    <w:lsdException w:name="index 4" w:semiHidden="1" w:unhideWhenUsed="1"/>
+    <w:lsdException w:name="index 5" w:semiHidden="1" w:unhideWhenUsed="1"/>
+    <w:lsdException w:name="index 6" w:semiHidden="1" w:unhideWhenUsed="1"/>
+    <w:lsdException w:name="index 7" w:semiHidden="1" w:unhideWhenUsed="1"/>
+    <w:lsdException w:name="index 8" w:semiHidden="1" w:unhideWhenUsed="1"/>
+    <w:lsdException w:name="index 9" w:semiHidden="1" w:unhideWhenUsed="1"/>
+    <w:lsdException w:name="toc 1" w:semiHidden="1" w:uiPriority="39" w:unhideWhenUsed="1"/>
+    <w:lsdException w:name="toc 2" w:semiHidden="1" w:uiPriority="39" w:unhideWhenUsed="1"/>
+    <w:lsdException w:name="toc 3" w:semiHidden="1" w:uiPriority="39" w:unhideWhenUsed="1"/>
+    <w:lsdException w:name="toc 4" w:semiHidden="1" w:uiPriority="39" w:unhideWhenUsed="1"/>
+    <w:lsdException w:name="toc 5" w:semiHidden="1" w:uiPriority="39" w:unhideWhenUsed="1"/>
+    <w:lsdException w:name="toc 6" w:semiHidden="1" w:uiPriority="39" w:unhideWhenUsed="1"/>
+    <w:lsdException w:name="toc 7" w:semiHidden="1" w:uiPriority="39" w:unhideWhenUsed="1"/>
+    <w:lsdException w:name="toc 8" w:semiHidden="1" w:uiPriority="39" w:unhideWhenUsed="1"/>
+    <w:lsdException w:name="toc 9" w:semiHidden="1" w:uiPriority="39" w:unhideWhenUsed="1"/>
+    <w:lsdException w:name="Normal Indent" w:semiHidden="1" w:unhideWhenUsed="1"/>
+    <w:lsdException w:name="footnote text" w:semiHidden="1" w:unhideWhenUsed="1"/>
+    <w:lsdException w:name="annotation text" w:semiHidden="1" w:unhideWhenUsed="1"/>
+    <w:lsdException w:name="header" w:semiHidden="1" w:unhideWhenUsed="1"/>
+    <w:lsdException w:name="footer" w:semiHidden="1" w:unhideWhenUsed="1"/>
+    <w:lsdException w:name="index heading" w:semiHidden="1" w:unhideWhenUsed="1"/>
+    <w:lsdException w:name="caption" w:semiHidden="1" w:uiPriority="35" w:unhideWhenUsed="1" w:qFormat="1"/>
+    <w:lsdException w:name="table of figures" w:semiHidden="1" w:unhideWhenUsed="1"/>
+    <w:lsdException w:name="envelope address" w:semiHidden="1" w:unhideWhenUsed="1"/>
+    <w:lsdException w:name="envelope return" w:semiHidden="1" w:unhideWhenUsed="1"/>
+    <w:lsdException w:name="footnote reference" w:semiHidden="1" w:unhideWhenUsed="1"/>
+    <w:lsdException w:name="annotation reference" w:semiHidden="1" w:unhideWhenUsed="1"/>
+    <w:lsdException w:name="line number" w:semiHidden="1" w:unhideWhenUsed="1"/>
+    <w:lsdException w:name="page number" w:semiHidden="1" w:unhideWhenUsed="1"/>
+    <w:lsdException w:name="endnote reference" w:semiHidden="1" w:unhideWhenUsed="1"/>
+    <w:lsdException w:name="endnote text" w:semiHidden="1" w:unhideWhenUsed="1"/>
+    <w:lsdException w:name="table of authorities" w:semiHidden="1" w:unhideWhenUsed="1"/>
+    <w:lsdException w:name="macro" w:semiHidden="1" w:unhideWhenUsed="1"/>
+    <w:lsdException w:name="toa heading" w:semiHidden="1" w:unhideWhenUsed="1"/>
+    <w:lsdException w:name="List" w:semiHidden="1" w:unhideWhenUsed="1"/>
+    <w:lsdException w:name="List Bullet" w:semiHidden="1" w:unhideWhenUsed="1"/>
+    <w:lsdException w:name="List Number" w:semiHidden="1" w:unhideWhenUsed="1"/>
+    <w:lsdException w:name="List 2" w:semiHidden="1" w:unhideWhenUsed="1"/>
+    <w:lsdException w:name="List 3" w:semiHidden="1" w:unhideWhenUsed="1"/>
+    <w:lsdException w:name="List 4" w:semiHidden="1" w:unhideWhenUsed="1"/>
+    <w:lsdException w:name="List 5" w:semiHidden="1" w:unhideWhenUsed="1"/>
+    <w:lsdException w:name="List Bullet 2" w:semiHidden="1" w:unhideWhenUsed="1"/>
+    <w:lsdException w:name="List Bullet 3" w:semiHidden="1" w:unhideWhenUsed="1"/>
+    <w:lsdException w:name="List Bullet 4" w:semiHidden="1" w:unhideWhenUsed="1"/>
+    <w:lsdException w:name="List Bullet 5" w:semiHidden="1" w:unhideWhenUsed="1"/>
+    <w:lsdException w:name="List Number 2" w:semiHidden="1" w:unhideWhenUsed="1"/>
+    <w:lsdException w:name="List Number 3" w:semiHidden="1" w:unhideWhenUsed="1"/>
+    <w:lsdException w:name="List Number 4" w:semiHidden="1" w:unhideWhenUsed="1"/>
+    <w:lsdException w:name="List Number 5" w:semiHidden="1" w:unhideWhenUsed="1"/>
+    <w:lsdException w:name="Title" w:uiPriority="10" w:qFormat="1"/>
+    <w:lsdException w:name="Closing" w:semiHidden="1" w:unhideWhenUsed="1"/>
+    <w:lsdException w:name="Signature" w:semiHidden="1" w:unhideWhenUsed="1"/>
+    <w:lsdException w:name="Default Paragraph Font" w:semiHidden="1" w:uiPriority="1" w:unhideWhenUsed="1"/>
+    <w:lsdException w:name="Body Text" w:semiHidden="1" w:unhideWhenUsed="1"/>
+    <w:lsdException w:name="Body Text Indent" w:semiHidden="1" w:unhideWhenUsed="1"/>
+    <w:lsdException w:name="List Continue" w:semiHidden="1" w:unhideWhenUsed="1"/>
+    <w:lsdException w:name="List Continue 2" w:semiHidden="1" w:unhideWhenUsed="1"/>
+    <w:lsdException w:name="List Continue 3" w:semiHidden="1" w:unhideWhenUsed="1"/>
+    <w:lsdException w:name="List Continue 4" w:semiHidden="1" w:unhideWhenUsed="1"/>
+    <w:lsdException w:name="List Continue 5" w:semiHidden="1" w:unhideWhenUsed="1"/>
+    <w:lsdException w:name="Message Header" w:semiHidden="1" w:unhideWhenUsed="1"/>
+    <w:lsdException w:name="Subtitle" w:uiPriority="11" w:qFormat="1"/>
+    <w:lsdException w:name="Salutation" w:semiHidden="1" w:unhideWhenUsed="1"/>
+    <w:lsdException w:name="Date" w:semiHidden="1" w:unhideWhenUsed="1"/>
+    <w:lsdException w:name="Body Text First Indent" w:semiHidden="1" w:unhideWhenUsed="1"/>
+    <w:lsdException w:name="Body Text First Indent 2" w:semiHidden="1" w:unhideWhenUsed="1"/>
+    <w:lsdException w:name="Note Heading" w:semiHidden="1" w:unhideWhenUsed="1"/>
+    <w:lsdException w:name="Body Text 2" w:semiHidden="1" w:unhideWhenUsed="1"/>
+    <w:lsdException w:name="Body Text 3" w:semiHidden="1" w:unhideWhenUsed="1"/>
+    <w:lsdException w:name="Body Text Indent 2" w:semiHidden="1" w:unhideWhenUsed="1"/>
+    <w:lsdException w:name="Body Text Indent 3" w:semiHidden="1" w:unhideWhenUsed="1"/>
+    <w:lsdException w:name="Block Text" w:semiHidden="1" w:unhideWhenUsed="1"/>
+    <w:lsdException w:name="Hyperlink" w:semiHidden="1" w:unhideWhenUsed="1"/>
+    <w:lsdException w:name="FollowedHyperlink" w:semiHidden="1" w:unhideWhenUsed="1"/>
+    <w:lsdException w:name="Strong" w:uiPriority="22" w:qFormat="1"/>
+    <w:lsdException w:name="Emphasis" w:uiPriority="20" w:qFormat="1"/>
+    <w:lsdException w:name="Document Map" w:semiHidden="1" w:unhideWhenUsed="1"/>
+    <w:lsdException w:name="Plain Text" w:semiHidden="1" w:unhideWhenUsed="1"/>
+    <w:lsdException w:name="E-mail Signature" w:semiHidden="1" w:unhideWhenUsed="1"/>
+    <w:lsdException w:name="HTML Top of Form" w:semiHidden="1" w:unhideWhenUsed="1"/>
+    <w:lsdException w:name="HTML Bottom of Form" w:semiHidden="1" w:unhideWhenUsed="1"/>
+    <w:lsdException w:name="Normal (Web)" w:semiHidden="1" w:unhideWhenUsed="1"/>
+    <w:lsdException w:name="HTML Acronym" w:semiHidden="1" w:unhideWhenUsed="1"/>
+    <w:lsdException w:name="HTML Address" w:semiHidden="1" w:unhideWhenUsed="1"/>
+    <w:lsdException w:name="HTML Cite" w:semiHidden="1" w:unhideWhenUsed="1"/>
+    <w:lsdException w:name="HTML Code" w:semiHidden="1" w:unhideWhenUsed="1"/>
+    <w:lsdException w:name="HTML Definition" w:semiHidden="1" w:unhideWhenUsed="1"/>
+    <w:lsdException w:name="HTML Keyboard" w:semiHidden="1" w:unhideWhenUsed="1"/>
+    <w:lsdException w:name="HTML Preformatted" w:semiHidden="1" w:unhideWhenUsed="1"/>
+    <w:lsdException w:name="HTML Sample" w:semiHidden="1" w:unhideWhenUsed="1"/>
+    <w:lsdException w:name="HTML Typewriter" w:semiHidden="1" w:unhideWhenUsed="1"/>
+    <w:lsdException w:name="HTML Variable" w:semiHidden="1" w:unhideWhenUsed="1"/>
+    <w:lsdException w:name="Normal Table" w:semiHidden="1" w:unhideWhenUsed="1"/>
+    <w:lsdException w:name="annotation subject" w:semiHidden="1" w:unhideWhenUsed="1"/>
+    <w:lsdException w:name="No List" w:semiHidden="1" w:unhideWhenUsed="1"/>
+    <w:lsdException w:name="Outline List 1" w:semiHidden="1" w:unhideWhenUsed="1"/>
+    <w:lsdException w:name="Outline List 2" w:semiHidden="1" w:unhideWhenUsed="1"/>
+    <w:lsdException w:name="Outline List 3" w:semiHidden="1" w:unhideWhenUsed="1"/>
+    <w:lsdException w:name="Table Simple 1" w:semiHidden="1" w:unhideWhenUsed="1"/>
+    <w:lsdException w:name="Table Simple 2" w:semiHidden="1" w:unhideWhenUsed="1"/>
+    <w:lsdException w:name="Table Simple 3" w:semiHidden="1" w:unhideWhenUsed="1"/>
+    <w:lsdException w:name="Table Classic 1" w:semiHidden="1" w:unhideWhenUsed="1"/>
+    <w:lsdException w:name="Table Classic 2" w:semiHidden="1" w:unhideWhenUsed="1"/>
+    <w:lsdException w:name="Table Classic 3" w:semiHidden="1" w:unhideWhenUsed="1"/>
+    <w:lsdException w:name="Table Classic 4" w:semiHidden="1" w:unhideWhenUsed="1"/>
+    <w:lsdException w:name="Table Colorful 1" w:semiHidden="1" w:unhideWhenUsed="1"/>
+    <w:lsdException w:name="Table Colorful 2" w:semiHidden="1" w:unhideWhenUsed="1"/>
+    <w:lsdException w:name="Table Colorful 3" w:semiHidden="1" w:unhideWhenUsed="1"/>
+    <w:lsdException w:name="Table Columns 1" w:semiHidden="1" w:unhideWhenUsed="1"/>
+    <w:lsdException w:name="Table Columns 2" w:semiHidden="1" w:unhideWhenUsed="1"/>
+    <w:lsdException w:name="Table Columns 3" w:semiHidden="1" w:unhideWhenUsed="1"/>
+    <w:lsdException w:name="Table Columns 4" w:semiHidden="1" w:unhideWhenUsed="1"/>
+    <w:lsdException w:name="Table Columns 5" w:semiHidden="1" w:unhideWhenUsed="1"/>
+    <w:lsdException w:name="Table Grid 1" w:semiHidden="1" w:unhideWhenUsed="1"/>
+    <w:lsdException w:name="Table Grid 2" w:semiHidden="1" w:unhideWhenUsed="1"/>
+    <w:lsdException w:name="Table Grid 3" w:semiHidden="1" w:unhideWhenUsed="1"/>
+    <w:lsdException w:name="Table Grid 4" w:semiHidden="1" w:unhideWhenUsed="1"/>
+    <w:lsdException w:name="Table Grid 5" w:semiHidden="1" w:unhideWhenUsed="1"/>
+    <w:lsdException w:name="Table Grid 6" w:semiHidden="1" w:unhideWhenUsed="1"/>
+    <w:lsdException w:name="Table Grid 7" w:semiHidden="1" w:unhideWhenUsed="1"/>
+    <w:lsdException w:name="Table Grid 8" w:semiHidden="1" w:unhideWhenUsed="1"/>
+    <w:lsdException w:name="Table List 1" w:semiHidden="1" w:unhideWhenUsed="1"/>
+    <w:lsdException w:name="Table List 2" w:semiHidden="1" w:unhideWhenUsed="1"/>
+    <w:lsdException w:name="Table List 3" w:semiHidden="1" w:unhideWhenUsed="1"/>
+    <w:lsdException w:name="Table List 4" w:semiHidden="1" w:unhideWhenUsed="1"/>
+    <w:lsdException w:name="Table List 5" w:semiHidden="1" w:unhideWhenUsed="1"/>
+    <w:lsdException w:name="Table List 6" w:semiHidden="1" w:unhideWhenUsed="1"/>
+    <w:lsdException w:name="Table List 7" w:semiHidden="1" w:unhideWhenUsed="1"/>
+    <w:lsdException w:name="Table List 8" w:semiHidden="1" w:unhideWhenUsed="1"/>
+    <w:lsdException w:name="Table 3D effects 1" w:semiHidden="1" w:unhideWhenUsed="1"/>
+    <w:lsdException w:name="Table 3D effects 2" w:semiHidden="1" w:unhideWhenUsed="1"/>
+    <w:lsdException w:name="Table 3D effects 3" w:semiHidden="1" w:unhideWhenUsed="1"/>
+    <w:lsdException w:name="Table Contemporary" w:semiHidden="1" w:unhideWhenUsed="1"/>
+    <w:lsdException w:name="Table Elegant" w:semiHidden="1" w:unhideWhenUsed="1"/>
+    <w:lsdException w:name="Table Professional" w:semiHidden="1" w:unhideWhenUsed="1"/>
+    <w:lsdException w:name="Table Subtle 1" w:semiHidden="1" w:unhideWhenUsed="1"/>
+    <w:lsdException w:name="Table Subtle 2" w:semiHidden="1" w:unhideWhenUsed="1"/>
+    <w:lsdException w:name="Table Web 1" w:semiHidden="1" w:unhideWhenUsed="1"/>
+    <w:lsdException w:name="Table Web 2" w:semiHidden="1" w:unhideWhenUsed="1"/>
+    <w:lsdException w:name="Table Web 3" w:semiHidden="1" w:unhideWhenUsed="1"/>
+    <w:lsdException w:name="Balloon Text" w:semiHidden="1" w:unhideWhenUsed="1"/>
+    <w:lsdException w:name="Table Grid" w:uiPriority="39"/>
+    <w:lsdException w:name="Table Theme" w:semiHidden="1" w:unhideWhenUsed="1"/>
+    <w:lsdException w:name="Placeholder Text" w:semiHidden="1"/>
+    <w:lsdException w:name="No Spacing" w:uiPriority="1" w:qFormat="1"/>
+    <w:lsdException w:name="Light Shading" w:uiPriority="60"/>
+    <w:lsdException w:name="Light List" w:uiPriority="61"/>
+    <w:lsdException w:name="Light Grid" w:uiPriority="62"/>
+    <w:lsdException w:name="Medium Shading 1" w:uiPriority="63"/>
+    <w:lsdException w:name="Medium Shading 2" w:uiPriority="64"/>
+    <w:lsdException w:name="Medium List 1" w:uiPriority="65"/>
+    <w:lsdException w:name="Medium List 2" w:uiPriority="66"/>
+    <w:lsdException w:name="Medium Grid 1" w:uiPriority="67"/>
+    <w:lsdException w:name="Medium Grid 2" w:uiPriority="68"/>
+    <w:lsdException w:name="Medium Grid 3" w:uiPriority="69"/>
+    <w:lsdException w:name="Dark List" w:uiPriority="70"/>
+    <w:lsdException w:name="Colorful Shading" w:uiPriority="71"/>
+    <w:lsdException w:name="Colorful List" w:uiPriority="72"/>
+    <w:lsdException w:name="Colorful Grid" w:uiPriority="73"/>
+    <w:lsdException w:name="Light Shading Accent 1" w:uiPriority="60"/>
+    <w:lsdException w:name="Light List Accent 1" w:uiPriority="61"/>
+    <w:lsdException w:name="Light Grid Accent 1" w:uiPriority="62"/>
+    <w:lsdException w:name="Medium Shading 1 Accent 1" w:uiPriority="63"/>
+    <w:lsdException w:name="Medium Shading 2 Accent 1" w:uiPriority="64"/>
+    <w:lsdException w:name="Medium List 1 Accent 1" w:uiPriority="65"/>
+    <w:lsdException w:name="Revision" w:semiHidden="1"/>
+    <w:lsdException w:name="List Paragraph" w:uiPriority="34" w:qFormat="1"/>
+    <w:lsdException w:name="Quote" w:uiPriority="29" w:qFormat="1"/>
+    <w:lsdException w:name="Intense Quote" w:uiPriority="30" w:qFormat="1"/>
+    <w:lsdException w:name="Medium List 2 Accent 1" w:uiPriority="66"/>
+    <w:lsdException w:name="Medium Grid 1 Accent 1" w:uiPriority="67"/>
+    <w:lsdException w:name="Medium Grid 2 Accent 1" w:uiPriority="68"/>
+    <w:lsdException w:name="Medium Grid 3 Accent 1" w:uiPriority="69"/>
+    <w:lsdException w:name="Dark List Accent 1" w:uiPriority="70"/>
+    <w:lsdException w:name="Colorful Shading Accent 1" w:uiPriority="71"/>
+    <w:lsdException w:name="Colorful List Accent 1" w:uiPriority="72"/>
+    <w:lsdException w:name="Colorful Grid Accent 1" w:uiPriority="73"/>
+    <w:lsdException w:name="Light Shading Accent 2" w:uiPriority="60"/>
+    <w:lsdException w:name="Light List Accent 2" w:uiPriority="61"/>
+    <w:lsdException w:name="Light Grid Accent 2" w:uiPriority="62"/>
+    <w:lsdException w:name="Medium Shading 1 Accent 2" w:uiPriority="63"/>
+    <w:lsdException w:name="Medium Shading 2 Accent 2" w:uiPriority="64"/>
+    <w:lsdException w:name="Medium List 1 Accent 2" w:uiPriority="65"/>
+    <w:lsdException w:name="Medium List 2 Accent 2" w:uiPriority="66"/>
+    <w:lsdException w:name="Medium Grid 1 Accent 2" w:uiPriority="67"/>
+    <w:lsdException w:name="Medium Grid 2 Accent 2" w:uiPriority="68"/>
+    <w:lsdException w:name="Medium Grid 3 Accent 2" w:uiPriority="69"/>
+    <w:lsdException w:name="Dark List Accent 2" w:uiPriority="70"/>
+    <w:lsdException w:name="Colorful Shading Accent 2" w:uiPriority="71"/>
+    <w:lsdException w:name="Colorful List Accent 2" w:uiPriority="72"/>
+    <w:lsdException w:name="Colorful Grid Accent 2" w:uiPriority="73"/>
+    <w:lsdException w:name="Light Shading Accent 3" w:uiPriority="60"/>
+    <w:lsdException w:name="Light List Accent 3" w:uiPriority="61"/>
+    <w:lsdException w:name="Light Grid Accent 3" w:uiPriority="62"/>
+    <w:lsdException w:name="Medium Shading 1 Accent 3" w:uiPriority="63"/>
+    <w:lsdException w:name="Medium Shading 2 Accent 3" w:uiPriority="64"/>
+    <w:lsdException w:name="Medium List 1 Accent 3" w:uiPriority="65"/>
+    <w:lsdException w:name="Medium List 2 Accent 3" w:uiPriority="66"/>
+    <w:lsdException w:name="Medium Grid 1 Accent 3" w:uiPriority="67"/>
+    <w:lsdException w:name="Medium Grid 2 Accent 3" w:uiPriority="68"/>
+    <w:lsdException w:name="Medium Grid 3 Accent 3" w:uiPriority="69"/>
+    <w:lsdException w:name="Dark List Accent 3" w:uiPriority="70"/>
+    <w:lsdException w:name="Colorful Shading Accent 3" w:uiPriority="71"/>
+    <w:lsdException w:name="Colorful List Accent 3" w:uiPriority="72"/>
+    <w:lsdException w:name="Colorful Grid Accent 3" w:uiPriority="73"/>
+    <w:lsdException w:name="Light Shading Accent 4" w:uiPriority="60"/>
+    <w:lsdException w:name="Light List Accent 4" w:uiPriority="61"/>
+    <w:lsdException w:name="Light Grid Accent 4" w:uiPriority="62"/>
+    <w:lsdException w:name="Medium Shading 1 Accent 4" w:uiPriority="63"/>
+    <w:lsdException w:name="Medium Shading 2 Accent 4" w:uiPriority="64"/>
+    <w:lsdException w:name="Medium List 1 Accent 4" w:uiPriority="65"/>
+    <w:lsdException w:name="Medium List 2 Accent 4" w:uiPriority="66"/>
+    <w:lsdException w:name="Medium Grid 1 Accent 4" w:uiPriority="67"/>
+    <w:lsdException w:name="Medium Grid 2 Accent 4" w:uiPriority="68"/>
+    <w:lsdException w:name="Medium Grid 3 Accent 4" w:uiPriority="69"/>
+    <w:lsdException w:name="Dark List Accent 4" w:uiPriority="70"/>
+    <w:lsdException w:name="Colorful Shading Accent 4" w:uiPriority="71"/>
+    <w:lsdException w:name="Colorful List Accent 4" w:uiPriority="72"/>
+    <w:lsdException w:name="Colorful Grid Accent 4" w:uiPriority="73"/>
+    <w:lsdException w:name="Light Shading Accent 5" w:uiPriority="60"/>
+    <w:lsdException w:name="Light List Accent 5" w:uiPriority="61"/>
+    <w:lsdException w:name="Light Grid Accent 5" w:uiPriority="62"/>
+    <w:lsdException w:name="Medium Shading 1 Accent 5" w:uiPriority="63"/>
+    <w:lsdException w:name="Medium Shading 2 Accent 5" w:uiPriority="64"/>
+    <w:lsdException w:name="Medium List 1 Accent 5" w:uiPriority="65"/>
+    <w:lsdException w:name="Medium List 2 Accent 5" w:uiPriority="66"/>
+    <w:lsdException w:name="Medium Grid 1 Accent 5" w:uiPriority="67"/>
+    <w:lsdException w:name="Medium Grid 2 Accent 5" w:uiPriority="68"/>
+    <w:lsdException w:name="Medium Grid 3 Accent 5" w:uiPriority="69"/>
+    <w:lsdException w:name="Dark List Accent 5" w:uiPriority="70"/>
+    <w:lsdException w:name="Colorful Shading Accent 5" w:uiPriority="71"/>
+    <w:lsdException w:name="Colorful List Accent 5" w:uiPriority="72"/>
+    <w:lsdException w:name="Colorful Grid Accent 5" w:uiPriority="73"/>
+    <w:lsdException w:name="Light Shading Accent 6" w:uiPriority="60"/>
+    <w:lsdException w:name="Light List Accent 6" w:uiPriority="61"/>
+    <w:lsdException w:name="Light Grid Accent 6" w:uiPriority="62"/>
+    <w:lsdException w:name="Medium Shading 1 Accent 6" w:uiPriority="63"/>
+    <w:lsdException w:name="Medium Shading 2 Accent 6" w:uiPriority="64"/>
+    <w:lsdException w:name="Medium List 1 Accent 6" w:uiPriority="65"/>
+    <w:lsdException w:name="Medium List 2 Accent 6" w:uiPriority="66"/>
+    <w:lsdException w:name="Medium Grid 1 Accent 6" w:uiPriority="67"/>
+    <w:lsdException w:name="Medium Grid 2 Accent 6" w:uiPriority="68"/>
+    <w:lsdException w:name="Medium Grid 3 Accent 6" w:uiPriority="69"/>
+    <w:lsdException w:name="Dark List Accent 6" w:uiPriority="70"/>
+    <w:lsdException w:name="Colorful Shading Accent 6" w:uiPriority="71"/>
+    <w:lsdException w:name="Colorful List Accent 6" w:uiPriority="72"/>
+    <w:lsdException w:name="Colorful Grid Accent 6" w:uiPriority="73"/>
+    <w:lsdException w:name="Subtle Emphasis" w:uiPriority="19" w:qFormat="1"/>
+    <w:lsdException w:name="Intense Emphasis" w:uiPriority="21" w:qFormat="1"/>
+    <w:lsdException w:name="Subtle Reference" w:uiPriority="31" w:qFormat="1"/>
+    <w:lsdException w:name="Intense Reference" w:uiPriority="32" w:qFormat="1"/>
+    <w:lsdException w:name="Book Title" w:uiPriority="33" w:qFormat="1"/>
+    <w:lsdException w:name="Bibliography" w:semiHidden="1" w:uiPriority="37" w:unhideWhenUsed="1"/>
+    <w:lsdException w:name="TOC Heading" w:semiHidden="1" w:uiPriority="39" w:unhideWhenUsed="1" w:qFormat="1"/>
+    <w:lsdException w:name="Plain Table 1" w:uiPriority="41"/>
+    <w:lsdException w:name="Plain Table 2" w:uiPriority="42"/>
+    <w:lsdException w:name="Plain Table 3" w:uiPriority="43"/>
+    <w:lsdException w:name="Plain Table 4" w:uiPriority="44"/>
+    <w:lsdException w:name="Plain Table 5" w:uiPriority="45"/>
+    <w:lsdException w:name="Grid Table Light" w:uiPriority="40"/>
+    <w:lsdException w:name="Grid Table 1 Light" w:uiPriority="46"/>
+    <w:lsdException w:name="Grid Table 2" w:uiPriority="47"/>
+    <w:lsdException w:name="Grid Table 3" w:uiPriority="48"/>
+    <w:lsdException w:name="Grid Table 4" w:uiPriority="49"/>
+    <w:lsdException w:name="Grid Table 5 Dark" w:uiPriority="50"/>
+    <w:lsdException w:name="Grid Table 6 Colorful" w:uiPriority="51"/>
+    <w:lsdException w:name="Grid Table 7 Colorful" w:uiPriority="52"/>
+    <w:lsdException w:name="Grid Table 1 Light Accent 1" w:uiPriority="46"/>
+    <w:lsdException w:name="Grid Table 2 Accent 1" w:uiPriority="47"/>
+    <w:lsdException w:name="Grid Table 3 Accent 1" w:uiPriority="48"/>
+    <w:lsdException w:name="Grid Table 4 Accent 1" w:uiPriority="49"/>
+    <w:lsdException w:name="Grid Table 5 Dark Accent 1" w:uiPriority="50"/>
+    <w:lsdException w:name="Grid Table 6 Colorful Accent 1" w:uiPriority="51"/>
+    <w:lsdException w:name="Grid Table 7 Colorful Accent 1" w:uiPriority="52"/>
+    <w:lsdException w:name="Grid Table 1 Light Accent 2" w:uiPriority="46"/>
+    <w:lsdException w:name="Grid Table 2 Accent 2" w:uiPriority="47"/>
+    <w:lsdException w:name="Grid Table 3 Accent 2" w:uiPriority="48"/>
+    <w:lsdException w:name="Grid Table 4 Accent 2" w:uiPriority="49"/>
+    <w:lsdException w:name="Grid Table 5 Dark Accent 2" w:uiPriority="50"/>
+    <w:lsdException w:name="Grid Table 6 Colorful Accent 2" w:uiPriority="51"/>
+    <w:lsdException w:name="Grid Table 7 Colorful Accent 2" w:uiPriority="52"/>
+    <w:lsdException w:name="Grid Table 1 Light Accent 3" w:uiPriority="46"/>
+    <w:lsdException w:name="Grid Table 2 Accent 3" w:uiPriority="47"/>
+    <w:lsdException w:name="Grid Table 3 Accent 3" w:uiPriority="48"/>
+    <w:lsdException w:name="Grid Table 4 Accent 3" w:uiPriority="49"/>
+    <w:lsdException w:name="Grid Table 5 Dark Accent 3" w:uiPriority="50"/>
+    <w:lsdException w:name="Grid Table 6 Colorful Accent 3" w:uiPriority="51"/>
+    <w:lsdException w:name="Grid Table 7 Colorful Accent 3" w:uiPriority="52"/>
+    <w:lsdException w:name="Grid Table 1 Light Accent 4" w:uiPriority="46"/>
+    <w:lsdException w:name="Grid Table 2 Accent 4" w:uiPriority="47"/>
+    <w:lsdException w:name="Grid Table 3 Accent 4" w:uiPriority="48"/>
+    <w:lsdException w:name="Grid Table 4 Accent 4" w:uiPriority="49"/>
+    <w:lsdException w:name="Grid Table 5 Dark Accent 4" w:uiPriority="50"/>
+    <w:lsdException w:name="Grid Table 6 Colorful Accent 4" w:uiPriority="51"/>
+    <w:lsdException w:name="Grid Table 7 Colorful Accent 4" w:uiPriority="52"/>
+    <w:lsdException w:name="Grid Table 1 Light Accent 5" w:uiPriority="46"/>
+    <w:lsdException w:name="Grid Table 2 Accent 5" w:uiPriority="47"/>
+    <w:lsdException w:name="Grid Table 3 Accent 5" w:uiPriority="48"/>
+    <w:lsdException w:name="Grid Table 4 Accent 5" w:uiPriority="49"/>
+    <w:lsdException w:name="Grid Table 5 Dark Accent 5" w:uiPriority="50"/>
+    <w:lsdException w:name="Grid Table 6 Colorful Accent 5" w:uiPriority="51"/>
+    <w:lsdException w:name="Grid Table 7 Colorful Accent 5" w:uiPriority="52"/>
+    <w:lsdException w:name="Grid Table 1 Light Accent 6" w:uiPriority="46"/>
+    <w:lsdException w:name="Grid Table 2 Accent 6" w:uiPriority="47"/>
+    <w:lsdException w:name="Grid Table 3 Accent 6" w:uiPriority="48"/>
+    <w:lsdException w:name="Grid Table 4 Accent 6" w:uiPriority="49"/>
+    <w:lsdException w:name="Grid Table 5 Dark Accent 6" w:uiPriority="50"/>
+    <w:lsdException w:name="Grid Table 6 Colorful Accent 6" w:uiPriority="51"/>
+    <w:lsdException w:name="Grid Table 7 Colorful Accent 6" w:uiPriority="52"/>
+    <w:lsdException w:name="List Table 1 Light" w:uiPriority="46"/>
+    <w:lsdException w:name="List Table 2" w:uiPriority="47"/>
+    <w:lsdException w:name="List Table 3" w:uiPriority="48"/>
+    <w:lsdException w:name="List Table 4" w:uiPriority="49"/>
+    <w:lsdException w:name="List Table 5 Dark" w:uiPriority="50"/>
+    <w:lsdException w:name="List Table 6 Colorful" w:uiPriority="51"/>
+    <w:lsdException w:name="List Table 7 Colorful" w:uiPriority="52"/>
+    <w:lsdException w:name="List Table 1 Light Accent 1" w:uiPriority="46"/>
+    <w:lsdException w:name="List Table 2 Accent 1" w:uiPriority="47"/>
+    <w:lsdException w:name="List Table 3 Accent 1" w:uiPriority="48"/>
+    <w:lsdException w:name="List Table 4 Accent 1" w:uiPriority="49"/>
+    <w:lsdException w:name="List Table 5 Dark Accent 1" w:uiPriority="50"/>
+    <w:lsdException w:name="List Table 6 Colorful Accent 1" w:uiPriority="51"/>
+    <w:lsdException w:name="List Table 7 Colorful Accent 1" w:uiPriority="52"/>
+    <w:lsdException w:name="List Table 1 Light Accent 2" w:uiPriority="46"/>
+    <w:lsdException w:name="List Table 2 Accent 2" w:uiPriority="47"/>
+    <w:lsdException w:name="List Table 3 Accent 2" w:uiPriority="48"/>
+    <w:lsdException w:name="List Table 4 Accent 2" w:uiPriority="49"/>
+    <w:lsdException w:name="List Table 5 Dark Accent 2" w:uiPriority="50"/>
+    <w:lsdException w:name="List Table 6 Colorful Accent 2" w:uiPriority="51"/>
+    <w:lsdException w:name="List Table 7 Colorful Accent 2" w:uiPriority="52"/>
+    <w:lsdException w:name="List Table 1 Light Accent 3" w:uiPriority="46"/>
+    <w:lsdException w:name="List Table 2 Accent 3" w:uiPriority="47"/>
+    <w:lsdException w:name="List Table 3 Accent 3" w:uiPriority="48"/>
+    <w:lsdException w:name="List Table 4 Accent 3" w:uiPriority="49"/>
+    <w:lsdException w:name="List Table 5 Dark Accent 3" w:uiPriority="50"/>
+    <w:lsdException w:name="List Table 6 Colorful Accent 3" w:uiPriority="51"/>
+    <w:lsdException w:name="List Table 7 Colorful Accent 3" w:uiPriority="52"/>
+    <w:lsdException w:name="List Table 1 Light Accent 4" w:uiPriority="46"/>
+    <w:lsdException w:name="List Table 2 Accent 4" w:uiPriority="47"/>
+    <w:lsdException w:name="List Table 3 Accent 4" w:uiPriority="48"/>
+    <w:lsdException w:name="List Table 4 Accent 4" w:uiPriority="49"/>
+    <w:lsdException w:name="List Table 5 Dark Accent 4" w:uiPriority="50"/>
+    <w:lsdException w:name="List Table 6 Colorful Accent 4" w:uiPriority="51"/>
+    <w:lsdException w:name="List Table 7 Colorful Accent 4" w:uiPriority="52"/>
+    <w:lsdException w:name="List Table 1 Light Accent 5" w:uiPriority="46"/>
+    <w:lsdException w:name="List Table 2 Accent 5" w:uiPriority="47"/>
+    <w:lsdException w:name="List Table 3 Accent 5" w:uiPriority="48"/>
+    <w:lsdException w:name="List Table 4 Accent 5" w:uiPriority="49"/>
+    <w:lsdException w:name="List Table 5 Dark Accent 5" w:uiPriority="50"/>
+    <w:lsdException w:name="List Table 6 Colorful Accent 5" w:uiPriority="51"/>
+    <w:lsdException w:name="List Table 7 Colorful Accent 5" w:uiPriority="52"/>
+    <w:lsdException w:name="List Table 1 Light Accent 6" w:uiPriority="46"/>
+    <w:lsdException w:name="List Table 2 Accent 6" w:uiPriority="47"/>
+    <w:lsdException w:name="List Table 3 Accent 6" w:uiPriority="48"/>
+    <w:lsdException w:name="List Table 4 Accent 6" w:uiPriority="49"/>
+    <w:lsdException w:name="List Table 5 Dark Accent 6" w:uiPriority="50"/>
+    <w:lsdException w:name="List Table 6 Colorful Accent 6" w:uiPriority="51"/>
+    <w:lsdException w:name="List Table 7 Colorful Accent 6" w:uiPriority="52"/>
+    <w:lsdException w:name="Mention" w:semiHidden="1" w:unhideWhenUsed="1"/>
+    <w:lsdException w:name="Smart Hyperlink" w:semiHidden="1" w:unhideWhenUsed="1"/>
+    <w:lsdException w:name="Hashtag" w:semiHidden="1" w:unhideWhenUsed="1"/>
+    <w:lsdException w:name="Unresolved Mention" w:semiHidden="1" w:unhideWhenUsed="1"/>
+    <w:lsdException w:name="Smart Link" w:semiHidden="1" w:unhideWhenUsed="1"/>
+  </w:latentStyles>
+  <w:style w:type="paragraph" w:default="1" w:styleId="Normal">
+    <w:name w:val="Normal"/>
     <w:qFormat/>
-    <w:rPr>
-      <w:sz w:val="56"/>
-      <w:szCs w:val="56"/>
-    </w:rPr>
   </w:style>
   <w:style w:type="paragraph" w:styleId="Heading1">
-    <w:name w:val="Heading 1"/>
-    <w:basedOn w:val="Normal"/>
-    <w:next w:val="Normal"/>
+    <w:name w:val="heading 1"/>
+    <w:uiPriority w:val="9"/>
     <w:qFormat/>
+    <w:pPr>
+      <w:spacing w:before="120" w:after="60"/>
+      <w:outlineLvl w:val="0"/>
+    </w:pPr>
     <w:rPr>
-      <w:color w:val="2E74B5"/>
-      <w:sz w:val="32"/>
-      <w:szCs w:val="32"/>
+      <w:b/>
+      <w:bCs/>
+      <w:color w:val="DA291C"/>
+      <w:sz w:val="40"/>
+      <w:szCs w:val="40"/>
     </w:rPr>
   </w:style>
   <w:style w:type="paragraph" w:styleId="Heading2">
-    <w:name w:val="Heading 2"/>
-    <w:basedOn w:val="Normal"/>
-    <w:next w:val="Normal"/>
+    <w:name w:val="heading 2"/>
+    <w:uiPriority w:val="9"/>
+    <w:unhideWhenUsed/>
     <w:qFormat/>
+    <w:pPr>
+      <w:keepNext/>
+      <w:pBdr>
+        <w:left w:val="single" w:sz="24" w:space="6" w:color="DA291C"/>
+      </w:pBdr>
+      <w:spacing w:before="260" w:after="100"/>
+      <w:outlineLvl w:val="1"/>
+    </w:pPr>
     <w:rPr>
-      <w:color w:val="2E74B5"/>
+      <w:b/>
+      <w:bCs/>
+      <w:color w:val="27251F"/>
       <w:sz w:val="26"/>
       <w:szCs w:val="26"/>
     </w:rPr>
   </w:style>
   <w:style w:type="paragraph" w:styleId="Heading3">
-    <w:name w:val="Heading 3"/>
-    <w:basedOn w:val="Normal"/>
-    <w:next w:val="Normal"/>
+    <w:name w:val="heading 3"/>
+    <w:uiPriority w:val="9"/>
+    <w:semiHidden/>
+    <w:unhideWhenUsed/>
     <w:qFormat/>
+    <w:pPr>
+      <w:outlineLvl w:val="2"/>
+    </w:pPr>
     <w:rPr>
       <w:color w:val="1F4D78"/>
       <w:sz w:val="24"/>
@@ -2522,10 +3077,14 @@
     </w:rPr>
   </w:style>
   <w:style w:type="paragraph" w:styleId="Heading4">
-    <w:name w:val="Heading 4"/>
-    <w:basedOn w:val="Normal"/>
-    <w:next w:val="Normal"/>
+    <w:name w:val="heading 4"/>
+    <w:uiPriority w:val="9"/>
+    <w:semiHidden/>
+    <w:unhideWhenUsed/>
     <w:qFormat/>
+    <w:pPr>
+      <w:outlineLvl w:val="3"/>
+    </w:pPr>
     <w:rPr>
       <w:i/>
       <w:iCs/>
@@ -2533,27 +3092,69 @@
     </w:rPr>
   </w:style>
   <w:style w:type="paragraph" w:styleId="Heading5">
-    <w:name w:val="Heading 5"/>
-    <w:basedOn w:val="Normal"/>
-    <w:next w:val="Normal"/>
+    <w:name w:val="heading 5"/>
+    <w:uiPriority w:val="9"/>
+    <w:semiHidden/>
+    <w:unhideWhenUsed/>
     <w:qFormat/>
+    <w:pPr>
+      <w:outlineLvl w:val="4"/>
+    </w:pPr>
     <w:rPr>
       <w:color w:val="2E74B5"/>
     </w:rPr>
   </w:style>
   <w:style w:type="paragraph" w:styleId="Heading6">
-    <w:name w:val="Heading 6"/>
-    <w:basedOn w:val="Normal"/>
-    <w:next w:val="Normal"/>
+    <w:name w:val="heading 6"/>
+    <w:uiPriority w:val="9"/>
+    <w:semiHidden/>
+    <w:unhideWhenUsed/>
     <w:qFormat/>
+    <w:pPr>
+      <w:outlineLvl w:val="5"/>
+    </w:pPr>
     <w:rPr>
       <w:color w:val="1F4D78"/>
     </w:rPr>
   </w:style>
-  <w:style w:type="paragraph" w:styleId="Strong">
-    <w:name w:val="Strong"/>
-    <w:basedOn w:val="Normal"/>
-    <w:next w:val="Normal"/>
+  <w:style w:type="character" w:default="1" w:styleId="DefaultParagraphFont">
+    <w:name w:val="Default Paragraph Font"/>
+    <w:uiPriority w:val="1"/>
+    <w:semiHidden/>
+    <w:unhideWhenUsed/>
+  </w:style>
+  <w:style w:type="table" w:default="1" w:styleId="TableNormal">
+    <w:name w:val="Normal Table"/>
+    <w:uiPriority w:val="99"/>
+    <w:semiHidden/>
+    <w:unhideWhenUsed/>
+    <w:tblPr>
+      <w:tblInd w:w="0" w:type="dxa"/>
+      <w:tblCellMar>
+        <w:top w:w="0" w:type="dxa"/>
+        <w:left w:w="108" w:type="dxa"/>
+        <w:bottom w:w="0" w:type="dxa"/>
+        <w:right w:w="108" w:type="dxa"/>
+      </w:tblCellMar>
+    </w:tblPr>
+  </w:style>
+  <w:style w:type="numbering" w:default="1" w:styleId="NoList">
+    <w:name w:val="No List"/>
+    <w:uiPriority w:val="99"/>
+    <w:semiHidden/>
+    <w:unhideWhenUsed/>
+  </w:style>
+  <w:style w:type="paragraph" w:styleId="Title">
+    <w:name w:val="Title"/>
+    <w:uiPriority w:val="10"/>
+    <w:qFormat/>
+    <w:rPr>
+      <w:sz w:val="56"/>
+      <w:szCs w:val="56"/>
+    </w:rPr>
+  </w:style>
+  <w:style w:type="paragraph" w:customStyle="1" w:styleId="Strong1">
+    <w:name w:val="Strong1"/>
     <w:qFormat/>
     <w:rPr>
       <w:b/>
@@ -2562,12 +3163,10 @@
   </w:style>
   <w:style w:type="paragraph" w:styleId="ListParagraph">
     <w:name w:val="List Paragraph"/>
-    <w:basedOn w:val="Normal"/>
     <w:qFormat/>
   </w:style>
   <w:style w:type="character" w:styleId="Hyperlink">
     <w:name w:val="Hyperlink"/>
-    <w:basedOn w:val="DefaultParagraphFont"/>
     <w:uiPriority w:val="99"/>
     <w:unhideWhenUsed/>
     <w:rPr>
@@ -2577,7 +3176,6 @@
   </w:style>
   <w:style w:type="character" w:styleId="FootnoteReference">
     <w:name w:val="footnote reference"/>
-    <w:basedOn w:val="DefaultParagraphFont"/>
     <w:uiPriority w:val="99"/>
     <w:semiHidden/>
     <w:unhideWhenUsed/>
@@ -2587,22 +3185,17 @@
   </w:style>
   <w:style w:type="paragraph" w:styleId="FootnoteText">
     <w:name w:val="footnote text"/>
-    <w:basedOn w:val="Normal"/>
     <w:link w:val="FootnoteTextChar"/>
     <w:uiPriority w:val="99"/>
     <w:semiHidden/>
     <w:unhideWhenUsed/>
-    <w:pPr>
-      <w:spacing w:after="0" w:line="240" w:lineRule="auto"/>
-    </w:pPr>
     <w:rPr>
       <w:sz w:val="20"/>
       <w:szCs w:val="20"/>
     </w:rPr>
   </w:style>
-  <w:style w:type="character" w:styleId="FootnoteTextChar">
+  <w:style w:type="character" w:customStyle="1" w:styleId="FootnoteTextChar">
     <w:name w:val="Footnote Text Char"/>
-    <w:basedOn w:val="DefaultParagraphFont"/>
     <w:link w:val="FootnoteText"/>
     <w:uiPriority w:val="99"/>
     <w:semiHidden/>
@@ -2614,7 +3207,6 @@
   </w:style>
   <w:style w:type="character" w:styleId="EndnoteReference">
     <w:name w:val="endnote reference"/>
-    <w:basedOn w:val="DefaultParagraphFont"/>
     <w:uiPriority w:val="99"/>
     <w:semiHidden/>
     <w:unhideWhenUsed/>
@@ -2624,22 +3216,17 @@
   </w:style>
   <w:style w:type="paragraph" w:styleId="EndnoteText">
     <w:name w:val="endnote text"/>
-    <w:basedOn w:val="Normal"/>
     <w:link w:val="EndnoteTextChar"/>
     <w:uiPriority w:val="99"/>
     <w:semiHidden/>
     <w:unhideWhenUsed/>
-    <w:pPr>
-      <w:spacing w:after="0" w:line="240" w:lineRule="auto"/>
-    </w:pPr>
     <w:rPr>
       <w:sz w:val="20"/>
       <w:szCs w:val="20"/>
     </w:rPr>
   </w:style>
-  <w:style w:type="character" w:styleId="EndnoteTextChar">
+  <w:style w:type="character" w:customStyle="1" w:styleId="EndnoteTextChar">
     <w:name w:val="Endnote Text Char"/>
-    <w:basedOn w:val="DefaultParagraphFont"/>
     <w:link w:val="EndnoteText"/>
     <w:uiPriority w:val="99"/>
     <w:semiHidden/>
@@ -2649,45 +3236,320 @@
       <w:szCs w:val="20"/>
     </w:rPr>
   </w:style>
-  <w:style w:type="paragraph" w:styleId="Heading1">
-    <w:name w:val="Heading 1"/>
-    <w:basedOn w:val="Normal"/>
-    <w:next w:val="Normal"/>
-    <w:qFormat/>
-    <w:pPr>
-      <w:spacing w:after="60" w:before="120"/>
-      <w:outlineLvl w:val="0"/>
-    </w:pPr>
-    <w:rPr>
-      <w:rFonts w:ascii="Arial" w:cs="Arial" w:eastAsia="Arial" w:hAnsi="Arial"/>
-      <w:b/>
-      <w:bCs/>
-      <w:color w:val="DA291C"/>
-      <w:sz w:val="40"/>
-      <w:szCs w:val="40"/>
-    </w:rPr>
-  </w:style>
-  <w:style w:type="paragraph" w:styleId="Heading2">
-    <w:name w:val="Heading 2"/>
-    <w:basedOn w:val="Normal"/>
-    <w:next w:val="Normal"/>
-    <w:qFormat/>
-    <w:pPr>
-      <w:keepNext/>
-      <w:pBdr>
-        <w:left w:val="single" w:color="DA291C" w:sz="24" w:space="6"/>
-      </w:pBdr>
-      <w:spacing w:after="100" w:before="260"/>
-      <w:outlineLvl w:val="1"/>
-    </w:pPr>
-    <w:rPr>
-      <w:rFonts w:ascii="Arial" w:cs="Arial" w:eastAsia="Arial" w:hAnsi="Arial"/>
-      <w:b/>
-      <w:bCs/>
-      <w:color w:val="27251F"/>
-      <w:sz w:val="26"/>
-      <w:szCs w:val="26"/>
-    </w:rPr>
-  </w:style>
 </w:styles>
+</file>
+
+<file path=word/theme/theme1.xml><?xml version="1.0" encoding="utf-8"?>
+<a:theme xmlns:a="http://schemas.openxmlformats.org/drawingml/2006/main" name="Office Theme">
+  <a:themeElements>
+    <a:clrScheme name="Office">
+      <a:dk1>
+        <a:sysClr val="windowText" lastClr="000000"/>
+      </a:dk1>
+      <a:lt1>
+        <a:sysClr val="window" lastClr="FFFFFF"/>
+      </a:lt1>
+      <a:dk2>
+        <a:srgbClr val="0E2841"/>
+      </a:dk2>
+      <a:lt2>
+        <a:srgbClr val="E8E8E8"/>
+      </a:lt2>
+      <a:accent1>
+        <a:srgbClr val="156082"/>
+      </a:accent1>
+      <a:accent2>
+        <a:srgbClr val="E97132"/>
+      </a:accent2>
+      <a:accent3>
+        <a:srgbClr val="196B24"/>
+      </a:accent3>
+      <a:accent4>
+        <a:srgbClr val="0F9ED5"/>
+      </a:accent4>
+      <a:accent5>
+        <a:srgbClr val="A02B93"/>
+      </a:accent5>
+      <a:accent6>
+        <a:srgbClr val="4EA72E"/>
+      </a:accent6>
+      <a:hlink>
+        <a:srgbClr val="467886"/>
+      </a:hlink>
+      <a:folHlink>
+        <a:srgbClr val="96607D"/>
+      </a:folHlink>
+    </a:clrScheme>
+    <a:fontScheme name="Office">
+      <a:majorFont>
+        <a:latin typeface="Aptos Display" panose="02110004020202020204"/>
+        <a:ea typeface=""/>
+        <a:cs typeface=""/>
+        <a:font script="Jpan" typeface="游ゴシック Light"/>
+        <a:font script="Hang" typeface="맑은 고딕"/>
+        <a:font script="Hans" typeface="等线 Light"/>
+        <a:font script="Hant" typeface="新細明體"/>
+        <a:font script="Arab" typeface="Times New Roman"/>
+        <a:font script="Hebr" typeface="Times New Roman"/>
+        <a:font script="Thai" typeface="Angsana New"/>
+        <a:font script="Ethi" typeface="Nyala"/>
+        <a:font script="Beng" typeface="Vrinda"/>
+        <a:font script="Gujr" typeface="Shruti"/>
+        <a:font script="Khmr" typeface="MoolBoran"/>
+        <a:font script="Knda" typeface="Tunga"/>
+        <a:font script="Guru" typeface="Raavi"/>
+        <a:font script="Cans" typeface="Euphemia"/>
+        <a:font script="Cher" typeface="Plantagenet Cherokee"/>
+        <a:font script="Yiii" typeface="Microsoft Yi Baiti"/>
+        <a:font script="Tibt" typeface="Microsoft Himalaya"/>
+        <a:font script="Thaa" typeface="MV Boli"/>
+        <a:font script="Deva" typeface="Mangal"/>
+        <a:font script="Telu" typeface="Gautami"/>
+        <a:font script="Taml" typeface="Latha"/>
+        <a:font script="Syrc" typeface="Estrangelo Edessa"/>
+        <a:font script="Orya" typeface="Kalinga"/>
+        <a:font script="Mlym" typeface="Kartika"/>
+        <a:font script="Laoo" typeface="DokChampa"/>
+        <a:font script="Sinh" typeface="Iskoola Pota"/>
+        <a:font script="Mong" typeface="Mongolian Baiti"/>
+        <a:font script="Viet" typeface="Times New Roman"/>
+        <a:font script="Uigh" typeface="Microsoft Uighur"/>
+        <a:font script="Geor" typeface="Sylfaen"/>
+        <a:font script="Armn" typeface="Arial"/>
+        <a:font script="Bugi" typeface="Leelawadee UI"/>
+        <a:font script="Bopo" typeface="Microsoft JhengHei"/>
+        <a:font script="Java" typeface="Javanese Text"/>
+        <a:font script="Lisu" typeface="Segoe UI"/>
+        <a:font script="Mymr" typeface="Myanmar Text"/>
+        <a:font script="Nkoo" typeface="Ebrima"/>
+        <a:font script="Olck" typeface="Nirmala UI"/>
+        <a:font script="Osma" typeface="Ebrima"/>
+        <a:font script="Phag" typeface="Phagspa"/>
+        <a:font script="Syrn" typeface="Estrangelo Edessa"/>
+        <a:font script="Syrj" typeface="Estrangelo Edessa"/>
+        <a:font script="Syre" typeface="Estrangelo Edessa"/>
+        <a:font script="Sora" typeface="Nirmala UI"/>
+        <a:font script="Tale" typeface="Microsoft Tai Le"/>
+        <a:font script="Talu" typeface="Microsoft New Tai Lue"/>
+        <a:font script="Tfng" typeface="Ebrima"/>
+      </a:majorFont>
+      <a:minorFont>
+        <a:latin typeface="Aptos" panose="02110004020202020204"/>
+        <a:ea typeface=""/>
+        <a:cs typeface=""/>
+        <a:font script="Jpan" typeface="游明朝"/>
+        <a:font script="Hang" typeface="맑은 고딕"/>
+        <a:font script="Hans" typeface="等线"/>
+        <a:font script="Hant" typeface="新細明體"/>
+        <a:font script="Arab" typeface="Arial"/>
+        <a:font script="Hebr" typeface="Arial"/>
+        <a:font script="Thai" typeface="Cordia New"/>
+        <a:font script="Ethi" typeface="Nyala"/>
+        <a:font script="Beng" typeface="Vrinda"/>
+        <a:font script="Gujr" typeface="Shruti"/>
+        <a:font script="Khmr" typeface="DaunPenh"/>
+        <a:font script="Knda" typeface="Tunga"/>
+        <a:font script="Guru" typeface="Raavi"/>
+        <a:font script="Cans" typeface="Euphemia"/>
+        <a:font script="Cher" typeface="Plantagenet Cherokee"/>
+        <a:font script="Yiii" typeface="Microsoft Yi Baiti"/>
+        <a:font script="Tibt" typeface="Microsoft Himalaya"/>
+        <a:font script="Thaa" typeface="MV Boli"/>
+        <a:font script="Deva" typeface="Mangal"/>
+        <a:font script="Telu" typeface="Gautami"/>
+        <a:font script="Taml" typeface="Latha"/>
+        <a:font script="Syrc" typeface="Estrangelo Edessa"/>
+        <a:font script="Orya" typeface="Kalinga"/>
+        <a:font script="Mlym" typeface="Kartika"/>
+        <a:font script="Laoo" typeface="DokChampa"/>
+        <a:font script="Sinh" typeface="Iskoola Pota"/>
+        <a:font script="Mong" typeface="Mongolian Baiti"/>
+        <a:font script="Viet" typeface="Arial"/>
+        <a:font script="Uigh" typeface="Microsoft Uighur"/>
+        <a:font script="Geor" typeface="Sylfaen"/>
+        <a:font script="Armn" typeface="Arial"/>
+        <a:font script="Bugi" typeface="Leelawadee UI"/>
+        <a:font script="Bopo" typeface="Microsoft JhengHei"/>
+        <a:font script="Java" typeface="Javanese Text"/>
+        <a:font script="Lisu" typeface="Segoe UI"/>
+        <a:font script="Mymr" typeface="Myanmar Text"/>
+        <a:font script="Nkoo" typeface="Ebrima"/>
+        <a:font script="Olck" typeface="Nirmala UI"/>
+        <a:font script="Osma" typeface="Ebrima"/>
+        <a:font script="Phag" typeface="Phagspa"/>
+        <a:font script="Syrn" typeface="Estrangelo Edessa"/>
+        <a:font script="Syrj" typeface="Estrangelo Edessa"/>
+        <a:font script="Syre" typeface="Estrangelo Edessa"/>
+        <a:font script="Sora" typeface="Nirmala UI"/>
+        <a:font script="Tale" typeface="Microsoft Tai Le"/>
+        <a:font script="Talu" typeface="Microsoft New Tai Lue"/>
+        <a:font script="Tfng" typeface="Ebrima"/>
+      </a:minorFont>
+    </a:fontScheme>
+    <a:fmtScheme name="Office">
+      <a:fillStyleLst>
+        <a:solidFill>
+          <a:schemeClr val="phClr"/>
+        </a:solidFill>
+        <a:gradFill rotWithShape="1">
+          <a:gsLst>
+            <a:gs pos="0">
+              <a:schemeClr val="phClr">
+                <a:lumMod val="110000"/>
+                <a:satMod val="105000"/>
+                <a:tint val="67000"/>
+              </a:schemeClr>
+            </a:gs>
+            <a:gs pos="50000">
+              <a:schemeClr val="phClr">
+                <a:lumMod val="105000"/>
+                <a:satMod val="103000"/>
+                <a:tint val="73000"/>
+              </a:schemeClr>
+            </a:gs>
+            <a:gs pos="100000">
+              <a:schemeClr val="phClr">
+                <a:lumMod val="105000"/>
+                <a:satMod val="109000"/>
+                <a:tint val="81000"/>
+              </a:schemeClr>
+            </a:gs>
+          </a:gsLst>
+          <a:lin ang="5400000" scaled="0"/>
+        </a:gradFill>
+        <a:gradFill rotWithShape="1">
+          <a:gsLst>
+            <a:gs pos="0">
+              <a:schemeClr val="phClr">
+                <a:satMod val="103000"/>
+                <a:lumMod val="102000"/>
+                <a:tint val="94000"/>
+              </a:schemeClr>
+            </a:gs>
+            <a:gs pos="50000">
+              <a:schemeClr val="phClr">
+                <a:satMod val="110000"/>
+                <a:lumMod val="100000"/>
+                <a:shade val="100000"/>
+              </a:schemeClr>
+            </a:gs>
+            <a:gs pos="100000">
+              <a:schemeClr val="phClr">
+                <a:lumMod val="99000"/>
+                <a:satMod val="120000"/>
+                <a:shade val="78000"/>
+              </a:schemeClr>
+            </a:gs>
+          </a:gsLst>
+          <a:lin ang="5400000" scaled="0"/>
+        </a:gradFill>
+      </a:fillStyleLst>
+      <a:lnStyleLst>
+        <a:ln w="12700" cap="flat" cmpd="sng" algn="ctr">
+          <a:solidFill>
+            <a:schemeClr val="phClr"/>
+          </a:solidFill>
+          <a:prstDash val="solid"/>
+          <a:miter lim="800000"/>
+        </a:ln>
+        <a:ln w="19050" cap="flat" cmpd="sng" algn="ctr">
+          <a:solidFill>
+            <a:schemeClr val="phClr"/>
+          </a:solidFill>
+          <a:prstDash val="solid"/>
+          <a:miter lim="800000"/>
+        </a:ln>
+        <a:ln w="25400" cap="flat" cmpd="sng" algn="ctr">
+          <a:solidFill>
+            <a:schemeClr val="phClr"/>
+          </a:solidFill>
+          <a:prstDash val="solid"/>
+          <a:miter lim="800000"/>
+        </a:ln>
+      </a:lnStyleLst>
+      <a:effectStyleLst>
+        <a:effectStyle>
+          <a:effectLst/>
+        </a:effectStyle>
+        <a:effectStyle>
+          <a:effectLst/>
+        </a:effectStyle>
+        <a:effectStyle>
+          <a:effectLst>
+            <a:outerShdw blurRad="57150" dist="19050" dir="5400000" algn="ctr" rotWithShape="0">
+              <a:srgbClr val="000000">
+                <a:alpha val="63000"/>
+              </a:srgbClr>
+            </a:outerShdw>
+          </a:effectLst>
+        </a:effectStyle>
+      </a:effectStyleLst>
+      <a:bgFillStyleLst>
+        <a:solidFill>
+          <a:schemeClr val="phClr"/>
+        </a:solidFill>
+        <a:solidFill>
+          <a:schemeClr val="phClr">
+            <a:tint val="95000"/>
+            <a:satMod val="170000"/>
+          </a:schemeClr>
+        </a:solidFill>
+        <a:gradFill rotWithShape="1">
+          <a:gsLst>
+            <a:gs pos="0">
+              <a:schemeClr val="phClr">
+                <a:tint val="93000"/>
+                <a:satMod val="150000"/>
+                <a:shade val="98000"/>
+                <a:lumMod val="102000"/>
+              </a:schemeClr>
+            </a:gs>
+            <a:gs pos="50000">
+              <a:schemeClr val="phClr">
+                <a:tint val="98000"/>
+                <a:satMod val="130000"/>
+                <a:shade val="90000"/>
+                <a:lumMod val="103000"/>
+              </a:schemeClr>
+            </a:gs>
+            <a:gs pos="100000">
+              <a:schemeClr val="phClr">
+                <a:shade val="63000"/>
+                <a:satMod val="120000"/>
+              </a:schemeClr>
+            </a:gs>
+          </a:gsLst>
+          <a:lin ang="5400000" scaled="0"/>
+        </a:gradFill>
+      </a:bgFillStyleLst>
+    </a:fmtScheme>
+  </a:themeElements>
+  <a:objectDefaults>
+    <a:lnDef>
+      <a:spPr/>
+      <a:bodyPr/>
+      <a:lstStyle/>
+      <a:style>
+        <a:lnRef idx="2">
+          <a:schemeClr val="accent1"/>
+        </a:lnRef>
+        <a:fillRef idx="0">
+          <a:schemeClr val="accent1"/>
+        </a:fillRef>
+        <a:effectRef idx="1">
+          <a:schemeClr val="accent1"/>
+        </a:effectRef>
+        <a:fontRef idx="minor">
+          <a:schemeClr val="tx1"/>
+        </a:fontRef>
+      </a:style>
+    </a:lnDef>
+  </a:objectDefaults>
+  <a:extraClrSchemeLst/>
+  <a:extLst>
+    <a:ext uri="{05A4C25C-085E-4340-85A3-A5531E510DB2}">
+      <thm15:themeFamily xmlns:thm15="http://schemas.microsoft.com/office/thememl/2012/main" name="Office Theme" id="{2E142A2C-CD16-42D6-873A-C26D2A0506FA}" vid="{1BDDFF52-6CD6-40A5-AB3C-68EB2F1E4D0A}"/>
+    </a:ext>
+  </a:extLst>
+</a:theme>
 </file>
--- a/docs/user-guide/en/pages/08-retention.docx
+++ b/docs/user-guide/en/pages/08-retention.docx
@@ -50,7 +50,7 @@
         <w:rPr>
           <w:color w:val="27251F"/>
         </w:rPr>
-        <w:t>Use this page to see how long employees stay - the opposite lens from Turnover. It is built around the 6-month retention milestone: for hires old enough to have reached (or resigned before) that milestone, are they still on the team? Employees hired too recently to have reached 180 days are excluded from milestone-based figures until they are eligible.</w:t>
+        <w:t xml:space="preserve">Use this page to see how long employees stay - the opposite lens from Turnover. Most charts are snapshots of today's active team: how long people have been on the job, using 6 months (180 days) as the main benchmark. Two parts look at the past instead: the Smart Insights (hire-cohort retention) and the all-time "how soon people leave" chart.</w:t>
       </w:r>
     </w:p>
     <w:p>
@@ -119,21 +119,21 @@
         <w:rPr>
           <w:color w:val="27251F"/>
         </w:rPr>
-        <w:t xml:space="preserve">The Year/Months filter picks which hire cohort(s) to </w:t>
+        <w:t xml:space="preserve">Choosing a Store, Operation Manager, Operation Consultant, Senior Operation Consultant, Operation Director or Job Title filters every chart and table to just that selection. The Year/Months filter only affects the Smart Insights (which hires they look at); every chart shows the current team from the latest roster, except the monthly hiring chart, which starts at the selected year.</w:t>
       </w:r>
       <w:proofErr w:type="spellStart"/>
       <w:r>
         <w:rPr>
           <w:color w:val="27251F"/>
         </w:rPr>
-        <w:t>analyse</w:t>
+        <w:t/>
       </w:r>
       <w:proofErr w:type="spellEnd"/>
       <w:r>
         <w:rPr>
           <w:color w:val="27251F"/>
         </w:rPr>
-        <w:t xml:space="preserve"> - retention is always measured from each employee's own hire date, not from the filtered period itself. Choosing a Store, Operation Manager, Operation Consultant, Senior Operation Consultant or Operation Director filters every chart and table to just that selection.</w:t>
+        <w:t xml:space="preserve"/>
       </w:r>
     </w:p>
     <w:p>
@@ -202,7 +202,7 @@
         <w:rPr>
           <w:color w:val="27251F"/>
         </w:rPr>
-        <w:t>Automatic takeaways about retention for your current filters. Read these first, then use the charts below to see where each one comes from.</w:t>
+        <w:t xml:space="preserve">Up to four automatic takeaways: whether 1-year retention of recent hiring months is improving or slipping, the best store (and the weakest, if under 50%) for 1-year retention among employees hired in the selected months, and the share of today's team with more than a year of service. Read these first, then use the charts below.</w:t>
       </w:r>
     </w:p>
     <w:p>
@@ -748,7 +748,7 @@
         <w:rPr>
           <w:color w:val="27251F"/>
         </w:rPr>
-        <w:t>Each card shows the share of today's active headcount that has reached a tenure milestone (under 6 months, 6-12 months, 1-2 years and so on). It is a snapshot of team experience, not a survival rate.</w:t>
+        <w:t xml:space="preserve">Each card shows the share of today's active headcount currently in a tenure band (under 6 months, 6-12 months, 1-2 years ... 5+ years); the bands add up to 100%. It is a snapshot of team experience, not a survival rate, and it ignores the Months filter.</w:t>
       </w:r>
     </w:p>
     <w:p>
@@ -921,7 +921,7 @@
               <w:rPr>
                 <w:color w:val="27251F"/>
               </w:rPr>
-              <w:t>The survival curve shows, for each tenure milestone (for example 30, 60, 90, 180 days), what percentage of hires eligible for that milestone are still employed - where people tend to drop off.</w:t>
+              <w:t xml:space="preserve">The Team Tenure Curve shows, for each tenure mark (Day 0, 1, 3, 6 months, 1, 1.5, 2, 3, 4 and 5 years), the percentage of today's active employees who have been on the job at least that long. It describes the current team, not hires over time, and it ignores the Months filter.</w:t>
             </w:r>
           </w:p>
         </w:tc>
@@ -1041,7 +1041,7 @@
               <w:rPr>
                 <w:color w:val="27251F"/>
               </w:rPr>
-              <w:t>The stores with the best 6-month retention rate.</w:t>
+              <w:t xml:space="preserve">The 5 stores with the highest share of their current team that has 6+ months on the job.</w:t>
             </w:r>
           </w:p>
         </w:tc>
@@ -1119,7 +1119,7 @@
               <w:rPr>
                 <w:color w:val="27251F"/>
               </w:rPr>
-              <w:t>The stores with the worst 6-month retention rate - worth a closer look.</w:t>
+              <w:t xml:space="preserve">The 5 stores with the lowest share of their current team that has 6+ months on the job - worth a closer look.</w:t>
             </w:r>
           </w:p>
         </w:tc>
@@ -1526,7 +1526,7 @@
         <w:rPr>
           <w:color w:val="27251F"/>
         </w:rPr>
-        <w:t>The stores with the highest and lowest average tenure of their current team, in months.</w:t>
+        <w:t xml:space="preserve">The 5 stores with the highest and the 5 with the lowest average tenure of their current team, in months.</w:t>
       </w:r>
     </w:p>
     <w:tbl>
@@ -1705,7 +1705,7 @@
         <w:rPr>
           <w:color w:val="27251F"/>
         </w:rPr>
-        <w:t>The Operation Consultants with the highest and lowest average tenure across their stores' current teams.</w:t>
+        <w:t xml:space="preserve">The 5 Operation Consultants with the highest and the 5 with the lowest average tenure across their stores' current teams.</w:t>
       </w:r>
     </w:p>
     <w:p>
@@ -1900,7 +1900,7 @@
               <w:rPr>
                 <w:color w:val="27251F"/>
               </w:rPr>
-              <w:t xml:space="preserve">New hires per month, all-time - context for reading the retention charts alongside how much hiring was </w:t>
+              <w:t xml:space="preserve">New hires per month from the selected year onward (everyone hired that month, including people who have since left; it ignores the Months filter) - context for reading the retention charts alongside how much hiring was </w:t>
             </w:r>
             <w:proofErr w:type="gramStart"/>
             <w:r>
@@ -1992,7 +1992,7 @@
         <w:rPr>
           <w:color w:val="27251F"/>
         </w:rPr>
-        <w:t>Every store's headcount and a tenure-band mix (how many employees fall in each tenure range), so you can see whether a store's team is mostly new or mostly experienced.</w:t>
+        <w:t xml:space="preserve">Every store's headcount on the latest roster and a tenure-band mix (how many employees fall in each tenure range), so you can see whether a store's team is mostly new or mostly experienced.</w:t>
       </w:r>
     </w:p>
     <w:p>
@@ -2279,7 +2279,7 @@
         <w:rPr>
           <w:color w:val="27251F"/>
         </w:rPr>
-        <w:t>Operation Consultants, Directors and Managers ranked by the average tenure of employees across all their stores.</w:t>
+        <w:t xml:space="preserve">Operation Consultants, Senior Operation Consultants, Operation Directors and Operation Managers ranked, longest average tenure first, by the average tenure (in months) of the current team across all their stores.</w:t>
       </w:r>
     </w:p>
     <w:sectPr>
